--- a/templates/template_perechen115.docx
+++ b/templates/template_perechen115.docx
@@ -7,43 +7,45 @@
         <w:jc w:val="both"/>
         <w:rPr>
           <w:rFonts w:ascii="Times New Roman" w:eastAsia="Aptos" w:hAnsi="Times New Roman" w:cs="Times New Roman"/>
-          <w:sz w:val="28"/>
-          <w:szCs w:val="28"/>
-        </w:rPr>
-      </w:pPr>
-      <w:r>
-        <w:rPr>
-          <w:rFonts w:ascii="Times New Roman" w:eastAsia="Aptos" w:hAnsi="Times New Roman" w:cs="Times New Roman"/>
-          <w:sz w:val="28"/>
-          <w:szCs w:val="28"/>
+          <w:sz w:val="26"/>
+          <w:szCs w:val="26"/>
+        </w:rPr>
+      </w:pPr>
+      <w:r>
+        <w:rPr>
+          <w:rFonts w:ascii="Times New Roman" w:eastAsia="Aptos" w:hAnsi="Times New Roman" w:cs="Times New Roman"/>
+          <w:sz w:val="26"/>
+          <w:szCs w:val="26"/>
         </w:rPr>
         <w:t>ТРУДОВОЙ ДОГОВОР № ____</w:t>
       </w:r>
-    </w:p>
-    <w:p>
-      <w:pPr>
-        <w:jc w:val="both"/>
-        <w:rPr>
-          <w:rFonts w:ascii="Times New Roman" w:eastAsia="Aptos" w:hAnsi="Times New Roman" w:cs="Times New Roman"/>
-          <w:sz w:val="28"/>
-          <w:szCs w:val="28"/>
-        </w:rPr>
-      </w:pPr>
-    </w:p>
-    <w:p>
-      <w:pPr>
-        <w:jc w:val="both"/>
-        <w:rPr>
-          <w:rFonts w:ascii="Times New Roman" w:eastAsia="Aptos" w:hAnsi="Times New Roman" w:cs="Times New Roman"/>
-          <w:sz w:val="28"/>
-          <w:szCs w:val="28"/>
-        </w:rPr>
-      </w:pPr>
-      <w:r>
-        <w:rPr>
-          <w:rFonts w:ascii="Times New Roman" w:eastAsia="Aptos" w:hAnsi="Times New Roman" w:cs="Times New Roman"/>
-          <w:sz w:val="28"/>
-          <w:szCs w:val="28"/>
+      <w:bookmarkStart w:id="0" w:name="_GoBack"/>
+      <w:bookmarkEnd w:id="0"/>
+    </w:p>
+    <w:p>
+      <w:pPr>
+        <w:jc w:val="both"/>
+        <w:rPr>
+          <w:rFonts w:ascii="Times New Roman" w:eastAsia="Aptos" w:hAnsi="Times New Roman" w:cs="Times New Roman"/>
+          <w:sz w:val="26"/>
+          <w:szCs w:val="26"/>
+        </w:rPr>
+      </w:pPr>
+    </w:p>
+    <w:p>
+      <w:pPr>
+        <w:jc w:val="both"/>
+        <w:rPr>
+          <w:rFonts w:ascii="Times New Roman" w:eastAsia="Aptos" w:hAnsi="Times New Roman" w:cs="Times New Roman"/>
+          <w:sz w:val="26"/>
+          <w:szCs w:val="26"/>
+        </w:rPr>
+      </w:pPr>
+      <w:r>
+        <w:rPr>
+          <w:rFonts w:ascii="Times New Roman" w:eastAsia="Aptos" w:hAnsi="Times New Roman" w:cs="Times New Roman"/>
+          <w:sz w:val="26"/>
+          <w:szCs w:val="26"/>
         </w:rPr>
         <w:t>{{</w:t>
       </w:r>
@@ -51,8 +53,8 @@
       <w:r>
         <w:rPr>
           <w:rFonts w:ascii="Times New Roman" w:eastAsia="Aptos" w:hAnsi="Times New Roman" w:cs="Times New Roman"/>
-          <w:sz w:val="28"/>
-          <w:szCs w:val="28"/>
+          <w:sz w:val="26"/>
+          <w:szCs w:val="26"/>
         </w:rPr>
         <w:t>gorod</w:t>
       </w:r>
@@ -60,8 +62,8 @@
       <w:r>
         <w:rPr>
           <w:rFonts w:ascii="Times New Roman" w:eastAsia="Aptos" w:hAnsi="Times New Roman" w:cs="Times New Roman"/>
-          <w:sz w:val="28"/>
-          <w:szCs w:val="28"/>
+          <w:sz w:val="26"/>
+          <w:szCs w:val="26"/>
         </w:rPr>
         <w:t>}}                                                       {{</w:t>
       </w:r>
@@ -69,8 +71,8 @@
       <w:r>
         <w:rPr>
           <w:rFonts w:ascii="Times New Roman" w:eastAsia="Aptos" w:hAnsi="Times New Roman" w:cs="Times New Roman"/>
-          <w:sz w:val="28"/>
-          <w:szCs w:val="28"/>
+          <w:sz w:val="26"/>
+          <w:szCs w:val="26"/>
         </w:rPr>
         <w:t>data_podpisania</w:t>
       </w:r>
@@ -78,8 +80,8 @@
       <w:r>
         <w:rPr>
           <w:rFonts w:ascii="Times New Roman" w:eastAsia="Aptos" w:hAnsi="Times New Roman" w:cs="Times New Roman"/>
-          <w:sz w:val="28"/>
-          <w:szCs w:val="28"/>
+          <w:sz w:val="26"/>
+          <w:szCs w:val="26"/>
         </w:rPr>
         <w:t>}}</w:t>
       </w:r>
@@ -89,25 +91,25 @@
         <w:jc w:val="both"/>
         <w:rPr>
           <w:rFonts w:ascii="Times New Roman" w:eastAsia="Aptos" w:hAnsi="Times New Roman" w:cs="Times New Roman"/>
-          <w:sz w:val="28"/>
-          <w:szCs w:val="28"/>
-        </w:rPr>
-      </w:pPr>
-    </w:p>
-    <w:p>
-      <w:pPr>
-        <w:jc w:val="both"/>
-        <w:rPr>
-          <w:rFonts w:ascii="Times New Roman" w:eastAsia="Aptos" w:hAnsi="Times New Roman" w:cs="Times New Roman"/>
-          <w:sz w:val="28"/>
-          <w:szCs w:val="28"/>
-        </w:rPr>
-      </w:pPr>
-      <w:r>
-        <w:rPr>
-          <w:rFonts w:ascii="Times New Roman" w:eastAsia="Aptos" w:hAnsi="Times New Roman" w:cs="Times New Roman"/>
-          <w:sz w:val="28"/>
-          <w:szCs w:val="28"/>
+          <w:sz w:val="26"/>
+          <w:szCs w:val="26"/>
+        </w:rPr>
+      </w:pPr>
+    </w:p>
+    <w:p>
+      <w:pPr>
+        <w:jc w:val="both"/>
+        <w:rPr>
+          <w:rFonts w:ascii="Times New Roman" w:eastAsia="Aptos" w:hAnsi="Times New Roman" w:cs="Times New Roman"/>
+          <w:sz w:val="26"/>
+          <w:szCs w:val="26"/>
+        </w:rPr>
+      </w:pPr>
+      <w:r>
+        <w:rPr>
+          <w:rFonts w:ascii="Times New Roman" w:eastAsia="Aptos" w:hAnsi="Times New Roman" w:cs="Times New Roman"/>
+          <w:sz w:val="26"/>
+          <w:szCs w:val="26"/>
         </w:rPr>
         <w:t>Общество с ограниченной ответственностью «ВИТАРМИКО», в лице директора Шевякова Константина Андреевича, действующего на основании Устава (далее — Наниматель), с одной стороны, и {{</w:t>
       </w:r>
@@ -115,8 +117,8 @@
       <w:r>
         <w:rPr>
           <w:rFonts w:ascii="Times New Roman" w:eastAsia="Aptos" w:hAnsi="Times New Roman" w:cs="Times New Roman"/>
-          <w:sz w:val="28"/>
-          <w:szCs w:val="28"/>
+          <w:sz w:val="26"/>
+          <w:szCs w:val="26"/>
         </w:rPr>
         <w:t>grazhdanstvo</w:t>
       </w:r>
@@ -124,8 +126,8 @@
       <w:r>
         <w:rPr>
           <w:rFonts w:ascii="Times New Roman" w:eastAsia="Aptos" w:hAnsi="Times New Roman" w:cs="Times New Roman"/>
-          <w:sz w:val="28"/>
-          <w:szCs w:val="28"/>
+          <w:sz w:val="26"/>
+          <w:szCs w:val="26"/>
         </w:rPr>
         <w:t>}} {{</w:t>
       </w:r>
@@ -133,8 +135,8 @@
       <w:r>
         <w:rPr>
           <w:rFonts w:ascii="Times New Roman" w:eastAsia="Aptos" w:hAnsi="Times New Roman" w:cs="Times New Roman"/>
-          <w:sz w:val="28"/>
-          <w:szCs w:val="28"/>
+          <w:sz w:val="26"/>
+          <w:szCs w:val="26"/>
         </w:rPr>
         <w:t>FIO_rabotnika</w:t>
       </w:r>
@@ -142,8 +144,8 @@
       <w:r>
         <w:rPr>
           <w:rFonts w:ascii="Times New Roman" w:eastAsia="Aptos" w:hAnsi="Times New Roman" w:cs="Times New Roman"/>
-          <w:sz w:val="28"/>
-          <w:szCs w:val="28"/>
+          <w:sz w:val="26"/>
+          <w:szCs w:val="26"/>
         </w:rPr>
         <w:t>}}, {{</w:t>
       </w:r>
@@ -151,8 +153,8 @@
       <w:r>
         <w:rPr>
           <w:rFonts w:ascii="Times New Roman" w:eastAsia="Aptos" w:hAnsi="Times New Roman" w:cs="Times New Roman"/>
-          <w:sz w:val="28"/>
-          <w:szCs w:val="28"/>
+          <w:sz w:val="26"/>
+          <w:szCs w:val="26"/>
         </w:rPr>
         <w:t>data_rozhdenia</w:t>
       </w:r>
@@ -160,8 +162,8 @@
       <w:r>
         <w:rPr>
           <w:rFonts w:ascii="Times New Roman" w:eastAsia="Aptos" w:hAnsi="Times New Roman" w:cs="Times New Roman"/>
-          <w:sz w:val="28"/>
-          <w:szCs w:val="28"/>
+          <w:sz w:val="26"/>
+          <w:szCs w:val="26"/>
         </w:rPr>
         <w:t>}}, паспорт {{</w:t>
       </w:r>
@@ -169,8 +171,8 @@
       <w:r>
         <w:rPr>
           <w:rFonts w:ascii="Times New Roman" w:eastAsia="Aptos" w:hAnsi="Times New Roman" w:cs="Times New Roman"/>
-          <w:sz w:val="28"/>
-          <w:szCs w:val="28"/>
+          <w:sz w:val="26"/>
+          <w:szCs w:val="26"/>
         </w:rPr>
         <w:t>seria_pasporta</w:t>
       </w:r>
@@ -178,8 +180,8 @@
       <w:r>
         <w:rPr>
           <w:rFonts w:ascii="Times New Roman" w:eastAsia="Aptos" w:hAnsi="Times New Roman" w:cs="Times New Roman"/>
-          <w:sz w:val="28"/>
-          <w:szCs w:val="28"/>
+          <w:sz w:val="26"/>
+          <w:szCs w:val="26"/>
         </w:rPr>
         <w:t>}} № {{</w:t>
       </w:r>
@@ -187,8 +189,8 @@
       <w:r>
         <w:rPr>
           <w:rFonts w:ascii="Times New Roman" w:eastAsia="Aptos" w:hAnsi="Times New Roman" w:cs="Times New Roman"/>
-          <w:sz w:val="28"/>
-          <w:szCs w:val="28"/>
+          <w:sz w:val="26"/>
+          <w:szCs w:val="26"/>
         </w:rPr>
         <w:t>nomer_pasporta</w:t>
       </w:r>
@@ -196,8 +198,8 @@
       <w:r>
         <w:rPr>
           <w:rFonts w:ascii="Times New Roman" w:eastAsia="Aptos" w:hAnsi="Times New Roman" w:cs="Times New Roman"/>
-          <w:sz w:val="28"/>
-          <w:szCs w:val="28"/>
+          <w:sz w:val="26"/>
+          <w:szCs w:val="26"/>
         </w:rPr>
         <w:t>}}, выдан {{</w:t>
       </w:r>
@@ -205,8 +207,8 @@
       <w:r>
         <w:rPr>
           <w:rFonts w:ascii="Times New Roman" w:eastAsia="Aptos" w:hAnsi="Times New Roman" w:cs="Times New Roman"/>
-          <w:sz w:val="28"/>
-          <w:szCs w:val="28"/>
+          <w:sz w:val="26"/>
+          <w:szCs w:val="26"/>
         </w:rPr>
         <w:t>kem_vydan</w:t>
       </w:r>
@@ -214,8 +216,8 @@
       <w:r>
         <w:rPr>
           <w:rFonts w:ascii="Times New Roman" w:eastAsia="Aptos" w:hAnsi="Times New Roman" w:cs="Times New Roman"/>
-          <w:sz w:val="28"/>
-          <w:szCs w:val="28"/>
+          <w:sz w:val="26"/>
+          <w:szCs w:val="26"/>
         </w:rPr>
         <w:t>}}, зарегистрированны</w:t>
       </w:r>
@@ -223,8 +225,8 @@
       <w:r>
         <w:rPr>
           <w:rFonts w:ascii="Times New Roman" w:eastAsia="Aptos" w:hAnsi="Times New Roman" w:cs="Times New Roman"/>
-          <w:sz w:val="28"/>
-          <w:szCs w:val="28"/>
+          <w:sz w:val="26"/>
+          <w:szCs w:val="26"/>
         </w:rPr>
         <w:t>й(</w:t>
       </w:r>
@@ -233,8 +235,8 @@
       <w:r>
         <w:rPr>
           <w:rFonts w:ascii="Times New Roman" w:eastAsia="Aptos" w:hAnsi="Times New Roman" w:cs="Times New Roman"/>
-          <w:sz w:val="28"/>
-          <w:szCs w:val="28"/>
+          <w:sz w:val="26"/>
+          <w:szCs w:val="26"/>
         </w:rPr>
         <w:t>ая</w:t>
       </w:r>
@@ -242,8 +244,8 @@
       <w:r>
         <w:rPr>
           <w:rFonts w:ascii="Times New Roman" w:eastAsia="Aptos" w:hAnsi="Times New Roman" w:cs="Times New Roman"/>
-          <w:sz w:val="28"/>
-          <w:szCs w:val="28"/>
+          <w:sz w:val="26"/>
+          <w:szCs w:val="26"/>
         </w:rPr>
         <w:t>) по адресу: {{</w:t>
       </w:r>
@@ -251,8 +253,8 @@
       <w:r>
         <w:rPr>
           <w:rFonts w:ascii="Times New Roman" w:eastAsia="Aptos" w:hAnsi="Times New Roman" w:cs="Times New Roman"/>
-          <w:sz w:val="28"/>
-          <w:szCs w:val="28"/>
+          <w:sz w:val="26"/>
+          <w:szCs w:val="26"/>
         </w:rPr>
         <w:t>adres_propiski</w:t>
       </w:r>
@@ -260,8 +262,8 @@
       <w:r>
         <w:rPr>
           <w:rFonts w:ascii="Times New Roman" w:eastAsia="Aptos" w:hAnsi="Times New Roman" w:cs="Times New Roman"/>
-          <w:sz w:val="28"/>
-          <w:szCs w:val="28"/>
+          <w:sz w:val="26"/>
+          <w:szCs w:val="26"/>
         </w:rPr>
         <w:t>}}, временно проживающий(</w:t>
       </w:r>
@@ -269,8 +271,8 @@
       <w:r>
         <w:rPr>
           <w:rFonts w:ascii="Times New Roman" w:eastAsia="Aptos" w:hAnsi="Times New Roman" w:cs="Times New Roman"/>
-          <w:sz w:val="28"/>
-          <w:szCs w:val="28"/>
+          <w:sz w:val="26"/>
+          <w:szCs w:val="26"/>
         </w:rPr>
         <w:t>ая</w:t>
       </w:r>
@@ -278,8 +280,8 @@
       <w:r>
         <w:rPr>
           <w:rFonts w:ascii="Times New Roman" w:eastAsia="Aptos" w:hAnsi="Times New Roman" w:cs="Times New Roman"/>
-          <w:sz w:val="28"/>
-          <w:szCs w:val="28"/>
+          <w:sz w:val="26"/>
+          <w:szCs w:val="26"/>
         </w:rPr>
         <w:t>) по адресу: {{</w:t>
       </w:r>
@@ -287,8 +289,8 @@
       <w:r>
         <w:rPr>
           <w:rFonts w:ascii="Times New Roman" w:eastAsia="Aptos" w:hAnsi="Times New Roman" w:cs="Times New Roman"/>
-          <w:sz w:val="28"/>
-          <w:szCs w:val="28"/>
+          <w:sz w:val="26"/>
+          <w:szCs w:val="26"/>
         </w:rPr>
         <w:t>adres_prozhivania</w:t>
       </w:r>
@@ -296,8 +298,8 @@
       <w:r>
         <w:rPr>
           <w:rFonts w:ascii="Times New Roman" w:eastAsia="Aptos" w:hAnsi="Times New Roman" w:cs="Times New Roman"/>
-          <w:sz w:val="28"/>
-          <w:szCs w:val="28"/>
+          <w:sz w:val="26"/>
+          <w:szCs w:val="26"/>
         </w:rPr>
         <w:t>}} (далее — Работник), с другой стороны, заключили настоящий трудовой договор о нижеследующем.</w:t>
       </w:r>
@@ -307,25 +309,25 @@
         <w:jc w:val="both"/>
         <w:rPr>
           <w:rFonts w:ascii="Times New Roman" w:eastAsia="Aptos" w:hAnsi="Times New Roman" w:cs="Times New Roman"/>
-          <w:sz w:val="28"/>
-          <w:szCs w:val="28"/>
-        </w:rPr>
-      </w:pPr>
-    </w:p>
-    <w:p>
-      <w:pPr>
-        <w:jc w:val="both"/>
-        <w:rPr>
-          <w:rFonts w:ascii="Times New Roman" w:eastAsia="Aptos" w:hAnsi="Times New Roman" w:cs="Times New Roman"/>
-          <w:sz w:val="28"/>
-          <w:szCs w:val="28"/>
-        </w:rPr>
-      </w:pPr>
-      <w:r>
-        <w:rPr>
-          <w:rFonts w:ascii="Times New Roman" w:eastAsia="Aptos" w:hAnsi="Times New Roman" w:cs="Times New Roman"/>
-          <w:sz w:val="28"/>
-          <w:szCs w:val="28"/>
+          <w:sz w:val="26"/>
+          <w:szCs w:val="26"/>
+        </w:rPr>
+      </w:pPr>
+    </w:p>
+    <w:p>
+      <w:pPr>
+        <w:jc w:val="both"/>
+        <w:rPr>
+          <w:rFonts w:ascii="Times New Roman" w:eastAsia="Aptos" w:hAnsi="Times New Roman" w:cs="Times New Roman"/>
+          <w:sz w:val="26"/>
+          <w:szCs w:val="26"/>
+        </w:rPr>
+      </w:pPr>
+      <w:r>
+        <w:rPr>
+          <w:rFonts w:ascii="Times New Roman" w:eastAsia="Aptos" w:hAnsi="Times New Roman" w:cs="Times New Roman"/>
+          <w:sz w:val="26"/>
+          <w:szCs w:val="26"/>
         </w:rPr>
         <w:t>1. ОБЩИЕ ПОЛОЖЕНИЯ</w:t>
       </w:r>
@@ -335,15 +337,15 @@
         <w:jc w:val="both"/>
         <w:rPr>
           <w:rFonts w:ascii="Times New Roman" w:eastAsia="Aptos" w:hAnsi="Times New Roman" w:cs="Times New Roman"/>
-          <w:sz w:val="28"/>
-          <w:szCs w:val="28"/>
-        </w:rPr>
-      </w:pPr>
-      <w:r>
-        <w:rPr>
-          <w:rFonts w:ascii="Times New Roman" w:eastAsia="Aptos" w:hAnsi="Times New Roman" w:cs="Times New Roman"/>
-          <w:sz w:val="28"/>
-          <w:szCs w:val="28"/>
+          <w:sz w:val="26"/>
+          <w:szCs w:val="26"/>
+        </w:rPr>
+      </w:pPr>
+      <w:r>
+        <w:rPr>
+          <w:rFonts w:ascii="Times New Roman" w:eastAsia="Aptos" w:hAnsi="Times New Roman" w:cs="Times New Roman"/>
+          <w:sz w:val="26"/>
+          <w:szCs w:val="26"/>
         </w:rPr>
         <w:t>1.1. Наниматель принимает Работника на работу в ООО «ВИТАРМИКО» на должность {{</w:t>
       </w:r>
@@ -351,8 +353,8 @@
       <w:r>
         <w:rPr>
           <w:rFonts w:ascii="Times New Roman" w:eastAsia="Aptos" w:hAnsi="Times New Roman" w:cs="Times New Roman"/>
-          <w:sz w:val="28"/>
-          <w:szCs w:val="28"/>
+          <w:sz w:val="26"/>
+          <w:szCs w:val="26"/>
         </w:rPr>
         <w:t>dolzhnost</w:t>
       </w:r>
@@ -360,8 +362,8 @@
       <w:r>
         <w:rPr>
           <w:rFonts w:ascii="Times New Roman" w:eastAsia="Aptos" w:hAnsi="Times New Roman" w:cs="Times New Roman"/>
-          <w:sz w:val="28"/>
-          <w:szCs w:val="28"/>
+          <w:sz w:val="26"/>
+          <w:szCs w:val="26"/>
         </w:rPr>
         <w:t>}}, {{</w:t>
       </w:r>
@@ -369,8 +371,8 @@
       <w:r>
         <w:rPr>
           <w:rFonts w:ascii="Times New Roman" w:eastAsia="Aptos" w:hAnsi="Times New Roman" w:cs="Times New Roman"/>
-          <w:sz w:val="28"/>
-          <w:szCs w:val="28"/>
+          <w:sz w:val="26"/>
+          <w:szCs w:val="26"/>
         </w:rPr>
         <w:t>tip_zanyatosti</w:t>
       </w:r>
@@ -378,8 +380,8 @@
       <w:r>
         <w:rPr>
           <w:rFonts w:ascii="Times New Roman" w:eastAsia="Aptos" w:hAnsi="Times New Roman" w:cs="Times New Roman"/>
-          <w:sz w:val="28"/>
-          <w:szCs w:val="28"/>
+          <w:sz w:val="26"/>
+          <w:szCs w:val="26"/>
         </w:rPr>
         <w:t>}}, на {{</w:t>
       </w:r>
@@ -387,8 +389,8 @@
       <w:r>
         <w:rPr>
           <w:rFonts w:ascii="Times New Roman" w:eastAsia="Aptos" w:hAnsi="Times New Roman" w:cs="Times New Roman"/>
-          <w:sz w:val="28"/>
-          <w:szCs w:val="28"/>
+          <w:sz w:val="26"/>
+          <w:szCs w:val="26"/>
         </w:rPr>
         <w:t>stavka</w:t>
       </w:r>
@@ -396,8 +398,8 @@
       <w:r>
         <w:rPr>
           <w:rFonts w:ascii="Times New Roman" w:eastAsia="Aptos" w:hAnsi="Times New Roman" w:cs="Times New Roman"/>
-          <w:sz w:val="28"/>
-          <w:szCs w:val="28"/>
+          <w:sz w:val="26"/>
+          <w:szCs w:val="26"/>
         </w:rPr>
         <w:t>}} ставки.</w:t>
       </w:r>
@@ -407,15 +409,15 @@
         <w:jc w:val="both"/>
         <w:rPr>
           <w:rFonts w:ascii="Times New Roman" w:eastAsia="Aptos" w:hAnsi="Times New Roman" w:cs="Times New Roman"/>
-          <w:sz w:val="28"/>
-          <w:szCs w:val="28"/>
-        </w:rPr>
-      </w:pPr>
-      <w:r>
-        <w:rPr>
-          <w:rFonts w:ascii="Times New Roman" w:eastAsia="Aptos" w:hAnsi="Times New Roman" w:cs="Times New Roman"/>
-          <w:sz w:val="28"/>
-          <w:szCs w:val="28"/>
+          <w:sz w:val="26"/>
+          <w:szCs w:val="26"/>
+        </w:rPr>
+      </w:pPr>
+      <w:r>
+        <w:rPr>
+          <w:rFonts w:ascii="Times New Roman" w:eastAsia="Aptos" w:hAnsi="Times New Roman" w:cs="Times New Roman"/>
+          <w:sz w:val="26"/>
+          <w:szCs w:val="26"/>
         </w:rPr>
         <w:t>1.2. Место работы: {{</w:t>
       </w:r>
@@ -423,8 +425,8 @@
       <w:r>
         <w:rPr>
           <w:rFonts w:ascii="Times New Roman" w:eastAsia="Aptos" w:hAnsi="Times New Roman" w:cs="Times New Roman"/>
-          <w:sz w:val="28"/>
-          <w:szCs w:val="28"/>
+          <w:sz w:val="26"/>
+          <w:szCs w:val="26"/>
         </w:rPr>
         <w:t>mesto_raboty</w:t>
       </w:r>
@@ -432,8 +434,8 @@
       <w:r>
         <w:rPr>
           <w:rFonts w:ascii="Times New Roman" w:eastAsia="Aptos" w:hAnsi="Times New Roman" w:cs="Times New Roman"/>
-          <w:sz w:val="28"/>
-          <w:szCs w:val="28"/>
+          <w:sz w:val="26"/>
+          <w:szCs w:val="26"/>
         </w:rPr>
         <w:t>}}.</w:t>
       </w:r>
@@ -443,15 +445,15 @@
         <w:jc w:val="both"/>
         <w:rPr>
           <w:rFonts w:ascii="Times New Roman" w:eastAsia="Aptos" w:hAnsi="Times New Roman" w:cs="Times New Roman"/>
-          <w:sz w:val="28"/>
-          <w:szCs w:val="28"/>
-        </w:rPr>
-      </w:pPr>
-      <w:r>
-        <w:rPr>
-          <w:rFonts w:ascii="Times New Roman" w:eastAsia="Aptos" w:hAnsi="Times New Roman" w:cs="Times New Roman"/>
-          <w:sz w:val="28"/>
-          <w:szCs w:val="28"/>
+          <w:sz w:val="26"/>
+          <w:szCs w:val="26"/>
+        </w:rPr>
+      </w:pPr>
+      <w:r>
+        <w:rPr>
+          <w:rFonts w:ascii="Times New Roman" w:eastAsia="Aptos" w:hAnsi="Times New Roman" w:cs="Times New Roman"/>
+          <w:sz w:val="26"/>
+          <w:szCs w:val="26"/>
         </w:rPr>
         <w:t>1.3. Настоящий трудовой договор заключен на срок с {{</w:t>
       </w:r>
@@ -459,8 +461,8 @@
       <w:r>
         <w:rPr>
           <w:rFonts w:ascii="Times New Roman" w:eastAsia="Aptos" w:hAnsi="Times New Roman" w:cs="Times New Roman"/>
-          <w:sz w:val="28"/>
-          <w:szCs w:val="28"/>
+          <w:sz w:val="26"/>
+          <w:szCs w:val="26"/>
         </w:rPr>
         <w:t>data_nachala</w:t>
       </w:r>
@@ -468,8 +470,8 @@
       <w:r>
         <w:rPr>
           <w:rFonts w:ascii="Times New Roman" w:eastAsia="Aptos" w:hAnsi="Times New Roman" w:cs="Times New Roman"/>
-          <w:sz w:val="28"/>
-          <w:szCs w:val="28"/>
+          <w:sz w:val="26"/>
+          <w:szCs w:val="26"/>
         </w:rPr>
         <w:t>}} по {{</w:t>
       </w:r>
@@ -477,8 +479,8 @@
       <w:r>
         <w:rPr>
           <w:rFonts w:ascii="Times New Roman" w:eastAsia="Aptos" w:hAnsi="Times New Roman" w:cs="Times New Roman"/>
-          <w:sz w:val="28"/>
-          <w:szCs w:val="28"/>
+          <w:sz w:val="26"/>
+          <w:szCs w:val="26"/>
         </w:rPr>
         <w:t>data_okonchania</w:t>
       </w:r>
@@ -486,8 +488,8 @@
       <w:r>
         <w:rPr>
           <w:rFonts w:ascii="Times New Roman" w:eastAsia="Aptos" w:hAnsi="Times New Roman" w:cs="Times New Roman"/>
-          <w:sz w:val="28"/>
-          <w:szCs w:val="28"/>
+          <w:sz w:val="26"/>
+          <w:szCs w:val="26"/>
         </w:rPr>
         <w:t>}}.</w:t>
       </w:r>
@@ -497,15 +499,15 @@
         <w:jc w:val="both"/>
         <w:rPr>
           <w:rFonts w:ascii="Times New Roman" w:eastAsia="Aptos" w:hAnsi="Times New Roman" w:cs="Times New Roman"/>
-          <w:sz w:val="28"/>
-          <w:szCs w:val="28"/>
-        </w:rPr>
-      </w:pPr>
-      <w:r>
-        <w:rPr>
-          <w:rFonts w:ascii="Times New Roman" w:eastAsia="Aptos" w:hAnsi="Times New Roman" w:cs="Times New Roman"/>
-          <w:sz w:val="28"/>
-          <w:szCs w:val="28"/>
+          <w:sz w:val="26"/>
+          <w:szCs w:val="26"/>
+        </w:rPr>
+      </w:pPr>
+      <w:r>
+        <w:rPr>
+          <w:rFonts w:ascii="Times New Roman" w:eastAsia="Aptos" w:hAnsi="Times New Roman" w:cs="Times New Roman"/>
+          <w:sz w:val="26"/>
+          <w:szCs w:val="26"/>
         </w:rPr>
         <w:t>1.4. Испытательный срок: {{</w:t>
       </w:r>
@@ -513,8 +515,8 @@
       <w:r>
         <w:rPr>
           <w:rFonts w:ascii="Times New Roman" w:eastAsia="Aptos" w:hAnsi="Times New Roman" w:cs="Times New Roman"/>
-          <w:sz w:val="28"/>
-          <w:szCs w:val="28"/>
+          <w:sz w:val="26"/>
+          <w:szCs w:val="26"/>
         </w:rPr>
         <w:t>ispytatelny_srok</w:t>
       </w:r>
@@ -522,8 +524,8 @@
       <w:r>
         <w:rPr>
           <w:rFonts w:ascii="Times New Roman" w:eastAsia="Aptos" w:hAnsi="Times New Roman" w:cs="Times New Roman"/>
-          <w:sz w:val="28"/>
-          <w:szCs w:val="28"/>
+          <w:sz w:val="26"/>
+          <w:szCs w:val="26"/>
         </w:rPr>
         <w:t>}}.</w:t>
       </w:r>
@@ -533,15 +535,15 @@
         <w:jc w:val="both"/>
         <w:rPr>
           <w:rFonts w:ascii="Times New Roman" w:eastAsia="Aptos" w:hAnsi="Times New Roman" w:cs="Times New Roman"/>
-          <w:sz w:val="28"/>
-          <w:szCs w:val="28"/>
-        </w:rPr>
-      </w:pPr>
-      <w:r>
-        <w:rPr>
-          <w:rFonts w:ascii="Times New Roman" w:eastAsia="Aptos" w:hAnsi="Times New Roman" w:cs="Times New Roman"/>
-          <w:sz w:val="28"/>
-          <w:szCs w:val="28"/>
+          <w:sz w:val="26"/>
+          <w:szCs w:val="26"/>
+        </w:rPr>
+      </w:pPr>
+      <w:r>
+        <w:rPr>
+          <w:rFonts w:ascii="Times New Roman" w:eastAsia="Aptos" w:hAnsi="Times New Roman" w:cs="Times New Roman"/>
+          <w:sz w:val="26"/>
+          <w:szCs w:val="26"/>
         </w:rPr>
         <w:t>1.5. Основание для трудоустройства иностранного гражданина без получения специального разрешения на право занятия трудовой деятельностью: Постановление Министерства труда и социальной защиты Республики Беларусь от 10 октября 2025 г. № 115 «Об определении перечня». Профессия «{{</w:t>
       </w:r>
@@ -549,8 +551,8 @@
       <w:r>
         <w:rPr>
           <w:rFonts w:ascii="Times New Roman" w:eastAsia="Aptos" w:hAnsi="Times New Roman" w:cs="Times New Roman"/>
-          <w:sz w:val="28"/>
-          <w:szCs w:val="28"/>
+          <w:sz w:val="26"/>
+          <w:szCs w:val="26"/>
         </w:rPr>
         <w:t>dolzhnost</w:t>
       </w:r>
@@ -558,8 +560,8 @@
       <w:r>
         <w:rPr>
           <w:rFonts w:ascii="Times New Roman" w:eastAsia="Aptos" w:hAnsi="Times New Roman" w:cs="Times New Roman"/>
-          <w:sz w:val="28"/>
-          <w:szCs w:val="28"/>
+          <w:sz w:val="26"/>
+          <w:szCs w:val="26"/>
         </w:rPr>
         <w:t>}}» включена в Перечень профессий рабочих (должностей служащих), на которые привлекаются иностранные граждане без учета ограничений по защите национального рынка труда.</w:t>
       </w:r>
@@ -569,15 +571,15 @@
         <w:jc w:val="both"/>
         <w:rPr>
           <w:rFonts w:ascii="Times New Roman" w:eastAsia="Aptos" w:hAnsi="Times New Roman" w:cs="Times New Roman"/>
-          <w:sz w:val="28"/>
-          <w:szCs w:val="28"/>
-        </w:rPr>
-      </w:pPr>
-      <w:r>
-        <w:rPr>
-          <w:rFonts w:ascii="Times New Roman" w:eastAsia="Aptos" w:hAnsi="Times New Roman" w:cs="Times New Roman"/>
-          <w:sz w:val="28"/>
-          <w:szCs w:val="28"/>
+          <w:sz w:val="26"/>
+          <w:szCs w:val="26"/>
+        </w:rPr>
+      </w:pPr>
+      <w:r>
+        <w:rPr>
+          <w:rFonts w:ascii="Times New Roman" w:eastAsia="Aptos" w:hAnsi="Times New Roman" w:cs="Times New Roman"/>
+          <w:sz w:val="26"/>
+          <w:szCs w:val="26"/>
         </w:rPr>
         <w:t>1.6. Срок действия настоящего договора не может превышать срок действия Постановления № 115. По истечении срока действия договора Стороны вправе продлить его на новый срок в соответствии с законодательством, действующим на момент продления.</w:t>
       </w:r>
@@ -587,25 +589,25 @@
         <w:jc w:val="both"/>
         <w:rPr>
           <w:rFonts w:ascii="Times New Roman" w:eastAsia="Aptos" w:hAnsi="Times New Roman" w:cs="Times New Roman"/>
-          <w:sz w:val="28"/>
-          <w:szCs w:val="28"/>
-        </w:rPr>
-      </w:pPr>
-    </w:p>
-    <w:p>
-      <w:pPr>
-        <w:jc w:val="both"/>
-        <w:rPr>
-          <w:rFonts w:ascii="Times New Roman" w:eastAsia="Aptos" w:hAnsi="Times New Roman" w:cs="Times New Roman"/>
-          <w:sz w:val="28"/>
-          <w:szCs w:val="28"/>
-        </w:rPr>
-      </w:pPr>
-      <w:r>
-        <w:rPr>
-          <w:rFonts w:ascii="Times New Roman" w:eastAsia="Aptos" w:hAnsi="Times New Roman" w:cs="Times New Roman"/>
-          <w:sz w:val="28"/>
-          <w:szCs w:val="28"/>
+          <w:sz w:val="26"/>
+          <w:szCs w:val="26"/>
+        </w:rPr>
+      </w:pPr>
+    </w:p>
+    <w:p>
+      <w:pPr>
+        <w:jc w:val="both"/>
+        <w:rPr>
+          <w:rFonts w:ascii="Times New Roman" w:eastAsia="Aptos" w:hAnsi="Times New Roman" w:cs="Times New Roman"/>
+          <w:sz w:val="26"/>
+          <w:szCs w:val="26"/>
+        </w:rPr>
+      </w:pPr>
+      <w:r>
+        <w:rPr>
+          <w:rFonts w:ascii="Times New Roman" w:eastAsia="Aptos" w:hAnsi="Times New Roman" w:cs="Times New Roman"/>
+          <w:sz w:val="26"/>
+          <w:szCs w:val="26"/>
         </w:rPr>
         <w:t>2. ОБЯЗАННОСТИ РАБОТНИКА</w:t>
       </w:r>
@@ -615,16 +617,17 @@
         <w:jc w:val="both"/>
         <w:rPr>
           <w:rFonts w:ascii="Times New Roman" w:eastAsia="Aptos" w:hAnsi="Times New Roman" w:cs="Times New Roman"/>
-          <w:sz w:val="28"/>
-          <w:szCs w:val="28"/>
-        </w:rPr>
-      </w:pPr>
-      <w:r>
-        <w:rPr>
-          <w:rFonts w:ascii="Times New Roman" w:eastAsia="Aptos" w:hAnsi="Times New Roman" w:cs="Times New Roman"/>
-          <w:sz w:val="28"/>
-          <w:szCs w:val="28"/>
-        </w:rPr>
+          <w:sz w:val="26"/>
+          <w:szCs w:val="26"/>
+        </w:rPr>
+      </w:pPr>
+      <w:r>
+        <w:rPr>
+          <w:rFonts w:ascii="Times New Roman" w:eastAsia="Aptos" w:hAnsi="Times New Roman" w:cs="Times New Roman"/>
+          <w:sz w:val="26"/>
+          <w:szCs w:val="26"/>
+        </w:rPr>
+        <w:lastRenderedPageBreak/>
         <w:t>Работник обязан:</w:t>
       </w:r>
     </w:p>
@@ -633,15 +636,15 @@
         <w:jc w:val="both"/>
         <w:rPr>
           <w:rFonts w:ascii="Times New Roman" w:eastAsia="Aptos" w:hAnsi="Times New Roman" w:cs="Times New Roman"/>
-          <w:sz w:val="28"/>
-          <w:szCs w:val="28"/>
-        </w:rPr>
-      </w:pPr>
-      <w:r>
-        <w:rPr>
-          <w:rFonts w:ascii="Times New Roman" w:eastAsia="Aptos" w:hAnsi="Times New Roman" w:cs="Times New Roman"/>
-          <w:sz w:val="28"/>
-          <w:szCs w:val="28"/>
+          <w:sz w:val="26"/>
+          <w:szCs w:val="26"/>
+        </w:rPr>
+      </w:pPr>
+      <w:r>
+        <w:rPr>
+          <w:rFonts w:ascii="Times New Roman" w:eastAsia="Aptos" w:hAnsi="Times New Roman" w:cs="Times New Roman"/>
+          <w:sz w:val="26"/>
+          <w:szCs w:val="26"/>
         </w:rPr>
         <w:t>2.1. Добросовестно исполнять трудовые обязанности, предусмотренные должностной инструкцией {{</w:t>
       </w:r>
@@ -649,8 +652,8 @@
       <w:r>
         <w:rPr>
           <w:rFonts w:ascii="Times New Roman" w:eastAsia="Aptos" w:hAnsi="Times New Roman" w:cs="Times New Roman"/>
-          <w:sz w:val="28"/>
-          <w:szCs w:val="28"/>
+          <w:sz w:val="26"/>
+          <w:szCs w:val="26"/>
         </w:rPr>
         <w:t>dolzhnost</w:t>
       </w:r>
@@ -658,8 +661,8 @@
       <w:r>
         <w:rPr>
           <w:rFonts w:ascii="Times New Roman" w:eastAsia="Aptos" w:hAnsi="Times New Roman" w:cs="Times New Roman"/>
-          <w:sz w:val="28"/>
-          <w:szCs w:val="28"/>
+          <w:sz w:val="26"/>
+          <w:szCs w:val="26"/>
         </w:rPr>
         <w:t>}}, являющейся неотъемлемой частью настоящего договора.</w:t>
       </w:r>
@@ -669,15 +672,15 @@
         <w:jc w:val="both"/>
         <w:rPr>
           <w:rFonts w:ascii="Times New Roman" w:eastAsia="Aptos" w:hAnsi="Times New Roman" w:cs="Times New Roman"/>
-          <w:sz w:val="28"/>
-          <w:szCs w:val="28"/>
-        </w:rPr>
-      </w:pPr>
-      <w:r>
-        <w:rPr>
-          <w:rFonts w:ascii="Times New Roman" w:eastAsia="Aptos" w:hAnsi="Times New Roman" w:cs="Times New Roman"/>
-          <w:sz w:val="28"/>
-          <w:szCs w:val="28"/>
+          <w:sz w:val="26"/>
+          <w:szCs w:val="26"/>
+        </w:rPr>
+      </w:pPr>
+      <w:r>
+        <w:rPr>
+          <w:rFonts w:ascii="Times New Roman" w:eastAsia="Aptos" w:hAnsi="Times New Roman" w:cs="Times New Roman"/>
+          <w:sz w:val="26"/>
+          <w:szCs w:val="26"/>
         </w:rPr>
         <w:t>2.2. Выполнять следующие ключевые обязанности:</w:t>
       </w:r>
@@ -687,15 +690,15 @@
         <w:jc w:val="both"/>
         <w:rPr>
           <w:rFonts w:ascii="Times New Roman" w:eastAsia="Aptos" w:hAnsi="Times New Roman" w:cs="Times New Roman"/>
-          <w:sz w:val="28"/>
-          <w:szCs w:val="28"/>
-        </w:rPr>
-      </w:pPr>
-      <w:r>
-        <w:rPr>
-          <w:rFonts w:ascii="Times New Roman" w:eastAsia="Aptos" w:hAnsi="Times New Roman" w:cs="Times New Roman"/>
-          <w:sz w:val="28"/>
-          <w:szCs w:val="28"/>
+          <w:sz w:val="26"/>
+          <w:szCs w:val="26"/>
+        </w:rPr>
+      </w:pPr>
+      <w:r>
+        <w:rPr>
+          <w:rFonts w:ascii="Times New Roman" w:eastAsia="Aptos" w:hAnsi="Times New Roman" w:cs="Times New Roman"/>
+          <w:sz w:val="26"/>
+          <w:szCs w:val="26"/>
         </w:rPr>
         <w:t>{{</w:t>
       </w:r>
@@ -703,8 +706,8 @@
       <w:r>
         <w:rPr>
           <w:rFonts w:ascii="Times New Roman" w:eastAsia="Aptos" w:hAnsi="Times New Roman" w:cs="Times New Roman"/>
-          <w:sz w:val="28"/>
-          <w:szCs w:val="28"/>
+          <w:sz w:val="26"/>
+          <w:szCs w:val="26"/>
         </w:rPr>
         <w:t>obyazannosti</w:t>
       </w:r>
@@ -712,8 +715,8 @@
       <w:r>
         <w:rPr>
           <w:rFonts w:ascii="Times New Roman" w:eastAsia="Aptos" w:hAnsi="Times New Roman" w:cs="Times New Roman"/>
-          <w:sz w:val="28"/>
-          <w:szCs w:val="28"/>
+          <w:sz w:val="26"/>
+          <w:szCs w:val="26"/>
         </w:rPr>
         <w:t>}}</w:t>
       </w:r>
@@ -723,15 +726,15 @@
         <w:jc w:val="both"/>
         <w:rPr>
           <w:rFonts w:ascii="Times New Roman" w:eastAsia="Aptos" w:hAnsi="Times New Roman" w:cs="Times New Roman"/>
-          <w:sz w:val="28"/>
-          <w:szCs w:val="28"/>
-        </w:rPr>
-      </w:pPr>
-      <w:r>
-        <w:rPr>
-          <w:rFonts w:ascii="Times New Roman" w:eastAsia="Aptos" w:hAnsi="Times New Roman" w:cs="Times New Roman"/>
-          <w:sz w:val="28"/>
-          <w:szCs w:val="28"/>
+          <w:sz w:val="26"/>
+          <w:szCs w:val="26"/>
+        </w:rPr>
+      </w:pPr>
+      <w:r>
+        <w:rPr>
+          <w:rFonts w:ascii="Times New Roman" w:eastAsia="Aptos" w:hAnsi="Times New Roman" w:cs="Times New Roman"/>
+          <w:sz w:val="26"/>
+          <w:szCs w:val="26"/>
         </w:rPr>
         <w:t>2.3. Подчиняться Правилам внутреннего трудового распорядка Нанимателя.</w:t>
       </w:r>
@@ -741,15 +744,15 @@
         <w:jc w:val="both"/>
         <w:rPr>
           <w:rFonts w:ascii="Times New Roman" w:eastAsia="Aptos" w:hAnsi="Times New Roman" w:cs="Times New Roman"/>
-          <w:sz w:val="28"/>
-          <w:szCs w:val="28"/>
-        </w:rPr>
-      </w:pPr>
-      <w:r>
-        <w:rPr>
-          <w:rFonts w:ascii="Times New Roman" w:eastAsia="Aptos" w:hAnsi="Times New Roman" w:cs="Times New Roman"/>
-          <w:sz w:val="28"/>
-          <w:szCs w:val="28"/>
+          <w:sz w:val="26"/>
+          <w:szCs w:val="26"/>
+        </w:rPr>
+      </w:pPr>
+      <w:r>
+        <w:rPr>
+          <w:rFonts w:ascii="Times New Roman" w:eastAsia="Aptos" w:hAnsi="Times New Roman" w:cs="Times New Roman"/>
+          <w:sz w:val="26"/>
+          <w:szCs w:val="26"/>
         </w:rPr>
         <w:t>2.4. Соблюдать требования по охране труда, технике безопасности и пожарной безопасности.</w:t>
       </w:r>
@@ -759,15 +762,15 @@
         <w:jc w:val="both"/>
         <w:rPr>
           <w:rFonts w:ascii="Times New Roman" w:eastAsia="Aptos" w:hAnsi="Times New Roman" w:cs="Times New Roman"/>
-          <w:sz w:val="28"/>
-          <w:szCs w:val="28"/>
-        </w:rPr>
-      </w:pPr>
-      <w:r>
-        <w:rPr>
-          <w:rFonts w:ascii="Times New Roman" w:eastAsia="Aptos" w:hAnsi="Times New Roman" w:cs="Times New Roman"/>
-          <w:sz w:val="28"/>
-          <w:szCs w:val="28"/>
+          <w:sz w:val="26"/>
+          <w:szCs w:val="26"/>
+        </w:rPr>
+      </w:pPr>
+      <w:r>
+        <w:rPr>
+          <w:rFonts w:ascii="Times New Roman" w:eastAsia="Aptos" w:hAnsi="Times New Roman" w:cs="Times New Roman"/>
+          <w:sz w:val="26"/>
+          <w:szCs w:val="26"/>
         </w:rPr>
         <w:t>2.5. Бережно относиться к имуществу Нанимателя, принимать меры к предотвращению ущерба.</w:t>
       </w:r>
@@ -777,15 +780,15 @@
         <w:jc w:val="both"/>
         <w:rPr>
           <w:rFonts w:ascii="Times New Roman" w:eastAsia="Aptos" w:hAnsi="Times New Roman" w:cs="Times New Roman"/>
-          <w:sz w:val="28"/>
-          <w:szCs w:val="28"/>
-        </w:rPr>
-      </w:pPr>
-      <w:r>
-        <w:rPr>
-          <w:rFonts w:ascii="Times New Roman" w:eastAsia="Aptos" w:hAnsi="Times New Roman" w:cs="Times New Roman"/>
-          <w:sz w:val="28"/>
-          <w:szCs w:val="28"/>
+          <w:sz w:val="26"/>
+          <w:szCs w:val="26"/>
+        </w:rPr>
+      </w:pPr>
+      <w:r>
+        <w:rPr>
+          <w:rFonts w:ascii="Times New Roman" w:eastAsia="Aptos" w:hAnsi="Times New Roman" w:cs="Times New Roman"/>
+          <w:sz w:val="26"/>
+          <w:szCs w:val="26"/>
         </w:rPr>
         <w:t>2.6. Хранить коммерческую тайну Нанимателя.</w:t>
       </w:r>
@@ -795,15 +798,15 @@
         <w:jc w:val="both"/>
         <w:rPr>
           <w:rFonts w:ascii="Times New Roman" w:eastAsia="Aptos" w:hAnsi="Times New Roman" w:cs="Times New Roman"/>
-          <w:sz w:val="28"/>
-          <w:szCs w:val="28"/>
-        </w:rPr>
-      </w:pPr>
-      <w:r>
-        <w:rPr>
-          <w:rFonts w:ascii="Times New Roman" w:eastAsia="Aptos" w:hAnsi="Times New Roman" w:cs="Times New Roman"/>
-          <w:sz w:val="28"/>
-          <w:szCs w:val="28"/>
+          <w:sz w:val="26"/>
+          <w:szCs w:val="26"/>
+        </w:rPr>
+      </w:pPr>
+      <w:r>
+        <w:rPr>
+          <w:rFonts w:ascii="Times New Roman" w:eastAsia="Aptos" w:hAnsi="Times New Roman" w:cs="Times New Roman"/>
+          <w:sz w:val="26"/>
+          <w:szCs w:val="26"/>
         </w:rPr>
         <w:t>2.7. В случае прекращения (расторжения) настоящего договора по инициативе Работника, по соглашению сторон, а также по иным основаниям, не связанным с виной Нанимателя, Работник обязан покинуть территорию Республики Беларусь за счет собственных средств, если иных законных оснований для пребывания не имеется.</w:t>
       </w:r>
@@ -813,15 +816,15 @@
         <w:jc w:val="both"/>
         <w:rPr>
           <w:rFonts w:ascii="Times New Roman" w:eastAsia="Aptos" w:hAnsi="Times New Roman" w:cs="Times New Roman"/>
-          <w:sz w:val="28"/>
-          <w:szCs w:val="28"/>
-        </w:rPr>
-      </w:pPr>
-      <w:r>
-        <w:rPr>
-          <w:rFonts w:ascii="Times New Roman" w:eastAsia="Aptos" w:hAnsi="Times New Roman" w:cs="Times New Roman"/>
-          <w:sz w:val="28"/>
-          <w:szCs w:val="28"/>
+          <w:sz w:val="26"/>
+          <w:szCs w:val="26"/>
+        </w:rPr>
+      </w:pPr>
+      <w:r>
+        <w:rPr>
+          <w:rFonts w:ascii="Times New Roman" w:eastAsia="Aptos" w:hAnsi="Times New Roman" w:cs="Times New Roman"/>
+          <w:sz w:val="26"/>
+          <w:szCs w:val="26"/>
         </w:rPr>
         <w:t>2.8. Незамедлительно сообщать Нанимателю об изменении паспортных данных, адреса проживания, срока временного пребывания.</w:t>
       </w:r>
@@ -831,25 +834,25 @@
         <w:jc w:val="both"/>
         <w:rPr>
           <w:rFonts w:ascii="Times New Roman" w:eastAsia="Aptos" w:hAnsi="Times New Roman" w:cs="Times New Roman"/>
-          <w:sz w:val="28"/>
-          <w:szCs w:val="28"/>
-        </w:rPr>
-      </w:pPr>
-    </w:p>
-    <w:p>
-      <w:pPr>
-        <w:jc w:val="both"/>
-        <w:rPr>
-          <w:rFonts w:ascii="Times New Roman" w:eastAsia="Aptos" w:hAnsi="Times New Roman" w:cs="Times New Roman"/>
-          <w:sz w:val="28"/>
-          <w:szCs w:val="28"/>
-        </w:rPr>
-      </w:pPr>
-      <w:r>
-        <w:rPr>
-          <w:rFonts w:ascii="Times New Roman" w:eastAsia="Aptos" w:hAnsi="Times New Roman" w:cs="Times New Roman"/>
-          <w:sz w:val="28"/>
-          <w:szCs w:val="28"/>
+          <w:sz w:val="26"/>
+          <w:szCs w:val="26"/>
+        </w:rPr>
+      </w:pPr>
+    </w:p>
+    <w:p>
+      <w:pPr>
+        <w:jc w:val="both"/>
+        <w:rPr>
+          <w:rFonts w:ascii="Times New Roman" w:eastAsia="Aptos" w:hAnsi="Times New Roman" w:cs="Times New Roman"/>
+          <w:sz w:val="26"/>
+          <w:szCs w:val="26"/>
+        </w:rPr>
+      </w:pPr>
+      <w:r>
+        <w:rPr>
+          <w:rFonts w:ascii="Times New Roman" w:eastAsia="Aptos" w:hAnsi="Times New Roman" w:cs="Times New Roman"/>
+          <w:sz w:val="26"/>
+          <w:szCs w:val="26"/>
         </w:rPr>
         <w:t>3. ОБЯЗАННОСТИ НАНИМАТЕЛЯ</w:t>
       </w:r>
@@ -859,15 +862,15 @@
         <w:jc w:val="both"/>
         <w:rPr>
           <w:rFonts w:ascii="Times New Roman" w:eastAsia="Aptos" w:hAnsi="Times New Roman" w:cs="Times New Roman"/>
-          <w:sz w:val="28"/>
-          <w:szCs w:val="28"/>
-        </w:rPr>
-      </w:pPr>
-      <w:r>
-        <w:rPr>
-          <w:rFonts w:ascii="Times New Roman" w:eastAsia="Aptos" w:hAnsi="Times New Roman" w:cs="Times New Roman"/>
-          <w:sz w:val="28"/>
-          <w:szCs w:val="28"/>
+          <w:sz w:val="26"/>
+          <w:szCs w:val="26"/>
+        </w:rPr>
+      </w:pPr>
+      <w:r>
+        <w:rPr>
+          <w:rFonts w:ascii="Times New Roman" w:eastAsia="Aptos" w:hAnsi="Times New Roman" w:cs="Times New Roman"/>
+          <w:sz w:val="26"/>
+          <w:szCs w:val="26"/>
         </w:rPr>
         <w:t>3.1. Организовать труд Работника, обеспечить безопасные условия труда, соответствующие требованиям законодательства.</w:t>
       </w:r>
@@ -877,15 +880,15 @@
         <w:jc w:val="both"/>
         <w:rPr>
           <w:rFonts w:ascii="Times New Roman" w:eastAsia="Aptos" w:hAnsi="Times New Roman" w:cs="Times New Roman"/>
-          <w:sz w:val="28"/>
-          <w:szCs w:val="28"/>
-        </w:rPr>
-      </w:pPr>
-      <w:r>
-        <w:rPr>
-          <w:rFonts w:ascii="Times New Roman" w:eastAsia="Aptos" w:hAnsi="Times New Roman" w:cs="Times New Roman"/>
-          <w:sz w:val="28"/>
-          <w:szCs w:val="28"/>
+          <w:sz w:val="26"/>
+          <w:szCs w:val="26"/>
+        </w:rPr>
+      </w:pPr>
+      <w:r>
+        <w:rPr>
+          <w:rFonts w:ascii="Times New Roman" w:eastAsia="Aptos" w:hAnsi="Times New Roman" w:cs="Times New Roman"/>
+          <w:sz w:val="26"/>
+          <w:szCs w:val="26"/>
         </w:rPr>
         <w:t>3.2. Своевременно выплачивать Работнику заработную плату в размерах и сроки, установленные настоящим договором.</w:t>
       </w:r>
@@ -895,62 +898,70 @@
         <w:jc w:val="both"/>
         <w:rPr>
           <w:rFonts w:ascii="Times New Roman" w:eastAsia="Aptos" w:hAnsi="Times New Roman" w:cs="Times New Roman"/>
-          <w:sz w:val="28"/>
-          <w:szCs w:val="28"/>
-        </w:rPr>
-      </w:pPr>
-      <w:r>
-        <w:rPr>
-          <w:rFonts w:ascii="Times New Roman" w:eastAsia="Aptos" w:hAnsi="Times New Roman" w:cs="Times New Roman"/>
-          <w:sz w:val="28"/>
-          <w:szCs w:val="28"/>
+          <w:sz w:val="26"/>
+          <w:szCs w:val="26"/>
+        </w:rPr>
+      </w:pPr>
+      <w:r>
+        <w:rPr>
+          <w:rFonts w:ascii="Times New Roman" w:eastAsia="Aptos" w:hAnsi="Times New Roman" w:cs="Times New Roman"/>
+          <w:sz w:val="26"/>
+          <w:szCs w:val="26"/>
+        </w:rPr>
+        <w:t>3.3. Уведомить подразделение по гражданству и миграции по месту своего нахождения о заключении (прекращении) настоящего трудового договора в течение трех рабочих дней со дня его заключения (прекращения).</w:t>
+      </w:r>
+    </w:p>
+    <w:p>
+      <w:pPr>
+        <w:jc w:val="both"/>
+        <w:rPr>
+          <w:rFonts w:ascii="Times New Roman" w:eastAsia="Aptos" w:hAnsi="Times New Roman" w:cs="Times New Roman"/>
+          <w:sz w:val="26"/>
+          <w:szCs w:val="26"/>
+        </w:rPr>
+      </w:pPr>
+      <w:r>
+        <w:rPr>
+          <w:rFonts w:ascii="Times New Roman" w:eastAsia="Aptos" w:hAnsi="Times New Roman" w:cs="Times New Roman"/>
+          <w:sz w:val="26"/>
+          <w:szCs w:val="26"/>
+        </w:rPr>
+        <w:t xml:space="preserve">3.4. Обеспечить за счет собственных средств выезд Работника из Республики Беларусь в случаях, предусмотренных ст. 32 Закона Республики Беларусь «О внешней трудовой миграции» (при досрочном расторжении договора в связи с нарушением Нанимателем законодательства, ликвидацией организации, </w:t>
+      </w:r>
+      <w:r>
+        <w:rPr>
+          <w:rFonts w:ascii="Times New Roman" w:eastAsia="Aptos" w:hAnsi="Times New Roman" w:cs="Times New Roman"/>
+          <w:sz w:val="26"/>
+          <w:szCs w:val="26"/>
         </w:rPr>
         <w:lastRenderedPageBreak/>
-        <w:t>3.3. Уведомить подразделение по гражданству и миграции по месту своего нахождения о заключении (прекращении) настоящего трудового договора в течение трех рабочих дней со дня его заключения (прекращения).</w:t>
-      </w:r>
-    </w:p>
-    <w:p>
-      <w:pPr>
-        <w:jc w:val="both"/>
-        <w:rPr>
-          <w:rFonts w:ascii="Times New Roman" w:eastAsia="Aptos" w:hAnsi="Times New Roman" w:cs="Times New Roman"/>
-          <w:sz w:val="28"/>
-          <w:szCs w:val="28"/>
-        </w:rPr>
-      </w:pPr>
-      <w:r>
-        <w:rPr>
-          <w:rFonts w:ascii="Times New Roman" w:eastAsia="Aptos" w:hAnsi="Times New Roman" w:cs="Times New Roman"/>
-          <w:sz w:val="28"/>
-          <w:szCs w:val="28"/>
-        </w:rPr>
-        <w:t>3.4. Обеспечить за счет собственных средств выезд Работника из Республики Беларусь в случаях, предусмотренных ст. 32 Закона Республики Беларусь «О внешней трудовой миграции» (при досрочном расторжении договора в связи с нарушением Нанимателем законодательства, ликвидацией организации, сокращением штата, аннулированием разрешительных документов по вине Нанимателя).</w:t>
-      </w:r>
-    </w:p>
-    <w:p>
-      <w:pPr>
-        <w:jc w:val="both"/>
-        <w:rPr>
-          <w:rFonts w:ascii="Times New Roman" w:eastAsia="Aptos" w:hAnsi="Times New Roman" w:cs="Times New Roman"/>
-          <w:sz w:val="28"/>
-          <w:szCs w:val="28"/>
-        </w:rPr>
-      </w:pPr>
-    </w:p>
-    <w:p>
-      <w:pPr>
-        <w:jc w:val="both"/>
-        <w:rPr>
-          <w:rFonts w:ascii="Times New Roman" w:eastAsia="Aptos" w:hAnsi="Times New Roman" w:cs="Times New Roman"/>
-          <w:sz w:val="28"/>
-          <w:szCs w:val="28"/>
-        </w:rPr>
-      </w:pPr>
-      <w:r>
-        <w:rPr>
-          <w:rFonts w:ascii="Times New Roman" w:eastAsia="Aptos" w:hAnsi="Times New Roman" w:cs="Times New Roman"/>
-          <w:sz w:val="28"/>
-          <w:szCs w:val="28"/>
+        <w:t>сокращением штата, аннулированием разрешительных документов по вине Нанимателя).</w:t>
+      </w:r>
+    </w:p>
+    <w:p>
+      <w:pPr>
+        <w:jc w:val="both"/>
+        <w:rPr>
+          <w:rFonts w:ascii="Times New Roman" w:eastAsia="Aptos" w:hAnsi="Times New Roman" w:cs="Times New Roman"/>
+          <w:sz w:val="26"/>
+          <w:szCs w:val="26"/>
+        </w:rPr>
+      </w:pPr>
+    </w:p>
+    <w:p>
+      <w:pPr>
+        <w:jc w:val="both"/>
+        <w:rPr>
+          <w:rFonts w:ascii="Times New Roman" w:eastAsia="Aptos" w:hAnsi="Times New Roman" w:cs="Times New Roman"/>
+          <w:sz w:val="26"/>
+          <w:szCs w:val="26"/>
+        </w:rPr>
+      </w:pPr>
+      <w:r>
+        <w:rPr>
+          <w:rFonts w:ascii="Times New Roman" w:eastAsia="Aptos" w:hAnsi="Times New Roman" w:cs="Times New Roman"/>
+          <w:sz w:val="26"/>
+          <w:szCs w:val="26"/>
         </w:rPr>
         <w:t>4. РЕЖИМ РАБОЧЕГО ВРЕМЕНИ И ВРЕМЕНИ ОТДЫХА</w:t>
       </w:r>
@@ -960,15 +971,15 @@
         <w:jc w:val="both"/>
         <w:rPr>
           <w:rFonts w:ascii="Times New Roman" w:eastAsia="Aptos" w:hAnsi="Times New Roman" w:cs="Times New Roman"/>
-          <w:sz w:val="28"/>
-          <w:szCs w:val="28"/>
-        </w:rPr>
-      </w:pPr>
-      <w:r>
-        <w:rPr>
-          <w:rFonts w:ascii="Times New Roman" w:eastAsia="Aptos" w:hAnsi="Times New Roman" w:cs="Times New Roman"/>
-          <w:sz w:val="28"/>
-          <w:szCs w:val="28"/>
+          <w:sz w:val="26"/>
+          <w:szCs w:val="26"/>
+        </w:rPr>
+      </w:pPr>
+      <w:r>
+        <w:rPr>
+          <w:rFonts w:ascii="Times New Roman" w:eastAsia="Aptos" w:hAnsi="Times New Roman" w:cs="Times New Roman"/>
+          <w:sz w:val="26"/>
+          <w:szCs w:val="26"/>
         </w:rPr>
         <w:t>4.1. Работнику устанавливается {{</w:t>
       </w:r>
@@ -976,8 +987,8 @@
       <w:r>
         <w:rPr>
           <w:rFonts w:ascii="Times New Roman" w:eastAsia="Aptos" w:hAnsi="Times New Roman" w:cs="Times New Roman"/>
-          <w:sz w:val="28"/>
-          <w:szCs w:val="28"/>
+          <w:sz w:val="26"/>
+          <w:szCs w:val="26"/>
         </w:rPr>
         <w:t>stavka</w:t>
       </w:r>
@@ -985,8 +996,8 @@
       <w:r>
         <w:rPr>
           <w:rFonts w:ascii="Times New Roman" w:eastAsia="Aptos" w:hAnsi="Times New Roman" w:cs="Times New Roman"/>
-          <w:sz w:val="28"/>
-          <w:szCs w:val="28"/>
+          <w:sz w:val="26"/>
+          <w:szCs w:val="26"/>
         </w:rPr>
         <w:t>}} ставки рабочего времени.</w:t>
       </w:r>
@@ -996,15 +1007,15 @@
         <w:jc w:val="both"/>
         <w:rPr>
           <w:rFonts w:ascii="Times New Roman" w:eastAsia="Aptos" w:hAnsi="Times New Roman" w:cs="Times New Roman"/>
-          <w:sz w:val="28"/>
-          <w:szCs w:val="28"/>
-        </w:rPr>
-      </w:pPr>
-      <w:r>
-        <w:rPr>
-          <w:rFonts w:ascii="Times New Roman" w:eastAsia="Aptos" w:hAnsi="Times New Roman" w:cs="Times New Roman"/>
-          <w:sz w:val="28"/>
-          <w:szCs w:val="28"/>
+          <w:sz w:val="26"/>
+          <w:szCs w:val="26"/>
+        </w:rPr>
+      </w:pPr>
+      <w:r>
+        <w:rPr>
+          <w:rFonts w:ascii="Times New Roman" w:eastAsia="Aptos" w:hAnsi="Times New Roman" w:cs="Times New Roman"/>
+          <w:sz w:val="26"/>
+          <w:szCs w:val="26"/>
         </w:rPr>
         <w:t>4.2. Суммированный учет рабочего времени с учетным периодом — один квартал. Норма рабочего времени за учетный период определяется пропорционально установленной ставке.</w:t>
       </w:r>
@@ -1014,15 +1025,15 @@
         <w:jc w:val="both"/>
         <w:rPr>
           <w:rFonts w:ascii="Times New Roman" w:eastAsia="Aptos" w:hAnsi="Times New Roman" w:cs="Times New Roman"/>
-          <w:sz w:val="28"/>
-          <w:szCs w:val="28"/>
-        </w:rPr>
-      </w:pPr>
-      <w:r>
-        <w:rPr>
-          <w:rFonts w:ascii="Times New Roman" w:eastAsia="Aptos" w:hAnsi="Times New Roman" w:cs="Times New Roman"/>
-          <w:sz w:val="28"/>
-          <w:szCs w:val="28"/>
+          <w:sz w:val="26"/>
+          <w:szCs w:val="26"/>
+        </w:rPr>
+      </w:pPr>
+      <w:r>
+        <w:rPr>
+          <w:rFonts w:ascii="Times New Roman" w:eastAsia="Aptos" w:hAnsi="Times New Roman" w:cs="Times New Roman"/>
+          <w:sz w:val="26"/>
+          <w:szCs w:val="26"/>
         </w:rPr>
         <w:t>4.3. Работа осуществляется по графику сменности, утверждаемому Нанимателем. Время присутствия на работе: с 10:00 до 22:00. Продолжительность рабочего времени в смену — 11 часов (12 часов присутствия минус 60 минут перерывов).</w:t>
       </w:r>
@@ -1032,15 +1043,15 @@
         <w:jc w:val="both"/>
         <w:rPr>
           <w:rFonts w:ascii="Times New Roman" w:eastAsia="Aptos" w:hAnsi="Times New Roman" w:cs="Times New Roman"/>
-          <w:sz w:val="28"/>
-          <w:szCs w:val="28"/>
-        </w:rPr>
-      </w:pPr>
-      <w:r>
-        <w:rPr>
-          <w:rFonts w:ascii="Times New Roman" w:eastAsia="Aptos" w:hAnsi="Times New Roman" w:cs="Times New Roman"/>
-          <w:sz w:val="28"/>
-          <w:szCs w:val="28"/>
+          <w:sz w:val="26"/>
+          <w:szCs w:val="26"/>
+        </w:rPr>
+      </w:pPr>
+      <w:r>
+        <w:rPr>
+          <w:rFonts w:ascii="Times New Roman" w:eastAsia="Aptos" w:hAnsi="Times New Roman" w:cs="Times New Roman"/>
+          <w:sz w:val="26"/>
+          <w:szCs w:val="26"/>
         </w:rPr>
         <w:t>4.4. По соглашению сторон в течение смены Работнику предоставляются перерывы для отдыха и питания: 3 перерыва по 20 минут каждый (суммарно 60 минут). Перерывы не включаются в рабочее время и не оплачиваются.</w:t>
       </w:r>
@@ -1050,15 +1061,15 @@
         <w:jc w:val="both"/>
         <w:rPr>
           <w:rFonts w:ascii="Times New Roman" w:eastAsia="Aptos" w:hAnsi="Times New Roman" w:cs="Times New Roman"/>
-          <w:sz w:val="28"/>
-          <w:szCs w:val="28"/>
-        </w:rPr>
-      </w:pPr>
-      <w:r>
-        <w:rPr>
-          <w:rFonts w:ascii="Times New Roman" w:eastAsia="Aptos" w:hAnsi="Times New Roman" w:cs="Times New Roman"/>
-          <w:sz w:val="28"/>
-          <w:szCs w:val="28"/>
+          <w:sz w:val="26"/>
+          <w:szCs w:val="26"/>
+        </w:rPr>
+      </w:pPr>
+      <w:r>
+        <w:rPr>
+          <w:rFonts w:ascii="Times New Roman" w:eastAsia="Aptos" w:hAnsi="Times New Roman" w:cs="Times New Roman"/>
+          <w:sz w:val="26"/>
+          <w:szCs w:val="26"/>
         </w:rPr>
         <w:t>4.5. Выходные дни предоставляются согласно графику сменности.</w:t>
       </w:r>
@@ -1068,43 +1079,61 @@
         <w:jc w:val="both"/>
         <w:rPr>
           <w:rFonts w:ascii="Times New Roman" w:eastAsia="Aptos" w:hAnsi="Times New Roman" w:cs="Times New Roman"/>
-          <w:sz w:val="28"/>
-          <w:szCs w:val="28"/>
-        </w:rPr>
-      </w:pPr>
-      <w:r>
-        <w:rPr>
-          <w:rFonts w:ascii="Times New Roman" w:eastAsia="Aptos" w:hAnsi="Times New Roman" w:cs="Times New Roman"/>
-          <w:sz w:val="28"/>
-          <w:szCs w:val="28"/>
-        </w:rPr>
-        <w:t>4.6. Работнику предоставляется трудовой отпуск продолжительностью 24 календарных дня.</w:t>
-      </w:r>
-    </w:p>
-    <w:p>
-      <w:pPr>
-        <w:jc w:val="both"/>
-        <w:rPr>
-          <w:rFonts w:ascii="Times New Roman" w:eastAsia="Aptos" w:hAnsi="Times New Roman" w:cs="Times New Roman"/>
-          <w:sz w:val="28"/>
-          <w:szCs w:val="28"/>
-        </w:rPr>
-      </w:pPr>
-    </w:p>
-    <w:p>
-      <w:pPr>
-        <w:jc w:val="both"/>
-        <w:rPr>
-          <w:rFonts w:ascii="Times New Roman" w:eastAsia="Aptos" w:hAnsi="Times New Roman" w:cs="Times New Roman"/>
-          <w:sz w:val="28"/>
-          <w:szCs w:val="28"/>
-        </w:rPr>
-      </w:pPr>
-      <w:r>
-        <w:rPr>
-          <w:rFonts w:ascii="Times New Roman" w:eastAsia="Aptos" w:hAnsi="Times New Roman" w:cs="Times New Roman"/>
-          <w:sz w:val="28"/>
-          <w:szCs w:val="28"/>
+          <w:sz w:val="26"/>
+          <w:szCs w:val="26"/>
+        </w:rPr>
+      </w:pPr>
+      <w:r>
+        <w:rPr>
+          <w:rFonts w:ascii="Times New Roman" w:eastAsia="Aptos" w:hAnsi="Times New Roman" w:cs="Times New Roman"/>
+          <w:sz w:val="26"/>
+          <w:szCs w:val="26"/>
+        </w:rPr>
+        <w:t xml:space="preserve">4.6. Работнику предоставляется трудовой отпуск продолжительностью 24 </w:t>
+      </w:r>
+      <w:proofErr w:type="gramStart"/>
+      <w:r>
+        <w:rPr>
+          <w:rFonts w:ascii="Times New Roman" w:eastAsia="Aptos" w:hAnsi="Times New Roman" w:cs="Times New Roman"/>
+          <w:sz w:val="26"/>
+          <w:szCs w:val="26"/>
+        </w:rPr>
+        <w:t>календарных</w:t>
+      </w:r>
+      <w:proofErr w:type="gramEnd"/>
+      <w:r>
+        <w:rPr>
+          <w:rFonts w:ascii="Times New Roman" w:eastAsia="Aptos" w:hAnsi="Times New Roman" w:cs="Times New Roman"/>
+          <w:sz w:val="26"/>
+          <w:szCs w:val="26"/>
+        </w:rPr>
+        <w:t xml:space="preserve"> дня.</w:t>
+      </w:r>
+    </w:p>
+    <w:p>
+      <w:pPr>
+        <w:jc w:val="both"/>
+        <w:rPr>
+          <w:rFonts w:ascii="Times New Roman" w:eastAsia="Aptos" w:hAnsi="Times New Roman" w:cs="Times New Roman"/>
+          <w:sz w:val="26"/>
+          <w:szCs w:val="26"/>
+        </w:rPr>
+      </w:pPr>
+    </w:p>
+    <w:p>
+      <w:pPr>
+        <w:jc w:val="both"/>
+        <w:rPr>
+          <w:rFonts w:ascii="Times New Roman" w:eastAsia="Aptos" w:hAnsi="Times New Roman" w:cs="Times New Roman"/>
+          <w:sz w:val="26"/>
+          <w:szCs w:val="26"/>
+        </w:rPr>
+      </w:pPr>
+      <w:r>
+        <w:rPr>
+          <w:rFonts w:ascii="Times New Roman" w:eastAsia="Aptos" w:hAnsi="Times New Roman" w:cs="Times New Roman"/>
+          <w:sz w:val="26"/>
+          <w:szCs w:val="26"/>
         </w:rPr>
         <w:t>5. ОПЛАТА ТРУДА</w:t>
       </w:r>
@@ -1114,15 +1143,15 @@
         <w:jc w:val="both"/>
         <w:rPr>
           <w:rFonts w:ascii="Times New Roman" w:eastAsia="Aptos" w:hAnsi="Times New Roman" w:cs="Times New Roman"/>
-          <w:sz w:val="28"/>
-          <w:szCs w:val="28"/>
-        </w:rPr>
-      </w:pPr>
-      <w:r>
-        <w:rPr>
-          <w:rFonts w:ascii="Times New Roman" w:eastAsia="Aptos" w:hAnsi="Times New Roman" w:cs="Times New Roman"/>
-          <w:sz w:val="28"/>
-          <w:szCs w:val="28"/>
+          <w:sz w:val="26"/>
+          <w:szCs w:val="26"/>
+        </w:rPr>
+      </w:pPr>
+      <w:r>
+        <w:rPr>
+          <w:rFonts w:ascii="Times New Roman" w:eastAsia="Aptos" w:hAnsi="Times New Roman" w:cs="Times New Roman"/>
+          <w:sz w:val="26"/>
+          <w:szCs w:val="26"/>
         </w:rPr>
         <w:t>5.1. На день подписания настоящего договора Работнику устанавливается тарифный оклад в размере {{</w:t>
       </w:r>
@@ -1130,8 +1159,8 @@
       <w:r>
         <w:rPr>
           <w:rFonts w:ascii="Times New Roman" w:eastAsia="Aptos" w:hAnsi="Times New Roman" w:cs="Times New Roman"/>
-          <w:sz w:val="28"/>
-          <w:szCs w:val="28"/>
+          <w:sz w:val="26"/>
+          <w:szCs w:val="26"/>
         </w:rPr>
         <w:t>oklad</w:t>
       </w:r>
@@ -1139,8 +1168,8 @@
       <w:r>
         <w:rPr>
           <w:rFonts w:ascii="Times New Roman" w:eastAsia="Aptos" w:hAnsi="Times New Roman" w:cs="Times New Roman"/>
-          <w:sz w:val="28"/>
-          <w:szCs w:val="28"/>
+          <w:sz w:val="26"/>
+          <w:szCs w:val="26"/>
         </w:rPr>
         <w:t>}} белорусских рублей в месяц.</w:t>
       </w:r>
@@ -1150,116 +1179,134 @@
         <w:jc w:val="both"/>
         <w:rPr>
           <w:rFonts w:ascii="Times New Roman" w:eastAsia="Aptos" w:hAnsi="Times New Roman" w:cs="Times New Roman"/>
-          <w:sz w:val="28"/>
-          <w:szCs w:val="28"/>
-        </w:rPr>
-      </w:pPr>
-      <w:r>
-        <w:rPr>
-          <w:rFonts w:ascii="Times New Roman" w:eastAsia="Aptos" w:hAnsi="Times New Roman" w:cs="Times New Roman"/>
-          <w:sz w:val="28"/>
-          <w:szCs w:val="28"/>
+          <w:sz w:val="26"/>
+          <w:szCs w:val="26"/>
+        </w:rPr>
+      </w:pPr>
+      <w:r>
+        <w:rPr>
+          <w:rFonts w:ascii="Times New Roman" w:eastAsia="Aptos" w:hAnsi="Times New Roman" w:cs="Times New Roman"/>
+          <w:sz w:val="26"/>
+          <w:szCs w:val="26"/>
+        </w:rPr>
+        <w:t>5.2. Изменение размера и условий оплаты труда, установленных настоящим трудовым договором, производится по соглашению Сторон путем заключения письменного дополнительного соглашения, либо в порядке существенных изменений условий труда по инициативе Нанимателя в соответствии со статьей 32 Трудового кодекса Республики Беларусь.</w:t>
+      </w:r>
+    </w:p>
+    <w:p>
+      <w:pPr>
+        <w:jc w:val="both"/>
+        <w:rPr>
+          <w:rFonts w:ascii="Times New Roman" w:eastAsia="Aptos" w:hAnsi="Times New Roman" w:cs="Times New Roman"/>
+          <w:sz w:val="26"/>
+          <w:szCs w:val="26"/>
+        </w:rPr>
+      </w:pPr>
+      <w:r>
+        <w:rPr>
+          <w:rFonts w:ascii="Times New Roman" w:eastAsia="Aptos" w:hAnsi="Times New Roman" w:cs="Times New Roman"/>
+          <w:sz w:val="26"/>
+          <w:szCs w:val="26"/>
+        </w:rPr>
+        <w:t>5.3. Премирование и выплата надбавок производятся в соответствии с Положением об оплате труда и премировании, действующим у Нанимателя.</w:t>
+      </w:r>
+    </w:p>
+    <w:p>
+      <w:pPr>
+        <w:jc w:val="both"/>
+        <w:rPr>
+          <w:rFonts w:ascii="Times New Roman" w:eastAsia="Aptos" w:hAnsi="Times New Roman" w:cs="Times New Roman"/>
+          <w:sz w:val="26"/>
+          <w:szCs w:val="26"/>
+        </w:rPr>
+      </w:pPr>
+      <w:r>
+        <w:rPr>
+          <w:rFonts w:ascii="Times New Roman" w:eastAsia="Aptos" w:hAnsi="Times New Roman" w:cs="Times New Roman"/>
+          <w:sz w:val="26"/>
+          <w:szCs w:val="26"/>
+        </w:rPr>
+        <w:t>5.4. Заработная плата выплачивается регулярно два раза в месяц путем перечисления денежных средств на текущий (расчетный) банковский счет Работника в следующие сроки:</w:t>
+      </w:r>
+    </w:p>
+    <w:p>
+      <w:pPr>
+        <w:jc w:val="both"/>
+        <w:rPr>
+          <w:rFonts w:ascii="Times New Roman" w:eastAsia="Aptos" w:hAnsi="Times New Roman" w:cs="Times New Roman"/>
+          <w:sz w:val="26"/>
+          <w:szCs w:val="26"/>
+        </w:rPr>
+      </w:pPr>
+      <w:r>
+        <w:rPr>
+          <w:rFonts w:ascii="Times New Roman" w:eastAsia="Aptos" w:hAnsi="Times New Roman" w:cs="Times New Roman"/>
+          <w:sz w:val="26"/>
+          <w:szCs w:val="26"/>
+        </w:rPr>
+        <w:t>- 30-го числа текущего месяца — первая часть заработной платы;</w:t>
+      </w:r>
+    </w:p>
+    <w:p>
+      <w:pPr>
+        <w:jc w:val="both"/>
+        <w:rPr>
+          <w:rFonts w:ascii="Times New Roman" w:eastAsia="Aptos" w:hAnsi="Times New Roman" w:cs="Times New Roman"/>
+          <w:sz w:val="26"/>
+          <w:szCs w:val="26"/>
+        </w:rPr>
+      </w:pPr>
+      <w:r>
+        <w:rPr>
+          <w:rFonts w:ascii="Times New Roman" w:eastAsia="Aptos" w:hAnsi="Times New Roman" w:cs="Times New Roman"/>
+          <w:sz w:val="26"/>
+          <w:szCs w:val="26"/>
         </w:rPr>
         <w:lastRenderedPageBreak/>
-        <w:t>5.2. Изменение размера и условий оплаты труда, установленных настоящим трудовым договором, производится по соглашению Сторон путем заключения письменного дополнительного соглашения, либо в порядке существенных изменений условий труда по инициативе Нанимателя в соответствии со статьей 32 Трудового кодекса Республики Беларусь.</w:t>
-      </w:r>
-    </w:p>
-    <w:p>
-      <w:pPr>
-        <w:jc w:val="both"/>
-        <w:rPr>
-          <w:rFonts w:ascii="Times New Roman" w:eastAsia="Aptos" w:hAnsi="Times New Roman" w:cs="Times New Roman"/>
-          <w:sz w:val="28"/>
-          <w:szCs w:val="28"/>
-        </w:rPr>
-      </w:pPr>
-      <w:r>
-        <w:rPr>
-          <w:rFonts w:ascii="Times New Roman" w:eastAsia="Aptos" w:hAnsi="Times New Roman" w:cs="Times New Roman"/>
-          <w:sz w:val="28"/>
-          <w:szCs w:val="28"/>
-        </w:rPr>
-        <w:t>5.3. Премирование и выплата надбавок производятся в соответствии с Положением об оплате труда и премировании, действующим у Нанимателя.</w:t>
-      </w:r>
-    </w:p>
-    <w:p>
-      <w:pPr>
-        <w:jc w:val="both"/>
-        <w:rPr>
-          <w:rFonts w:ascii="Times New Roman" w:eastAsia="Aptos" w:hAnsi="Times New Roman" w:cs="Times New Roman"/>
-          <w:sz w:val="28"/>
-          <w:szCs w:val="28"/>
-        </w:rPr>
-      </w:pPr>
-      <w:r>
-        <w:rPr>
-          <w:rFonts w:ascii="Times New Roman" w:eastAsia="Aptos" w:hAnsi="Times New Roman" w:cs="Times New Roman"/>
-          <w:sz w:val="28"/>
-          <w:szCs w:val="28"/>
-        </w:rPr>
-        <w:t>5.4. Заработная плата выплачивается регулярно два раза в месяц путем перечисления денежных средств на текущий (расчетный) банковский счет Работника в следующие сроки:</w:t>
-      </w:r>
-    </w:p>
-    <w:p>
-      <w:pPr>
-        <w:jc w:val="both"/>
-        <w:rPr>
-          <w:rFonts w:ascii="Times New Roman" w:eastAsia="Aptos" w:hAnsi="Times New Roman" w:cs="Times New Roman"/>
-          <w:sz w:val="28"/>
-          <w:szCs w:val="28"/>
-        </w:rPr>
-      </w:pPr>
-      <w:r>
-        <w:rPr>
-          <w:rFonts w:ascii="Times New Roman" w:eastAsia="Aptos" w:hAnsi="Times New Roman" w:cs="Times New Roman"/>
-          <w:sz w:val="28"/>
-          <w:szCs w:val="28"/>
-        </w:rPr>
-        <w:t>- 30-го числа текущего месяца — первая часть заработной платы;</w:t>
-      </w:r>
-    </w:p>
-    <w:p>
-      <w:pPr>
-        <w:jc w:val="both"/>
-        <w:rPr>
-          <w:rFonts w:ascii="Times New Roman" w:eastAsia="Aptos" w:hAnsi="Times New Roman" w:cs="Times New Roman"/>
-          <w:sz w:val="28"/>
-          <w:szCs w:val="28"/>
-        </w:rPr>
-      </w:pPr>
-      <w:r>
-        <w:rPr>
-          <w:rFonts w:ascii="Times New Roman" w:eastAsia="Aptos" w:hAnsi="Times New Roman" w:cs="Times New Roman"/>
-          <w:sz w:val="28"/>
-          <w:szCs w:val="28"/>
-        </w:rPr>
-        <w:t>- 15-го числа месяца, следующего за расчетным, — вторая часть заработной платы.</w:t>
-      </w:r>
-    </w:p>
-    <w:p>
-      <w:pPr>
-        <w:jc w:val="both"/>
-        <w:rPr>
-          <w:rFonts w:ascii="Times New Roman" w:eastAsia="Aptos" w:hAnsi="Times New Roman" w:cs="Times New Roman"/>
-          <w:sz w:val="28"/>
-          <w:szCs w:val="28"/>
-        </w:rPr>
-      </w:pPr>
-    </w:p>
-    <w:p>
-      <w:pPr>
-        <w:jc w:val="both"/>
-        <w:rPr>
-          <w:rFonts w:ascii="Times New Roman" w:eastAsia="Aptos" w:hAnsi="Times New Roman" w:cs="Times New Roman"/>
-          <w:sz w:val="28"/>
-          <w:szCs w:val="28"/>
-        </w:rPr>
-      </w:pPr>
-      <w:r>
-        <w:rPr>
-          <w:rFonts w:ascii="Times New Roman" w:eastAsia="Aptos" w:hAnsi="Times New Roman" w:cs="Times New Roman"/>
-          <w:sz w:val="28"/>
-          <w:szCs w:val="28"/>
+        <w:t xml:space="preserve">- 15-го числа месяца, следующего за </w:t>
+      </w:r>
+      <w:proofErr w:type="gramStart"/>
+      <w:r>
+        <w:rPr>
+          <w:rFonts w:ascii="Times New Roman" w:eastAsia="Aptos" w:hAnsi="Times New Roman" w:cs="Times New Roman"/>
+          <w:sz w:val="26"/>
+          <w:szCs w:val="26"/>
+        </w:rPr>
+        <w:t>расчетным</w:t>
+      </w:r>
+      <w:proofErr w:type="gramEnd"/>
+      <w:r>
+        <w:rPr>
+          <w:rFonts w:ascii="Times New Roman" w:eastAsia="Aptos" w:hAnsi="Times New Roman" w:cs="Times New Roman"/>
+          <w:sz w:val="26"/>
+          <w:szCs w:val="26"/>
+        </w:rPr>
+        <w:t>, — вторая часть заработной платы.</w:t>
+      </w:r>
+    </w:p>
+    <w:p>
+      <w:pPr>
+        <w:jc w:val="both"/>
+        <w:rPr>
+          <w:rFonts w:ascii="Times New Roman" w:eastAsia="Aptos" w:hAnsi="Times New Roman" w:cs="Times New Roman"/>
+          <w:sz w:val="26"/>
+          <w:szCs w:val="26"/>
+        </w:rPr>
+      </w:pPr>
+    </w:p>
+    <w:p>
+      <w:pPr>
+        <w:jc w:val="both"/>
+        <w:rPr>
+          <w:rFonts w:ascii="Times New Roman" w:eastAsia="Aptos" w:hAnsi="Times New Roman" w:cs="Times New Roman"/>
+          <w:sz w:val="26"/>
+          <w:szCs w:val="26"/>
+        </w:rPr>
+      </w:pPr>
+      <w:r>
+        <w:rPr>
+          <w:rFonts w:ascii="Times New Roman" w:eastAsia="Aptos" w:hAnsi="Times New Roman" w:cs="Times New Roman"/>
+          <w:sz w:val="26"/>
+          <w:szCs w:val="26"/>
         </w:rPr>
         <w:t>6. ПРОЖИВАНИЕ И МЕДИЦИНСКОЕ ОБСЛУЖИВАНИЕ</w:t>
       </w:r>
@@ -1269,15 +1316,15 @@
         <w:jc w:val="both"/>
         <w:rPr>
           <w:rFonts w:ascii="Times New Roman" w:eastAsia="Aptos" w:hAnsi="Times New Roman" w:cs="Times New Roman"/>
-          <w:sz w:val="28"/>
-          <w:szCs w:val="28"/>
-        </w:rPr>
-      </w:pPr>
-      <w:r>
-        <w:rPr>
-          <w:rFonts w:ascii="Times New Roman" w:eastAsia="Aptos" w:hAnsi="Times New Roman" w:cs="Times New Roman"/>
-          <w:sz w:val="28"/>
-          <w:szCs w:val="28"/>
+          <w:sz w:val="26"/>
+          <w:szCs w:val="26"/>
+        </w:rPr>
+      </w:pPr>
+      <w:r>
+        <w:rPr>
+          <w:rFonts w:ascii="Times New Roman" w:eastAsia="Aptos" w:hAnsi="Times New Roman" w:cs="Times New Roman"/>
+          <w:sz w:val="26"/>
+          <w:szCs w:val="26"/>
         </w:rPr>
         <w:t>6.1. Обеспечение жилым помещением на период действия настоящего трудового договора осуществляется Работником самостоятельно за счет собственных средств. Наниматель обязуется оказать Работнику необходимое организационное содействие в подборе жилого помещения для проживания и оформлении регистрации в соответствии с законодательством Республики Беларусь.</w:t>
       </w:r>
@@ -1287,15 +1334,15 @@
         <w:jc w:val="both"/>
         <w:rPr>
           <w:rFonts w:ascii="Times New Roman" w:eastAsia="Aptos" w:hAnsi="Times New Roman" w:cs="Times New Roman"/>
-          <w:sz w:val="28"/>
-          <w:szCs w:val="28"/>
-        </w:rPr>
-      </w:pPr>
-      <w:r>
-        <w:rPr>
-          <w:rFonts w:ascii="Times New Roman" w:eastAsia="Aptos" w:hAnsi="Times New Roman" w:cs="Times New Roman"/>
-          <w:sz w:val="28"/>
-          <w:szCs w:val="28"/>
+          <w:sz w:val="26"/>
+          <w:szCs w:val="26"/>
+        </w:rPr>
+      </w:pPr>
+      <w:r>
+        <w:rPr>
+          <w:rFonts w:ascii="Times New Roman" w:eastAsia="Aptos" w:hAnsi="Times New Roman" w:cs="Times New Roman"/>
+          <w:sz w:val="26"/>
+          <w:szCs w:val="26"/>
         </w:rPr>
         <w:t>6.2. Медицинское обслуживание осуществляется за счет собственных средств Работника. Наниматель может оказать Работнику материальную помощь на лечение.</w:t>
       </w:r>
@@ -1305,25 +1352,25 @@
         <w:jc w:val="both"/>
         <w:rPr>
           <w:rFonts w:ascii="Times New Roman" w:eastAsia="Aptos" w:hAnsi="Times New Roman" w:cs="Times New Roman"/>
-          <w:sz w:val="28"/>
-          <w:szCs w:val="28"/>
-        </w:rPr>
-      </w:pPr>
-    </w:p>
-    <w:p>
-      <w:pPr>
-        <w:jc w:val="both"/>
-        <w:rPr>
-          <w:rFonts w:ascii="Times New Roman" w:eastAsia="Aptos" w:hAnsi="Times New Roman" w:cs="Times New Roman"/>
-          <w:sz w:val="28"/>
-          <w:szCs w:val="28"/>
-        </w:rPr>
-      </w:pPr>
-      <w:r>
-        <w:rPr>
-          <w:rFonts w:ascii="Times New Roman" w:eastAsia="Aptos" w:hAnsi="Times New Roman" w:cs="Times New Roman"/>
-          <w:sz w:val="28"/>
-          <w:szCs w:val="28"/>
+          <w:sz w:val="26"/>
+          <w:szCs w:val="26"/>
+        </w:rPr>
+      </w:pPr>
+    </w:p>
+    <w:p>
+      <w:pPr>
+        <w:jc w:val="both"/>
+        <w:rPr>
+          <w:rFonts w:ascii="Times New Roman" w:eastAsia="Aptos" w:hAnsi="Times New Roman" w:cs="Times New Roman"/>
+          <w:sz w:val="26"/>
+          <w:szCs w:val="26"/>
+        </w:rPr>
+      </w:pPr>
+      <w:r>
+        <w:rPr>
+          <w:rFonts w:ascii="Times New Roman" w:eastAsia="Aptos" w:hAnsi="Times New Roman" w:cs="Times New Roman"/>
+          <w:sz w:val="26"/>
+          <w:szCs w:val="26"/>
         </w:rPr>
         <w:t>7. ОТВЕТСТВЕННОСТЬ СТОРОН</w:t>
       </w:r>
@@ -1333,15 +1380,15 @@
         <w:jc w:val="both"/>
         <w:rPr>
           <w:rFonts w:ascii="Times New Roman" w:eastAsia="Aptos" w:hAnsi="Times New Roman" w:cs="Times New Roman"/>
-          <w:sz w:val="28"/>
-          <w:szCs w:val="28"/>
-        </w:rPr>
-      </w:pPr>
-      <w:r>
-        <w:rPr>
-          <w:rFonts w:ascii="Times New Roman" w:eastAsia="Aptos" w:hAnsi="Times New Roman" w:cs="Times New Roman"/>
-          <w:sz w:val="28"/>
-          <w:szCs w:val="28"/>
+          <w:sz w:val="26"/>
+          <w:szCs w:val="26"/>
+        </w:rPr>
+      </w:pPr>
+      <w:r>
+        <w:rPr>
+          <w:rFonts w:ascii="Times New Roman" w:eastAsia="Aptos" w:hAnsi="Times New Roman" w:cs="Times New Roman"/>
+          <w:sz w:val="26"/>
+          <w:szCs w:val="26"/>
         </w:rPr>
         <w:t>7.1. За неисполнение или ненадлежащее исполнение своих обязанностей Стороны несут дисциплинарную, материальную и иную ответственность в соответствии с Трудовым кодексом Республики Беларусь.</w:t>
       </w:r>
@@ -1351,15 +1398,15 @@
         <w:jc w:val="both"/>
         <w:rPr>
           <w:rFonts w:ascii="Times New Roman" w:eastAsia="Aptos" w:hAnsi="Times New Roman" w:cs="Times New Roman"/>
-          <w:sz w:val="28"/>
-          <w:szCs w:val="28"/>
-        </w:rPr>
-      </w:pPr>
-      <w:r>
-        <w:rPr>
-          <w:rFonts w:ascii="Times New Roman" w:eastAsia="Aptos" w:hAnsi="Times New Roman" w:cs="Times New Roman"/>
-          <w:sz w:val="28"/>
-          <w:szCs w:val="28"/>
+          <w:sz w:val="26"/>
+          <w:szCs w:val="26"/>
+        </w:rPr>
+      </w:pPr>
+      <w:r>
+        <w:rPr>
+          <w:rFonts w:ascii="Times New Roman" w:eastAsia="Aptos" w:hAnsi="Times New Roman" w:cs="Times New Roman"/>
+          <w:sz w:val="26"/>
+          <w:szCs w:val="26"/>
         </w:rPr>
         <w:t>{{</w:t>
       </w:r>
@@ -1367,8 +1414,8 @@
       <w:r>
         <w:rPr>
           <w:rFonts w:ascii="Times New Roman" w:eastAsia="Aptos" w:hAnsi="Times New Roman" w:cs="Times New Roman"/>
-          <w:sz w:val="28"/>
-          <w:szCs w:val="28"/>
+          <w:sz w:val="26"/>
+          <w:szCs w:val="26"/>
         </w:rPr>
         <w:t>blok_mat_otvetstvennost</w:t>
       </w:r>
@@ -1376,8 +1423,8 @@
       <w:r>
         <w:rPr>
           <w:rFonts w:ascii="Times New Roman" w:eastAsia="Aptos" w:hAnsi="Times New Roman" w:cs="Times New Roman"/>
-          <w:sz w:val="28"/>
-          <w:szCs w:val="28"/>
+          <w:sz w:val="26"/>
+          <w:szCs w:val="26"/>
         </w:rPr>
         <w:t>}}</w:t>
       </w:r>
@@ -1387,25 +1434,25 @@
         <w:jc w:val="both"/>
         <w:rPr>
           <w:rFonts w:ascii="Times New Roman" w:eastAsia="Aptos" w:hAnsi="Times New Roman" w:cs="Times New Roman"/>
-          <w:sz w:val="28"/>
-          <w:szCs w:val="28"/>
-        </w:rPr>
-      </w:pPr>
-    </w:p>
-    <w:p>
-      <w:pPr>
-        <w:jc w:val="both"/>
-        <w:rPr>
-          <w:rFonts w:ascii="Times New Roman" w:eastAsia="Aptos" w:hAnsi="Times New Roman" w:cs="Times New Roman"/>
-          <w:sz w:val="28"/>
-          <w:szCs w:val="28"/>
-        </w:rPr>
-      </w:pPr>
-      <w:r>
-        <w:rPr>
-          <w:rFonts w:ascii="Times New Roman" w:eastAsia="Aptos" w:hAnsi="Times New Roman" w:cs="Times New Roman"/>
-          <w:sz w:val="28"/>
-          <w:szCs w:val="28"/>
+          <w:sz w:val="26"/>
+          <w:szCs w:val="26"/>
+        </w:rPr>
+      </w:pPr>
+    </w:p>
+    <w:p>
+      <w:pPr>
+        <w:jc w:val="both"/>
+        <w:rPr>
+          <w:rFonts w:ascii="Times New Roman" w:eastAsia="Aptos" w:hAnsi="Times New Roman" w:cs="Times New Roman"/>
+          <w:sz w:val="26"/>
+          <w:szCs w:val="26"/>
+        </w:rPr>
+      </w:pPr>
+      <w:r>
+        <w:rPr>
+          <w:rFonts w:ascii="Times New Roman" w:eastAsia="Aptos" w:hAnsi="Times New Roman" w:cs="Times New Roman"/>
+          <w:sz w:val="26"/>
+          <w:szCs w:val="26"/>
         </w:rPr>
         <w:t>8. РАЗРЕШЕНИЕ СПОРОВ</w:t>
       </w:r>
@@ -1415,15 +1462,15 @@
         <w:jc w:val="both"/>
         <w:rPr>
           <w:rFonts w:ascii="Times New Roman" w:eastAsia="Aptos" w:hAnsi="Times New Roman" w:cs="Times New Roman"/>
-          <w:sz w:val="28"/>
-          <w:szCs w:val="28"/>
-        </w:rPr>
-      </w:pPr>
-      <w:r>
-        <w:rPr>
-          <w:rFonts w:ascii="Times New Roman" w:eastAsia="Aptos" w:hAnsi="Times New Roman" w:cs="Times New Roman"/>
-          <w:sz w:val="28"/>
-          <w:szCs w:val="28"/>
+          <w:sz w:val="26"/>
+          <w:szCs w:val="26"/>
+        </w:rPr>
+      </w:pPr>
+      <w:r>
+        <w:rPr>
+          <w:rFonts w:ascii="Times New Roman" w:eastAsia="Aptos" w:hAnsi="Times New Roman" w:cs="Times New Roman"/>
+          <w:sz w:val="26"/>
+          <w:szCs w:val="26"/>
         </w:rPr>
         <w:t xml:space="preserve">8.1. Все споры и разногласия, возникающие между Сторонами, разрешаются путем переговоров. При </w:t>
       </w:r>
@@ -1431,8 +1478,8 @@
       <w:r>
         <w:rPr>
           <w:rFonts w:ascii="Times New Roman" w:eastAsia="Aptos" w:hAnsi="Times New Roman" w:cs="Times New Roman"/>
-          <w:sz w:val="28"/>
-          <w:szCs w:val="28"/>
+          <w:sz w:val="26"/>
+          <w:szCs w:val="26"/>
         </w:rPr>
         <w:t>недостижении</w:t>
       </w:r>
@@ -1440,8 +1487,8 @@
       <w:r>
         <w:rPr>
           <w:rFonts w:ascii="Times New Roman" w:eastAsia="Aptos" w:hAnsi="Times New Roman" w:cs="Times New Roman"/>
-          <w:sz w:val="28"/>
-          <w:szCs w:val="28"/>
+          <w:sz w:val="26"/>
+          <w:szCs w:val="26"/>
         </w:rPr>
         <w:t xml:space="preserve"> согласия спор передается на рассмотрение суда в порядке, установленном законодательством Республики Беларусь.</w:t>
       </w:r>
@@ -1451,25 +1498,25 @@
         <w:jc w:val="both"/>
         <w:rPr>
           <w:rFonts w:ascii="Times New Roman" w:eastAsia="Aptos" w:hAnsi="Times New Roman" w:cs="Times New Roman"/>
-          <w:sz w:val="28"/>
-          <w:szCs w:val="28"/>
-        </w:rPr>
-      </w:pPr>
-    </w:p>
-    <w:p>
-      <w:pPr>
-        <w:jc w:val="both"/>
-        <w:rPr>
-          <w:rFonts w:ascii="Times New Roman" w:eastAsia="Aptos" w:hAnsi="Times New Roman" w:cs="Times New Roman"/>
-          <w:sz w:val="28"/>
-          <w:szCs w:val="28"/>
-        </w:rPr>
-      </w:pPr>
-      <w:r>
-        <w:rPr>
-          <w:rFonts w:ascii="Times New Roman" w:eastAsia="Aptos" w:hAnsi="Times New Roman" w:cs="Times New Roman"/>
-          <w:sz w:val="28"/>
-          <w:szCs w:val="28"/>
+          <w:sz w:val="26"/>
+          <w:szCs w:val="26"/>
+        </w:rPr>
+      </w:pPr>
+    </w:p>
+    <w:p>
+      <w:pPr>
+        <w:jc w:val="both"/>
+        <w:rPr>
+          <w:rFonts w:ascii="Times New Roman" w:eastAsia="Aptos" w:hAnsi="Times New Roman" w:cs="Times New Roman"/>
+          <w:sz w:val="26"/>
+          <w:szCs w:val="26"/>
+        </w:rPr>
+      </w:pPr>
+      <w:r>
+        <w:rPr>
+          <w:rFonts w:ascii="Times New Roman" w:eastAsia="Aptos" w:hAnsi="Times New Roman" w:cs="Times New Roman"/>
+          <w:sz w:val="26"/>
+          <w:szCs w:val="26"/>
         </w:rPr>
         <w:t>9. ЗАКЛЮЧИТЕЛЬНЫЕ ПОЛОЖЕНИЯ</w:t>
       </w:r>
@@ -1479,15 +1526,15 @@
         <w:jc w:val="both"/>
         <w:rPr>
           <w:rFonts w:ascii="Times New Roman" w:eastAsia="Aptos" w:hAnsi="Times New Roman" w:cs="Times New Roman"/>
-          <w:sz w:val="28"/>
-          <w:szCs w:val="28"/>
-        </w:rPr>
-      </w:pPr>
-      <w:r>
-        <w:rPr>
-          <w:rFonts w:ascii="Times New Roman" w:eastAsia="Aptos" w:hAnsi="Times New Roman" w:cs="Times New Roman"/>
-          <w:sz w:val="28"/>
-          <w:szCs w:val="28"/>
+          <w:sz w:val="26"/>
+          <w:szCs w:val="26"/>
+        </w:rPr>
+      </w:pPr>
+      <w:r>
+        <w:rPr>
+          <w:rFonts w:ascii="Times New Roman" w:eastAsia="Aptos" w:hAnsi="Times New Roman" w:cs="Times New Roman"/>
+          <w:sz w:val="26"/>
+          <w:szCs w:val="26"/>
         </w:rPr>
         <w:t>9.1. Настоящий договор составлен в двух экземплярах на русском языке, имеющих одинаковую юридическую силу: один экземпляр хранится у Нанимателя, второй — у Работника.</w:t>
       </w:r>
@@ -1497,34 +1544,26 @@
         <w:jc w:val="both"/>
         <w:rPr>
           <w:rFonts w:ascii="Times New Roman" w:eastAsia="Aptos" w:hAnsi="Times New Roman" w:cs="Times New Roman"/>
-          <w:sz w:val="28"/>
-          <w:szCs w:val="28"/>
-        </w:rPr>
-      </w:pPr>
-      <w:r>
-        <w:rPr>
-          <w:rFonts w:ascii="Times New Roman" w:eastAsia="Aptos" w:hAnsi="Times New Roman" w:cs="Times New Roman"/>
-          <w:sz w:val="28"/>
-          <w:szCs w:val="28"/>
-        </w:rPr>
-        <w:t>9.2. Вопросы, не урегулированные настоящим договором, регулируются Трудовым кодексом Республики Беларусь и</w:t>
-      </w:r>
-      <w:r>
-        <w:rPr>
-          <w:rFonts w:ascii="Times New Roman" w:eastAsia="Aptos" w:hAnsi="Times New Roman" w:cs="Times New Roman"/>
-          <w:sz w:val="28"/>
-          <w:szCs w:val="28"/>
-        </w:rPr>
-        <w:t xml:space="preserve"> иными актами законодательства.</w:t>
-      </w:r>
-    </w:p>
-    <w:p>
-      <w:pPr>
-        <w:jc w:val="both"/>
-        <w:rPr>
-          <w:rFonts w:ascii="Times New Roman" w:eastAsia="Aptos" w:hAnsi="Times New Roman" w:cs="Times New Roman"/>
-          <w:sz w:val="28"/>
-          <w:szCs w:val="28"/>
+          <w:sz w:val="26"/>
+          <w:szCs w:val="26"/>
+        </w:rPr>
+      </w:pPr>
+      <w:r>
+        <w:rPr>
+          <w:rFonts w:ascii="Times New Roman" w:eastAsia="Aptos" w:hAnsi="Times New Roman" w:cs="Times New Roman"/>
+          <w:sz w:val="26"/>
+          <w:szCs w:val="26"/>
+        </w:rPr>
+        <w:t>9.2. Вопросы, не урегулированные настоящим договором, регулируются Трудовым кодексом Республики Беларусь и иными актами законодательства.</w:t>
+      </w:r>
+    </w:p>
+    <w:p>
+      <w:pPr>
+        <w:jc w:val="both"/>
+        <w:rPr>
+          <w:rFonts w:ascii="Times New Roman" w:eastAsia="Aptos" w:hAnsi="Times New Roman" w:cs="Times New Roman"/>
+          <w:sz w:val="26"/>
+          <w:szCs w:val="26"/>
         </w:rPr>
       </w:pPr>
     </w:p>
@@ -1556,8 +1595,8 @@
               <w:jc w:val="both"/>
               <w:rPr>
                 <w:rFonts w:ascii="Times New Roman" w:hAnsi="Times New Roman" w:cs="Times New Roman"/>
-                <w:sz w:val="28"/>
-                <w:szCs w:val="28"/>
+                <w:sz w:val="26"/>
+                <w:szCs w:val="26"/>
               </w:rPr>
             </w:pPr>
           </w:p>
@@ -1571,8 +1610,8 @@
               <w:jc w:val="both"/>
               <w:rPr>
                 <w:rFonts w:ascii="Times New Roman" w:hAnsi="Times New Roman" w:cs="Times New Roman"/>
-                <w:sz w:val="28"/>
-                <w:szCs w:val="28"/>
+                <w:sz w:val="26"/>
+                <w:szCs w:val="26"/>
               </w:rPr>
             </w:pPr>
           </w:p>
@@ -1609,15 +1648,15 @@
               <w:jc w:val="both"/>
               <w:rPr>
                 <w:rFonts w:ascii="Times New Roman" w:hAnsi="Times New Roman" w:cs="Times New Roman"/>
-                <w:sz w:val="28"/>
-                <w:szCs w:val="28"/>
+                <w:sz w:val="26"/>
+                <w:szCs w:val="26"/>
               </w:rPr>
             </w:pPr>
             <w:r>
               <w:rPr>
                 <w:rFonts w:ascii="Times New Roman" w:hAnsi="Times New Roman" w:cs="Times New Roman"/>
-                <w:sz w:val="28"/>
-                <w:szCs w:val="28"/>
+                <w:sz w:val="26"/>
+                <w:szCs w:val="26"/>
               </w:rPr>
               <w:t xml:space="preserve">НАНИМАТЕЛЬ:                                      </w:t>
             </w:r>
@@ -1632,15 +1671,15 @@
               <w:jc w:val="both"/>
               <w:rPr>
                 <w:rFonts w:ascii="Times New Roman" w:hAnsi="Times New Roman" w:cs="Times New Roman"/>
-                <w:sz w:val="28"/>
-                <w:szCs w:val="28"/>
+                <w:sz w:val="26"/>
+                <w:szCs w:val="26"/>
               </w:rPr>
             </w:pPr>
             <w:r>
               <w:rPr>
                 <w:rFonts w:ascii="Times New Roman" w:hAnsi="Times New Roman" w:cs="Times New Roman"/>
-                <w:sz w:val="28"/>
-                <w:szCs w:val="28"/>
+                <w:sz w:val="26"/>
+                <w:szCs w:val="26"/>
               </w:rPr>
               <w:t>РАБОТНИК:</w:t>
             </w:r>
@@ -1650,8 +1689,8 @@
               <w:jc w:val="both"/>
               <w:rPr>
                 <w:rFonts w:ascii="Times New Roman" w:hAnsi="Times New Roman" w:cs="Times New Roman"/>
-                <w:sz w:val="28"/>
-                <w:szCs w:val="28"/>
+                <w:sz w:val="26"/>
+                <w:szCs w:val="26"/>
               </w:rPr>
             </w:pPr>
           </w:p>
@@ -1668,15 +1707,15 @@
               <w:jc w:val="both"/>
               <w:rPr>
                 <w:rFonts w:ascii="Times New Roman" w:hAnsi="Times New Roman" w:cs="Times New Roman"/>
-                <w:sz w:val="28"/>
-                <w:szCs w:val="28"/>
+                <w:sz w:val="26"/>
+                <w:szCs w:val="26"/>
               </w:rPr>
             </w:pPr>
             <w:r>
               <w:rPr>
                 <w:rFonts w:ascii="Times New Roman" w:hAnsi="Times New Roman" w:cs="Times New Roman"/>
-                <w:sz w:val="28"/>
-                <w:szCs w:val="28"/>
+                <w:sz w:val="26"/>
+                <w:szCs w:val="26"/>
               </w:rPr>
               <w:t xml:space="preserve">ООО «ВИТАРМИКО»    </w:t>
             </w:r>
@@ -1692,15 +1731,15 @@
               <w:jc w:val="both"/>
               <w:rPr>
                 <w:rFonts w:ascii="Times New Roman" w:hAnsi="Times New Roman" w:cs="Times New Roman"/>
-                <w:sz w:val="28"/>
-                <w:szCs w:val="28"/>
+                <w:sz w:val="26"/>
+                <w:szCs w:val="26"/>
               </w:rPr>
             </w:pPr>
             <w:r>
               <w:rPr>
                 <w:rFonts w:ascii="Times New Roman" w:hAnsi="Times New Roman" w:cs="Times New Roman"/>
-                <w:sz w:val="28"/>
-                <w:szCs w:val="28"/>
+                <w:sz w:val="26"/>
+                <w:szCs w:val="26"/>
               </w:rPr>
               <w:t>{{</w:t>
             </w:r>
@@ -1708,8 +1747,8 @@
             <w:r>
               <w:rPr>
                 <w:rFonts w:ascii="Times New Roman" w:hAnsi="Times New Roman" w:cs="Times New Roman"/>
-                <w:sz w:val="28"/>
-                <w:szCs w:val="28"/>
+                <w:sz w:val="26"/>
+                <w:szCs w:val="26"/>
               </w:rPr>
               <w:t>FIO_rabotnika_imen</w:t>
             </w:r>
@@ -1717,8 +1756,8 @@
             <w:r>
               <w:rPr>
                 <w:rFonts w:ascii="Times New Roman" w:hAnsi="Times New Roman" w:cs="Times New Roman"/>
-                <w:sz w:val="28"/>
-                <w:szCs w:val="28"/>
+                <w:sz w:val="26"/>
+                <w:szCs w:val="26"/>
               </w:rPr>
               <w:t>}}</w:t>
             </w:r>
@@ -1736,15 +1775,15 @@
               <w:jc w:val="both"/>
               <w:rPr>
                 <w:rFonts w:ascii="Times New Roman" w:hAnsi="Times New Roman" w:cs="Times New Roman"/>
-                <w:sz w:val="28"/>
-                <w:szCs w:val="28"/>
+                <w:sz w:val="26"/>
+                <w:szCs w:val="26"/>
               </w:rPr>
             </w:pPr>
             <w:r>
               <w:rPr>
                 <w:rFonts w:ascii="Times New Roman" w:hAnsi="Times New Roman" w:cs="Times New Roman"/>
-                <w:sz w:val="28"/>
-                <w:szCs w:val="28"/>
+                <w:sz w:val="26"/>
+                <w:szCs w:val="26"/>
               </w:rPr>
               <w:t>Адрес: Витебский район,</w:t>
             </w:r>
@@ -1760,15 +1799,15 @@
               <w:jc w:val="both"/>
               <w:rPr>
                 <w:rFonts w:ascii="Times New Roman" w:hAnsi="Times New Roman" w:cs="Times New Roman"/>
-                <w:sz w:val="28"/>
-                <w:szCs w:val="28"/>
+                <w:sz w:val="26"/>
+                <w:szCs w:val="26"/>
               </w:rPr>
             </w:pPr>
             <w:r>
               <w:rPr>
                 <w:rFonts w:ascii="Times New Roman" w:hAnsi="Times New Roman" w:cs="Times New Roman"/>
-                <w:sz w:val="28"/>
-                <w:szCs w:val="28"/>
+                <w:sz w:val="26"/>
+                <w:szCs w:val="26"/>
               </w:rPr>
               <w:t>Адрес: {{</w:t>
             </w:r>
@@ -1776,8 +1815,8 @@
             <w:r>
               <w:rPr>
                 <w:rFonts w:ascii="Times New Roman" w:hAnsi="Times New Roman" w:cs="Times New Roman"/>
-                <w:sz w:val="28"/>
-                <w:szCs w:val="28"/>
+                <w:sz w:val="26"/>
+                <w:szCs w:val="26"/>
               </w:rPr>
               <w:t>adres_prozhivania</w:t>
             </w:r>
@@ -1785,8 +1824,8 @@
             <w:r>
               <w:rPr>
                 <w:rFonts w:ascii="Times New Roman" w:hAnsi="Times New Roman" w:cs="Times New Roman"/>
-                <w:sz w:val="28"/>
-                <w:szCs w:val="28"/>
+                <w:sz w:val="26"/>
+                <w:szCs w:val="26"/>
               </w:rPr>
               <w:t>}}</w:t>
             </w:r>
@@ -1804,16 +1843,16 @@
               <w:jc w:val="both"/>
               <w:rPr>
                 <w:rFonts w:ascii="Times New Roman" w:hAnsi="Times New Roman" w:cs="Times New Roman"/>
-                <w:sz w:val="28"/>
-                <w:szCs w:val="28"/>
+                <w:sz w:val="26"/>
+                <w:szCs w:val="26"/>
               </w:rPr>
             </w:pPr>
             <w:proofErr w:type="spellStart"/>
             <w:r>
               <w:rPr>
                 <w:rFonts w:ascii="Times New Roman" w:hAnsi="Times New Roman" w:cs="Times New Roman"/>
-                <w:sz w:val="28"/>
-                <w:szCs w:val="28"/>
+                <w:sz w:val="26"/>
+                <w:szCs w:val="26"/>
               </w:rPr>
               <w:t>Вороновский</w:t>
             </w:r>
@@ -1821,8 +1860,8 @@
             <w:r>
               <w:rPr>
                 <w:rFonts w:ascii="Times New Roman" w:hAnsi="Times New Roman" w:cs="Times New Roman"/>
-                <w:sz w:val="28"/>
-                <w:szCs w:val="28"/>
+                <w:sz w:val="26"/>
+                <w:szCs w:val="26"/>
               </w:rPr>
               <w:t xml:space="preserve"> с/с, д. Еремино, ул.</w:t>
             </w:r>
@@ -1838,24 +1877,24 @@
               <w:jc w:val="both"/>
               <w:rPr>
                 <w:rFonts w:ascii="Times New Roman" w:hAnsi="Times New Roman" w:cs="Times New Roman"/>
-                <w:sz w:val="28"/>
-                <w:szCs w:val="28"/>
+                <w:sz w:val="26"/>
+                <w:szCs w:val="26"/>
                 <w:lang w:val="en-US"/>
               </w:rPr>
             </w:pPr>
             <w:r>
               <w:rPr>
                 <w:rFonts w:ascii="Times New Roman" w:hAnsi="Times New Roman" w:cs="Times New Roman"/>
-                <w:sz w:val="28"/>
-                <w:szCs w:val="28"/>
+                <w:sz w:val="26"/>
+                <w:szCs w:val="26"/>
               </w:rPr>
               <w:t>Паспорт</w:t>
             </w:r>
             <w:r>
               <w:rPr>
                 <w:rFonts w:ascii="Times New Roman" w:hAnsi="Times New Roman" w:cs="Times New Roman"/>
-                <w:sz w:val="28"/>
-                <w:szCs w:val="28"/>
+                <w:sz w:val="26"/>
+                <w:szCs w:val="26"/>
                 <w:lang w:val="en-US"/>
               </w:rPr>
               <w:t>: {{</w:t>
@@ -1864,8 +1903,8 @@
             <w:r>
               <w:rPr>
                 <w:rFonts w:ascii="Times New Roman" w:hAnsi="Times New Roman" w:cs="Times New Roman"/>
-                <w:sz w:val="28"/>
-                <w:szCs w:val="28"/>
+                <w:sz w:val="26"/>
+                <w:szCs w:val="26"/>
                 <w:lang w:val="en-US"/>
               </w:rPr>
               <w:t>seria_pasporta</w:t>
@@ -1874,8 +1913,8 @@
             <w:r>
               <w:rPr>
                 <w:rFonts w:ascii="Times New Roman" w:hAnsi="Times New Roman" w:cs="Times New Roman"/>
-                <w:sz w:val="28"/>
-                <w:szCs w:val="28"/>
+                <w:sz w:val="26"/>
+                <w:szCs w:val="26"/>
                 <w:lang w:val="en-US"/>
               </w:rPr>
               <w:t>}} № {{</w:t>
@@ -1884,8 +1923,8 @@
             <w:r>
               <w:rPr>
                 <w:rFonts w:ascii="Times New Roman" w:hAnsi="Times New Roman" w:cs="Times New Roman"/>
-                <w:sz w:val="28"/>
-                <w:szCs w:val="28"/>
+                <w:sz w:val="26"/>
+                <w:szCs w:val="26"/>
                 <w:lang w:val="en-US"/>
               </w:rPr>
               <w:t>nomer_pasporta</w:t>
@@ -1894,8 +1933,8 @@
             <w:r>
               <w:rPr>
                 <w:rFonts w:ascii="Times New Roman" w:hAnsi="Times New Roman" w:cs="Times New Roman"/>
-                <w:sz w:val="28"/>
-                <w:szCs w:val="28"/>
+                <w:sz w:val="26"/>
+                <w:szCs w:val="26"/>
                 <w:lang w:val="en-US"/>
               </w:rPr>
               <w:t>}}</w:t>
@@ -1914,16 +1953,16 @@
               <w:jc w:val="both"/>
               <w:rPr>
                 <w:rFonts w:ascii="Times New Roman" w:hAnsi="Times New Roman" w:cs="Times New Roman"/>
-                <w:sz w:val="28"/>
-                <w:szCs w:val="28"/>
+                <w:sz w:val="26"/>
+                <w:szCs w:val="26"/>
               </w:rPr>
             </w:pPr>
             <w:proofErr w:type="gramStart"/>
             <w:r>
               <w:rPr>
                 <w:rFonts w:ascii="Times New Roman" w:hAnsi="Times New Roman" w:cs="Times New Roman"/>
-                <w:sz w:val="28"/>
-                <w:szCs w:val="28"/>
+                <w:sz w:val="26"/>
+                <w:szCs w:val="26"/>
               </w:rPr>
               <w:t>Советская</w:t>
             </w:r>
@@ -1931,8 +1970,8 @@
             <w:r>
               <w:rPr>
                 <w:rFonts w:ascii="Times New Roman" w:hAnsi="Times New Roman" w:cs="Times New Roman"/>
-                <w:sz w:val="28"/>
-                <w:szCs w:val="28"/>
+                <w:sz w:val="26"/>
+                <w:szCs w:val="26"/>
               </w:rPr>
               <w:t xml:space="preserve">, д. 4, ком. 24   </w:t>
             </w:r>
@@ -1947,24 +1986,24 @@
               <w:jc w:val="both"/>
               <w:rPr>
                 <w:rFonts w:ascii="Times New Roman" w:hAnsi="Times New Roman" w:cs="Times New Roman"/>
-                <w:sz w:val="28"/>
-                <w:szCs w:val="28"/>
+                <w:sz w:val="26"/>
+                <w:szCs w:val="26"/>
                 <w:lang w:val="en-US"/>
               </w:rPr>
             </w:pPr>
             <w:r>
               <w:rPr>
                 <w:rFonts w:ascii="Times New Roman" w:hAnsi="Times New Roman" w:cs="Times New Roman"/>
-                <w:sz w:val="28"/>
-                <w:szCs w:val="28"/>
+                <w:sz w:val="26"/>
+                <w:szCs w:val="26"/>
               </w:rPr>
               <w:t>Выдан</w:t>
             </w:r>
             <w:r>
               <w:rPr>
                 <w:rFonts w:ascii="Times New Roman" w:hAnsi="Times New Roman" w:cs="Times New Roman"/>
-                <w:sz w:val="28"/>
-                <w:szCs w:val="28"/>
+                <w:sz w:val="26"/>
+                <w:szCs w:val="26"/>
                 <w:lang w:val="en-US"/>
               </w:rPr>
               <w:t>: {{</w:t>
@@ -1973,8 +2012,8 @@
             <w:r>
               <w:rPr>
                 <w:rFonts w:ascii="Times New Roman" w:hAnsi="Times New Roman" w:cs="Times New Roman"/>
-                <w:sz w:val="28"/>
-                <w:szCs w:val="28"/>
+                <w:sz w:val="26"/>
+                <w:szCs w:val="26"/>
                 <w:lang w:val="en-US"/>
               </w:rPr>
               <w:t>kem_vydan</w:t>
@@ -1983,8 +2022,8 @@
             <w:r>
               <w:rPr>
                 <w:rFonts w:ascii="Times New Roman" w:hAnsi="Times New Roman" w:cs="Times New Roman"/>
-                <w:sz w:val="28"/>
-                <w:szCs w:val="28"/>
+                <w:sz w:val="26"/>
+                <w:szCs w:val="26"/>
                 <w:lang w:val="en-US"/>
               </w:rPr>
               <w:t>}}</w:t>
@@ -1995,8 +2034,8 @@
               <w:jc w:val="both"/>
               <w:rPr>
                 <w:rFonts w:ascii="Times New Roman" w:hAnsi="Times New Roman" w:cs="Times New Roman"/>
-                <w:sz w:val="28"/>
-                <w:szCs w:val="28"/>
+                <w:sz w:val="26"/>
+                <w:szCs w:val="26"/>
               </w:rPr>
             </w:pPr>
           </w:p>
@@ -2013,15 +2052,15 @@
               <w:jc w:val="both"/>
               <w:rPr>
                 <w:rFonts w:ascii="Times New Roman" w:hAnsi="Times New Roman" w:cs="Times New Roman"/>
-                <w:sz w:val="28"/>
-                <w:szCs w:val="28"/>
+                <w:sz w:val="26"/>
+                <w:szCs w:val="26"/>
               </w:rPr>
             </w:pPr>
             <w:r>
               <w:rPr>
                 <w:rFonts w:ascii="Times New Roman" w:hAnsi="Times New Roman" w:cs="Times New Roman"/>
-                <w:sz w:val="28"/>
-                <w:szCs w:val="28"/>
+                <w:sz w:val="26"/>
+                <w:szCs w:val="26"/>
               </w:rPr>
               <w:t>УНП: 391516375</w:t>
             </w:r>
@@ -2036,8 +2075,8 @@
               <w:jc w:val="both"/>
               <w:rPr>
                 <w:rFonts w:ascii="Times New Roman" w:hAnsi="Times New Roman" w:cs="Times New Roman"/>
-                <w:sz w:val="28"/>
-                <w:szCs w:val="28"/>
+                <w:sz w:val="26"/>
+                <w:szCs w:val="26"/>
               </w:rPr>
             </w:pPr>
           </w:p>
@@ -2054,15 +2093,15 @@
               <w:jc w:val="both"/>
               <w:rPr>
                 <w:rFonts w:ascii="Times New Roman" w:hAnsi="Times New Roman" w:cs="Times New Roman"/>
-                <w:sz w:val="28"/>
-                <w:szCs w:val="28"/>
+                <w:sz w:val="26"/>
+                <w:szCs w:val="26"/>
               </w:rPr>
             </w:pPr>
             <w:r>
               <w:rPr>
                 <w:rFonts w:ascii="Times New Roman" w:hAnsi="Times New Roman" w:cs="Times New Roman"/>
-                <w:sz w:val="28"/>
-                <w:szCs w:val="28"/>
+                <w:sz w:val="26"/>
+                <w:szCs w:val="26"/>
               </w:rPr>
               <w:t>Директор</w:t>
             </w:r>
@@ -2078,15 +2117,15 @@
               <w:jc w:val="both"/>
               <w:rPr>
                 <w:rFonts w:ascii="Times New Roman" w:hAnsi="Times New Roman" w:cs="Times New Roman"/>
-                <w:sz w:val="28"/>
-                <w:szCs w:val="28"/>
+                <w:sz w:val="26"/>
+                <w:szCs w:val="26"/>
               </w:rPr>
             </w:pPr>
             <w:r>
               <w:rPr>
                 <w:rFonts w:ascii="Times New Roman" w:hAnsi="Times New Roman" w:cs="Times New Roman"/>
-                <w:sz w:val="28"/>
-                <w:szCs w:val="28"/>
+                <w:sz w:val="26"/>
+                <w:szCs w:val="26"/>
                 <w:lang w:val="en-US"/>
               </w:rPr>
               <w:t>_____________</w:t>
@@ -2104,8 +2143,8 @@
               <w:jc w:val="both"/>
               <w:rPr>
                 <w:rFonts w:ascii="Times New Roman" w:hAnsi="Times New Roman" w:cs="Times New Roman"/>
-                <w:sz w:val="28"/>
-                <w:szCs w:val="28"/>
+                <w:sz w:val="26"/>
+                <w:szCs w:val="26"/>
               </w:rPr>
             </w:pPr>
           </w:p>
@@ -2114,15 +2153,15 @@
               <w:jc w:val="both"/>
               <w:rPr>
                 <w:rFonts w:ascii="Times New Roman" w:hAnsi="Times New Roman" w:cs="Times New Roman"/>
-                <w:sz w:val="28"/>
-                <w:szCs w:val="28"/>
+                <w:sz w:val="26"/>
+                <w:szCs w:val="26"/>
               </w:rPr>
             </w:pPr>
             <w:r>
               <w:rPr>
                 <w:rFonts w:ascii="Times New Roman" w:hAnsi="Times New Roman" w:cs="Times New Roman"/>
-                <w:sz w:val="28"/>
-                <w:szCs w:val="28"/>
+                <w:sz w:val="26"/>
+                <w:szCs w:val="26"/>
               </w:rPr>
               <w:t xml:space="preserve">_____________ К.А. Шевяков                                                                             </w:t>
             </w:r>
@@ -2137,8 +2176,8 @@
               <w:jc w:val="both"/>
               <w:rPr>
                 <w:rFonts w:ascii="Times New Roman" w:hAnsi="Times New Roman" w:cs="Times New Roman"/>
-                <w:sz w:val="28"/>
-                <w:szCs w:val="28"/>
+                <w:sz w:val="26"/>
+                <w:szCs w:val="26"/>
               </w:rPr>
             </w:pPr>
           </w:p>
@@ -2147,16 +2186,16 @@
               <w:jc w:val="both"/>
               <w:rPr>
                 <w:rFonts w:ascii="Times New Roman" w:hAnsi="Times New Roman" w:cs="Times New Roman"/>
-                <w:sz w:val="28"/>
-                <w:szCs w:val="28"/>
+                <w:sz w:val="26"/>
+                <w:szCs w:val="26"/>
                 <w:lang w:val="en-US"/>
               </w:rPr>
             </w:pPr>
             <w:r>
               <w:rPr>
                 <w:rFonts w:ascii="Times New Roman" w:hAnsi="Times New Roman" w:cs="Times New Roman"/>
-                <w:sz w:val="28"/>
-                <w:szCs w:val="28"/>
+                <w:sz w:val="26"/>
+                <w:szCs w:val="26"/>
                 <w:lang w:val="en-US"/>
               </w:rPr>
               <w:t>{{</w:t>
@@ -2165,8 +2204,8 @@
             <w:r>
               <w:rPr>
                 <w:rFonts w:ascii="Times New Roman" w:hAnsi="Times New Roman" w:cs="Times New Roman"/>
-                <w:sz w:val="28"/>
-                <w:szCs w:val="28"/>
+                <w:sz w:val="26"/>
+                <w:szCs w:val="26"/>
                 <w:lang w:val="en-US"/>
               </w:rPr>
               <w:t>FIO_rabotnika_fam</w:t>
@@ -2175,8 +2214,8 @@
             <w:r>
               <w:rPr>
                 <w:rFonts w:ascii="Times New Roman" w:hAnsi="Times New Roman" w:cs="Times New Roman"/>
-                <w:sz w:val="28"/>
-                <w:szCs w:val="28"/>
+                <w:sz w:val="26"/>
+                <w:szCs w:val="26"/>
                 <w:lang w:val="en-US"/>
               </w:rPr>
               <w:t>}}</w:t>
@@ -2213,8 +2252,8 @@
               <w:jc w:val="both"/>
               <w:rPr>
                 <w:rFonts w:ascii="Times New Roman" w:hAnsi="Times New Roman" w:cs="Times New Roman"/>
-                <w:sz w:val="28"/>
-                <w:szCs w:val="28"/>
+                <w:sz w:val="26"/>
+                <w:szCs w:val="26"/>
               </w:rPr>
             </w:pPr>
           </w:p>
@@ -2228,8 +2267,8 @@
               <w:jc w:val="both"/>
               <w:rPr>
                 <w:rFonts w:ascii="Times New Roman" w:hAnsi="Times New Roman" w:cs="Times New Roman"/>
-                <w:sz w:val="28"/>
-                <w:szCs w:val="28"/>
+                <w:sz w:val="26"/>
+                <w:szCs w:val="26"/>
                 <w:lang w:val="en-US"/>
               </w:rPr>
             </w:pPr>
@@ -2242,8 +2281,8 @@
         <w:jc w:val="both"/>
         <w:rPr>
           <w:rFonts w:ascii="Times New Roman" w:hAnsi="Times New Roman" w:cs="Times New Roman"/>
-          <w:sz w:val="28"/>
-          <w:szCs w:val="28"/>
+          <w:sz w:val="26"/>
+          <w:szCs w:val="26"/>
         </w:rPr>
       </w:pPr>
     </w:p>
@@ -2252,8 +2291,8 @@
         <w:jc w:val="both"/>
         <w:rPr>
           <w:rFonts w:ascii="Times New Roman" w:hAnsi="Times New Roman" w:cs="Times New Roman"/>
-          <w:sz w:val="28"/>
-          <w:szCs w:val="28"/>
+          <w:sz w:val="26"/>
+          <w:szCs w:val="26"/>
           <w:lang w:val="en-US"/>
         </w:rPr>
       </w:pPr>
@@ -2263,33 +2302,51 @@
         <w:jc w:val="both"/>
         <w:rPr>
           <w:rFonts w:ascii="Times New Roman" w:hAnsi="Times New Roman" w:cs="Times New Roman"/>
-          <w:sz w:val="28"/>
-          <w:szCs w:val="28"/>
+          <w:sz w:val="26"/>
+          <w:szCs w:val="26"/>
         </w:rPr>
       </w:pPr>
       <w:r>
         <w:rPr>
           <w:rFonts w:ascii="Times New Roman" w:hAnsi="Times New Roman" w:cs="Times New Roman"/>
-          <w:sz w:val="28"/>
-          <w:szCs w:val="28"/>
-        </w:rPr>
-        <w:t>С должностной инструкцией и Правилами внутреннего трудового распорядка ознакомлен(а):</w:t>
-      </w:r>
-    </w:p>
-    <w:p>
-      <w:pPr>
-        <w:jc w:val="both"/>
+          <w:sz w:val="26"/>
+          <w:szCs w:val="26"/>
+        </w:rPr>
+        <w:t>С должностной инструкцией и Правилами внутреннего трудового распорядка ознакомле</w:t>
+      </w:r>
+      <w:proofErr w:type="gramStart"/>
+      <w:r>
         <w:rPr>
           <w:rFonts w:ascii="Times New Roman" w:hAnsi="Times New Roman" w:cs="Times New Roman"/>
-          <w:sz w:val="28"/>
-          <w:szCs w:val="28"/>
-        </w:rPr>
-      </w:pPr>
+          <w:sz w:val="26"/>
+          <w:szCs w:val="26"/>
+        </w:rPr>
+        <w:t>н(</w:t>
+      </w:r>
+      <w:proofErr w:type="gramEnd"/>
       <w:r>
         <w:rPr>
           <w:rFonts w:ascii="Times New Roman" w:hAnsi="Times New Roman" w:cs="Times New Roman"/>
-          <w:sz w:val="28"/>
-          <w:szCs w:val="28"/>
+          <w:sz w:val="26"/>
+          <w:szCs w:val="26"/>
+        </w:rPr>
+        <w:t>а):</w:t>
+      </w:r>
+    </w:p>
+    <w:p>
+      <w:pPr>
+        <w:jc w:val="both"/>
+        <w:rPr>
+          <w:rFonts w:ascii="Times New Roman" w:hAnsi="Times New Roman" w:cs="Times New Roman"/>
+          <w:sz w:val="26"/>
+          <w:szCs w:val="26"/>
+        </w:rPr>
+      </w:pPr>
+      <w:r>
+        <w:rPr>
+          <w:rFonts w:ascii="Times New Roman" w:hAnsi="Times New Roman" w:cs="Times New Roman"/>
+          <w:sz w:val="26"/>
+          <w:szCs w:val="26"/>
         </w:rPr>
         <w:t>_____________ {{</w:t>
       </w:r>
@@ -2297,8 +2354,8 @@
       <w:r>
         <w:rPr>
           <w:rFonts w:ascii="Times New Roman" w:hAnsi="Times New Roman" w:cs="Times New Roman"/>
-          <w:sz w:val="28"/>
-          <w:szCs w:val="28"/>
+          <w:sz w:val="26"/>
+          <w:szCs w:val="26"/>
         </w:rPr>
         <w:t>FIO_rabotnika_fam</w:t>
       </w:r>
@@ -2306,13 +2363,11 @@
       <w:r>
         <w:rPr>
           <w:rFonts w:ascii="Times New Roman" w:hAnsi="Times New Roman" w:cs="Times New Roman"/>
-          <w:sz w:val="28"/>
-          <w:szCs w:val="28"/>
+          <w:sz w:val="26"/>
+          <w:szCs w:val="26"/>
         </w:rPr>
         <w:t>}}        «___» _________ 202_ г.</w:t>
       </w:r>
-      <w:bookmarkStart w:id="0" w:name="_GoBack"/>
-      <w:bookmarkEnd w:id="0"/>
     </w:p>
     <w:sectPr>
       <w:pgSz w:w="11906" w:h="16838"/>
@@ -3689,7 +3744,7 @@
   <a:extraClrSchemeLst/>
   <a:extLst>
     <a:ext uri="{05A4C25C-085E-4340-85A3-A5531E510DB2}">
-      <thm15:themeFamily xmlns="" xmlns:thm15="http://schemas.microsoft.com/office/thememl/2012/main" name="Office Theme" id="{62F939B6-93AF-4DB8-9C6B-D6C7DFDC589F}" vid="{4A3C46E8-61CC-4603-A589-7422A47A8E4A}"/>
+      <thm15:themeFamily xmlns:thm15="http://schemas.microsoft.com/office/thememl/2012/main" xmlns="" name="Office Theme" id="{62F939B6-93AF-4DB8-9C6B-D6C7DFDC589F}" vid="{4A3C46E8-61CC-4603-A589-7422A47A8E4A}"/>
     </a:ext>
   </a:extLst>
 </a:theme>

--- a/templates/template_perechen115.docx
+++ b/templates/template_perechen115.docx
@@ -19,8 +19,6 @@
         </w:rPr>
         <w:t>ТРУДОВОЙ ДОГОВОР № ____</w:t>
       </w:r>
-      <w:bookmarkStart w:id="0" w:name="_GoBack"/>
-      <w:bookmarkEnd w:id="0"/>
     </w:p>
     <w:p>
       <w:pPr>
@@ -313,16 +311,6 @@
           <w:szCs w:val="26"/>
         </w:rPr>
       </w:pPr>
-    </w:p>
-    <w:p>
-      <w:pPr>
-        <w:jc w:val="both"/>
-        <w:rPr>
-          <w:rFonts w:ascii="Times New Roman" w:eastAsia="Aptos" w:hAnsi="Times New Roman" w:cs="Times New Roman"/>
-          <w:sz w:val="26"/>
-          <w:szCs w:val="26"/>
-        </w:rPr>
-      </w:pPr>
       <w:r>
         <w:rPr>
           <w:rFonts w:ascii="Times New Roman" w:eastAsia="Aptos" w:hAnsi="Times New Roman" w:cs="Times New Roman"/>
@@ -334,6 +322,7 @@
     </w:p>
     <w:p>
       <w:pPr>
+        <w:spacing w:after="0"/>
         <w:jc w:val="both"/>
         <w:rPr>
           <w:rFonts w:ascii="Times New Roman" w:eastAsia="Aptos" w:hAnsi="Times New Roman" w:cs="Times New Roman"/>
@@ -406,6 +395,7 @@
     </w:p>
     <w:p>
       <w:pPr>
+        <w:spacing w:after="0"/>
         <w:jc w:val="both"/>
         <w:rPr>
           <w:rFonts w:ascii="Times New Roman" w:eastAsia="Aptos" w:hAnsi="Times New Roman" w:cs="Times New Roman"/>
@@ -442,6 +432,7 @@
     </w:p>
     <w:p>
       <w:pPr>
+        <w:spacing w:after="0"/>
         <w:jc w:val="both"/>
         <w:rPr>
           <w:rFonts w:ascii="Times New Roman" w:eastAsia="Aptos" w:hAnsi="Times New Roman" w:cs="Times New Roman"/>
@@ -496,6 +487,7 @@
     </w:p>
     <w:p>
       <w:pPr>
+        <w:spacing w:after="0"/>
         <w:jc w:val="both"/>
         <w:rPr>
           <w:rFonts w:ascii="Times New Roman" w:eastAsia="Aptos" w:hAnsi="Times New Roman" w:cs="Times New Roman"/>
@@ -532,6 +524,7 @@
     </w:p>
     <w:p>
       <w:pPr>
+        <w:spacing w:after="0"/>
         <w:jc w:val="both"/>
         <w:rPr>
           <w:rFonts w:ascii="Times New Roman" w:eastAsia="Aptos" w:hAnsi="Times New Roman" w:cs="Times New Roman"/>
@@ -568,6 +561,7 @@
     </w:p>
     <w:p>
       <w:pPr>
+        <w:spacing w:after="0"/>
         <w:jc w:val="both"/>
         <w:rPr>
           <w:rFonts w:ascii="Times New Roman" w:eastAsia="Aptos" w:hAnsi="Times New Roman" w:cs="Times New Roman"/>
@@ -593,27 +587,138 @@
           <w:szCs w:val="26"/>
         </w:rPr>
       </w:pPr>
-    </w:p>
-    <w:p>
-      <w:pPr>
-        <w:jc w:val="both"/>
-        <w:rPr>
-          <w:rFonts w:ascii="Times New Roman" w:eastAsia="Aptos" w:hAnsi="Times New Roman" w:cs="Times New Roman"/>
-          <w:sz w:val="26"/>
-          <w:szCs w:val="26"/>
-        </w:rPr>
-      </w:pPr>
-      <w:r>
-        <w:rPr>
-          <w:rFonts w:ascii="Times New Roman" w:eastAsia="Aptos" w:hAnsi="Times New Roman" w:cs="Times New Roman"/>
-          <w:sz w:val="26"/>
-          <w:szCs w:val="26"/>
-        </w:rPr>
-        <w:t>2. ОБЯЗАННОСТИ РАБОТНИКА</w:t>
-      </w:r>
-    </w:p>
-    <w:p>
-      <w:pPr>
+      <w:r>
+        <w:rPr>
+          <w:rFonts w:ascii="Times New Roman" w:eastAsia="Aptos" w:hAnsi="Times New Roman" w:cs="Times New Roman"/>
+          <w:sz w:val="26"/>
+          <w:szCs w:val="26"/>
+        </w:rPr>
+        <w:t>2.</w:t>
+      </w:r>
+      <w:r>
+        <w:rPr>
+          <w:rFonts w:ascii="Times New Roman" w:eastAsia="Aptos" w:hAnsi="Times New Roman" w:cs="Times New Roman"/>
+          <w:sz w:val="26"/>
+          <w:szCs w:val="26"/>
+        </w:rPr>
+        <w:t xml:space="preserve"> ОБЯЗАННОСТИ РАБОТНИКА</w:t>
+      </w:r>
+    </w:p>
+    <w:p>
+      <w:pPr>
+        <w:spacing w:after="0"/>
+        <w:jc w:val="both"/>
+        <w:rPr>
+          <w:rFonts w:ascii="Times New Roman" w:eastAsia="Aptos" w:hAnsi="Times New Roman" w:cs="Times New Roman"/>
+          <w:sz w:val="26"/>
+          <w:szCs w:val="26"/>
+        </w:rPr>
+      </w:pPr>
+      <w:r>
+        <w:rPr>
+          <w:rFonts w:ascii="Times New Roman" w:eastAsia="Aptos" w:hAnsi="Times New Roman" w:cs="Times New Roman"/>
+          <w:sz w:val="26"/>
+          <w:szCs w:val="26"/>
+        </w:rPr>
+        <w:t>Работник обязан:</w:t>
+      </w:r>
+    </w:p>
+    <w:p>
+      <w:pPr>
+        <w:spacing w:after="0"/>
+        <w:jc w:val="both"/>
+        <w:rPr>
+          <w:rFonts w:ascii="Times New Roman" w:eastAsia="Aptos" w:hAnsi="Times New Roman" w:cs="Times New Roman"/>
+          <w:sz w:val="26"/>
+          <w:szCs w:val="26"/>
+        </w:rPr>
+      </w:pPr>
+      <w:r>
+        <w:rPr>
+          <w:rFonts w:ascii="Times New Roman" w:eastAsia="Aptos" w:hAnsi="Times New Roman" w:cs="Times New Roman"/>
+          <w:sz w:val="26"/>
+          <w:szCs w:val="26"/>
+        </w:rPr>
+        <w:t>2.1. Добросовестно исполнять трудовые обязанности, предусмотренные должностной инструкцией {{</w:t>
+      </w:r>
+      <w:proofErr w:type="spellStart"/>
+      <w:r>
+        <w:rPr>
+          <w:rFonts w:ascii="Times New Roman" w:eastAsia="Aptos" w:hAnsi="Times New Roman" w:cs="Times New Roman"/>
+          <w:sz w:val="26"/>
+          <w:szCs w:val="26"/>
+        </w:rPr>
+        <w:t>dolzhnost</w:t>
+      </w:r>
+      <w:proofErr w:type="spellEnd"/>
+      <w:r>
+        <w:rPr>
+          <w:rFonts w:ascii="Times New Roman" w:eastAsia="Aptos" w:hAnsi="Times New Roman" w:cs="Times New Roman"/>
+          <w:sz w:val="26"/>
+          <w:szCs w:val="26"/>
+        </w:rPr>
+        <w:t>}}, являющейся неотъемлемой частью настоящего договора.</w:t>
+      </w:r>
+    </w:p>
+    <w:p>
+      <w:pPr>
+        <w:spacing w:after="0"/>
+        <w:jc w:val="both"/>
+        <w:rPr>
+          <w:rFonts w:ascii="Times New Roman" w:eastAsia="Aptos" w:hAnsi="Times New Roman" w:cs="Times New Roman"/>
+          <w:sz w:val="26"/>
+          <w:szCs w:val="26"/>
+        </w:rPr>
+      </w:pPr>
+      <w:r>
+        <w:rPr>
+          <w:rFonts w:ascii="Times New Roman" w:eastAsia="Aptos" w:hAnsi="Times New Roman" w:cs="Times New Roman"/>
+          <w:sz w:val="26"/>
+          <w:szCs w:val="26"/>
+        </w:rPr>
+        <w:t>2.2. Выполнять следующие ключевые обязанности:</w:t>
+      </w:r>
+    </w:p>
+    <w:p>
+      <w:pPr>
+        <w:spacing w:after="0"/>
+        <w:jc w:val="both"/>
+        <w:rPr>
+          <w:rFonts w:ascii="Times New Roman" w:eastAsia="Aptos" w:hAnsi="Times New Roman" w:cs="Times New Roman"/>
+          <w:sz w:val="26"/>
+          <w:szCs w:val="26"/>
+        </w:rPr>
+      </w:pPr>
+      <w:r>
+        <w:rPr>
+          <w:rFonts w:ascii="Times New Roman" w:eastAsia="Aptos" w:hAnsi="Times New Roman" w:cs="Times New Roman"/>
+          <w:sz w:val="26"/>
+          <w:szCs w:val="26"/>
+        </w:rPr>
+        <w:t>{{</w:t>
+      </w:r>
+      <w:proofErr w:type="spellStart"/>
+      <w:r>
+        <w:rPr>
+          <w:rFonts w:ascii="Times New Roman" w:eastAsia="Aptos" w:hAnsi="Times New Roman" w:cs="Times New Roman"/>
+          <w:sz w:val="26"/>
+          <w:szCs w:val="26"/>
+        </w:rPr>
+        <w:t>obyazannosti</w:t>
+      </w:r>
+      <w:proofErr w:type="spellEnd"/>
+      <w:r>
+        <w:rPr>
+          <w:rFonts w:ascii="Times New Roman" w:eastAsia="Aptos" w:hAnsi="Times New Roman" w:cs="Times New Roman"/>
+          <w:sz w:val="26"/>
+          <w:szCs w:val="26"/>
+        </w:rPr>
+        <w:t>}}</w:t>
+      </w:r>
+    </w:p>
+    <w:p>
+      <w:pPr>
+        <w:spacing w:after="0"/>
         <w:jc w:val="both"/>
         <w:rPr>
           <w:rFonts w:ascii="Times New Roman" w:eastAsia="Aptos" w:hAnsi="Times New Roman" w:cs="Times New Roman"/>
@@ -628,25 +733,233 @@
           <w:szCs w:val="26"/>
         </w:rPr>
         <w:lastRenderedPageBreak/>
-        <w:t>Работник обязан:</w:t>
-      </w:r>
-    </w:p>
-    <w:p>
-      <w:pPr>
-        <w:jc w:val="both"/>
-        <w:rPr>
-          <w:rFonts w:ascii="Times New Roman" w:eastAsia="Aptos" w:hAnsi="Times New Roman" w:cs="Times New Roman"/>
-          <w:sz w:val="26"/>
-          <w:szCs w:val="26"/>
-        </w:rPr>
-      </w:pPr>
-      <w:r>
-        <w:rPr>
-          <w:rFonts w:ascii="Times New Roman" w:eastAsia="Aptos" w:hAnsi="Times New Roman" w:cs="Times New Roman"/>
-          <w:sz w:val="26"/>
-          <w:szCs w:val="26"/>
-        </w:rPr>
-        <w:t>2.1. Добросовестно исполнять трудовые обязанности, предусмотренные должностной инструкцией {{</w:t>
+        <w:t>2.3. Подчиняться Правилам внутреннего трудового распорядка Нанимателя.</w:t>
+      </w:r>
+    </w:p>
+    <w:p>
+      <w:pPr>
+        <w:spacing w:after="0"/>
+        <w:jc w:val="both"/>
+        <w:rPr>
+          <w:rFonts w:ascii="Times New Roman" w:eastAsia="Aptos" w:hAnsi="Times New Roman" w:cs="Times New Roman"/>
+          <w:sz w:val="26"/>
+          <w:szCs w:val="26"/>
+        </w:rPr>
+      </w:pPr>
+      <w:r>
+        <w:rPr>
+          <w:rFonts w:ascii="Times New Roman" w:eastAsia="Aptos" w:hAnsi="Times New Roman" w:cs="Times New Roman"/>
+          <w:sz w:val="26"/>
+          <w:szCs w:val="26"/>
+        </w:rPr>
+        <w:t>2.4. Соблюдать требования по охране труда, технике безопасности и пожарной безопасности.</w:t>
+      </w:r>
+    </w:p>
+    <w:p>
+      <w:pPr>
+        <w:spacing w:after="0"/>
+        <w:jc w:val="both"/>
+        <w:rPr>
+          <w:rFonts w:ascii="Times New Roman" w:eastAsia="Aptos" w:hAnsi="Times New Roman" w:cs="Times New Roman"/>
+          <w:sz w:val="26"/>
+          <w:szCs w:val="26"/>
+        </w:rPr>
+      </w:pPr>
+      <w:r>
+        <w:rPr>
+          <w:rFonts w:ascii="Times New Roman" w:eastAsia="Aptos" w:hAnsi="Times New Roman" w:cs="Times New Roman"/>
+          <w:sz w:val="26"/>
+          <w:szCs w:val="26"/>
+        </w:rPr>
+        <w:t>2.5. Бережно относиться к имуществу Нанимателя, принимать меры к предотвращению ущерба.</w:t>
+      </w:r>
+    </w:p>
+    <w:p>
+      <w:pPr>
+        <w:spacing w:after="0"/>
+        <w:jc w:val="both"/>
+        <w:rPr>
+          <w:rFonts w:ascii="Times New Roman" w:eastAsia="Aptos" w:hAnsi="Times New Roman" w:cs="Times New Roman"/>
+          <w:sz w:val="26"/>
+          <w:szCs w:val="26"/>
+        </w:rPr>
+      </w:pPr>
+      <w:r>
+        <w:rPr>
+          <w:rFonts w:ascii="Times New Roman" w:eastAsia="Aptos" w:hAnsi="Times New Roman" w:cs="Times New Roman"/>
+          <w:sz w:val="26"/>
+          <w:szCs w:val="26"/>
+        </w:rPr>
+        <w:t>2.6. Хранить коммерческую тайну Нанимателя.</w:t>
+      </w:r>
+    </w:p>
+    <w:p>
+      <w:pPr>
+        <w:spacing w:after="0"/>
+        <w:jc w:val="both"/>
+        <w:rPr>
+          <w:rFonts w:ascii="Times New Roman" w:eastAsia="Aptos" w:hAnsi="Times New Roman" w:cs="Times New Roman"/>
+          <w:sz w:val="26"/>
+          <w:szCs w:val="26"/>
+        </w:rPr>
+      </w:pPr>
+      <w:r>
+        <w:rPr>
+          <w:rFonts w:ascii="Times New Roman" w:eastAsia="Aptos" w:hAnsi="Times New Roman" w:cs="Times New Roman"/>
+          <w:sz w:val="26"/>
+          <w:szCs w:val="26"/>
+        </w:rPr>
+        <w:t>2.7. В случае прекращения (расторжения) настоящего договора по инициативе Работника, по соглашению сторон, а также по иным основаниям, не связанным с виной Нанимателя, Работник обязан покинуть территорию Республики Беларусь за счет собственных средств, если иных законных оснований для пребывания не имеется.</w:t>
+      </w:r>
+    </w:p>
+    <w:p>
+      <w:pPr>
+        <w:spacing w:after="0"/>
+        <w:jc w:val="both"/>
+        <w:rPr>
+          <w:rFonts w:ascii="Times New Roman" w:eastAsia="Aptos" w:hAnsi="Times New Roman" w:cs="Times New Roman"/>
+          <w:sz w:val="26"/>
+          <w:szCs w:val="26"/>
+        </w:rPr>
+      </w:pPr>
+      <w:r>
+        <w:rPr>
+          <w:rFonts w:ascii="Times New Roman" w:eastAsia="Aptos" w:hAnsi="Times New Roman" w:cs="Times New Roman"/>
+          <w:sz w:val="26"/>
+          <w:szCs w:val="26"/>
+        </w:rPr>
+        <w:t>2.8. Незамедлительно сообщать Нанимателю об изменении паспортных данных, адреса проживания, срока временного пребывания.</w:t>
+      </w:r>
+    </w:p>
+    <w:p>
+      <w:pPr>
+        <w:jc w:val="both"/>
+        <w:rPr>
+          <w:rFonts w:ascii="Times New Roman" w:eastAsia="Aptos" w:hAnsi="Times New Roman" w:cs="Times New Roman"/>
+          <w:sz w:val="26"/>
+          <w:szCs w:val="26"/>
+        </w:rPr>
+      </w:pPr>
+      <w:r>
+        <w:rPr>
+          <w:rFonts w:ascii="Times New Roman" w:eastAsia="Aptos" w:hAnsi="Times New Roman" w:cs="Times New Roman"/>
+          <w:sz w:val="26"/>
+          <w:szCs w:val="26"/>
+        </w:rPr>
+        <w:t>3. ОБЯЗАННОСТИ НАНИМАТЕЛЯ</w:t>
+      </w:r>
+    </w:p>
+    <w:p>
+      <w:pPr>
+        <w:spacing w:after="0"/>
+        <w:jc w:val="both"/>
+        <w:rPr>
+          <w:rFonts w:ascii="Times New Roman" w:eastAsia="Aptos" w:hAnsi="Times New Roman" w:cs="Times New Roman"/>
+          <w:sz w:val="26"/>
+          <w:szCs w:val="26"/>
+        </w:rPr>
+      </w:pPr>
+      <w:r>
+        <w:rPr>
+          <w:rFonts w:ascii="Times New Roman" w:eastAsia="Aptos" w:hAnsi="Times New Roman" w:cs="Times New Roman"/>
+          <w:sz w:val="26"/>
+          <w:szCs w:val="26"/>
+        </w:rPr>
+        <w:t>3.1. Организовать труд Работника, обеспечить безопасные условия труда, соответствующие требованиям законодательства.</w:t>
+      </w:r>
+    </w:p>
+    <w:p>
+      <w:pPr>
+        <w:spacing w:after="0"/>
+        <w:jc w:val="both"/>
+        <w:rPr>
+          <w:rFonts w:ascii="Times New Roman" w:eastAsia="Aptos" w:hAnsi="Times New Roman" w:cs="Times New Roman"/>
+          <w:sz w:val="26"/>
+          <w:szCs w:val="26"/>
+        </w:rPr>
+      </w:pPr>
+      <w:r>
+        <w:rPr>
+          <w:rFonts w:ascii="Times New Roman" w:eastAsia="Aptos" w:hAnsi="Times New Roman" w:cs="Times New Roman"/>
+          <w:sz w:val="26"/>
+          <w:szCs w:val="26"/>
+        </w:rPr>
+        <w:t>3.2. Своевременно выплачивать Работнику заработную плату в размерах и сроки, установленные настоящим договором.</w:t>
+      </w:r>
+    </w:p>
+    <w:p>
+      <w:pPr>
+        <w:spacing w:after="0"/>
+        <w:jc w:val="both"/>
+        <w:rPr>
+          <w:rFonts w:ascii="Times New Roman" w:eastAsia="Aptos" w:hAnsi="Times New Roman" w:cs="Times New Roman"/>
+          <w:sz w:val="26"/>
+          <w:szCs w:val="26"/>
+        </w:rPr>
+      </w:pPr>
+      <w:r>
+        <w:rPr>
+          <w:rFonts w:ascii="Times New Roman" w:eastAsia="Aptos" w:hAnsi="Times New Roman" w:cs="Times New Roman"/>
+          <w:sz w:val="26"/>
+          <w:szCs w:val="26"/>
+        </w:rPr>
+        <w:t>3.3. Уведомить подразделение по гражданству и миграции по месту своего нахождения о заключении (прекращении) настоящего трудового договора в течение трех рабочих дней со дня его заключения (прекращения).</w:t>
+      </w:r>
+    </w:p>
+    <w:p>
+      <w:pPr>
+        <w:spacing w:after="0"/>
+        <w:jc w:val="both"/>
+        <w:rPr>
+          <w:rFonts w:ascii="Times New Roman" w:eastAsia="Aptos" w:hAnsi="Times New Roman" w:cs="Times New Roman"/>
+          <w:sz w:val="26"/>
+          <w:szCs w:val="26"/>
+        </w:rPr>
+      </w:pPr>
+      <w:r>
+        <w:rPr>
+          <w:rFonts w:ascii="Times New Roman" w:eastAsia="Aptos" w:hAnsi="Times New Roman" w:cs="Times New Roman"/>
+          <w:sz w:val="26"/>
+          <w:szCs w:val="26"/>
+        </w:rPr>
+        <w:t>3.4. Обеспечить за счет собственных средств выезд Работника из Республики Беларусь в случаях, предусмотренных ст. 32 Закона Республики Беларусь «О внешней трудовой миграции» (при досрочном расторжении договора в связи с нарушением Нанимателем законодательства, ликвидацией организации, сокращением штата, аннулированием разрешительных документов по вине Нанимателя).</w:t>
+      </w:r>
+    </w:p>
+    <w:p>
+      <w:pPr>
+        <w:jc w:val="both"/>
+        <w:rPr>
+          <w:rFonts w:ascii="Times New Roman" w:eastAsia="Aptos" w:hAnsi="Times New Roman" w:cs="Times New Roman"/>
+          <w:sz w:val="26"/>
+          <w:szCs w:val="26"/>
+        </w:rPr>
+      </w:pPr>
+      <w:r>
+        <w:rPr>
+          <w:rFonts w:ascii="Times New Roman" w:eastAsia="Aptos" w:hAnsi="Times New Roman" w:cs="Times New Roman"/>
+          <w:sz w:val="26"/>
+          <w:szCs w:val="26"/>
+        </w:rPr>
+        <w:t>4. РЕЖИМ РАБОЧЕГО ВРЕМЕНИ И ВРЕМЕНИ ОТДЫХА</w:t>
+      </w:r>
+    </w:p>
+    <w:p>
+      <w:pPr>
+        <w:spacing w:after="0"/>
+        <w:jc w:val="both"/>
+        <w:rPr>
+          <w:rFonts w:ascii="Times New Roman" w:eastAsia="Aptos" w:hAnsi="Times New Roman" w:cs="Times New Roman"/>
+          <w:sz w:val="26"/>
+          <w:szCs w:val="26"/>
+        </w:rPr>
+      </w:pPr>
+      <w:r>
+        <w:rPr>
+          <w:rFonts w:ascii="Times New Roman" w:eastAsia="Aptos" w:hAnsi="Times New Roman" w:cs="Times New Roman"/>
+          <w:sz w:val="26"/>
+          <w:szCs w:val="26"/>
+        </w:rPr>
+        <w:t>4.1. Работнику устанавливается {{</w:t>
       </w:r>
       <w:proofErr w:type="spellStart"/>
       <w:r>
@@ -655,7 +968,7 @@
           <w:sz w:val="26"/>
           <w:szCs w:val="26"/>
         </w:rPr>
-        <w:t>dolzhnost</w:t>
+        <w:t>stavka</w:t>
       </w:r>
       <w:proofErr w:type="spellEnd"/>
       <w:r>
@@ -664,25 +977,345 @@
           <w:sz w:val="26"/>
           <w:szCs w:val="26"/>
         </w:rPr>
-        <w:t>}}, являющейся неотъемлемой частью настоящего договора.</w:t>
-      </w:r>
-    </w:p>
-    <w:p>
-      <w:pPr>
-        <w:jc w:val="both"/>
-        <w:rPr>
-          <w:rFonts w:ascii="Times New Roman" w:eastAsia="Aptos" w:hAnsi="Times New Roman" w:cs="Times New Roman"/>
-          <w:sz w:val="26"/>
-          <w:szCs w:val="26"/>
-        </w:rPr>
-      </w:pPr>
-      <w:r>
-        <w:rPr>
-          <w:rFonts w:ascii="Times New Roman" w:eastAsia="Aptos" w:hAnsi="Times New Roman" w:cs="Times New Roman"/>
-          <w:sz w:val="26"/>
-          <w:szCs w:val="26"/>
-        </w:rPr>
-        <w:t>2.2. Выполнять следующие ключевые обязанности:</w:t>
+        <w:t>}} ставки рабочего времени.</w:t>
+      </w:r>
+    </w:p>
+    <w:p>
+      <w:pPr>
+        <w:spacing w:after="0"/>
+        <w:jc w:val="both"/>
+        <w:rPr>
+          <w:rFonts w:ascii="Times New Roman" w:eastAsia="Aptos" w:hAnsi="Times New Roman" w:cs="Times New Roman"/>
+          <w:sz w:val="26"/>
+          <w:szCs w:val="26"/>
+        </w:rPr>
+      </w:pPr>
+      <w:r>
+        <w:rPr>
+          <w:rFonts w:ascii="Times New Roman" w:eastAsia="Aptos" w:hAnsi="Times New Roman" w:cs="Times New Roman"/>
+          <w:sz w:val="26"/>
+          <w:szCs w:val="26"/>
+        </w:rPr>
+        <w:t>4.2. Суммированный учет рабочего времени с учетным периодом — один квартал. Норма рабочего времени за учетный период определяется пропорционально установленной ставке.</w:t>
+      </w:r>
+    </w:p>
+    <w:p>
+      <w:pPr>
+        <w:spacing w:after="0"/>
+        <w:jc w:val="both"/>
+        <w:rPr>
+          <w:rFonts w:ascii="Times New Roman" w:eastAsia="Aptos" w:hAnsi="Times New Roman" w:cs="Times New Roman"/>
+          <w:sz w:val="26"/>
+          <w:szCs w:val="26"/>
+        </w:rPr>
+      </w:pPr>
+      <w:r>
+        <w:rPr>
+          <w:rFonts w:ascii="Times New Roman" w:eastAsia="Aptos" w:hAnsi="Times New Roman" w:cs="Times New Roman"/>
+          <w:sz w:val="26"/>
+          <w:szCs w:val="26"/>
+        </w:rPr>
+        <w:t>4.3. Работа осуществляется по графику сменности, утверждаемому Нанимателем. Время присутствия на работе: с 10:00 до 22:00. Продолжительность рабочего времени в смену — 11 часов (12 часов присутствия минус 60 минут перерывов).</w:t>
+      </w:r>
+    </w:p>
+    <w:p>
+      <w:pPr>
+        <w:spacing w:after="0"/>
+        <w:jc w:val="both"/>
+        <w:rPr>
+          <w:rFonts w:ascii="Times New Roman" w:eastAsia="Aptos" w:hAnsi="Times New Roman" w:cs="Times New Roman"/>
+          <w:sz w:val="26"/>
+          <w:szCs w:val="26"/>
+        </w:rPr>
+      </w:pPr>
+      <w:r>
+        <w:rPr>
+          <w:rFonts w:ascii="Times New Roman" w:eastAsia="Aptos" w:hAnsi="Times New Roman" w:cs="Times New Roman"/>
+          <w:sz w:val="26"/>
+          <w:szCs w:val="26"/>
+        </w:rPr>
+        <w:t>4.4. По соглашению сторон в течение смены Работнику предоставляются перерывы для отдыха и питания: 3 перерыва по 20 минут каждый (суммарно 60 минут). Перерывы не включаются в рабочее время и не оплачиваются.</w:t>
+      </w:r>
+    </w:p>
+    <w:p>
+      <w:pPr>
+        <w:spacing w:after="0"/>
+        <w:jc w:val="both"/>
+        <w:rPr>
+          <w:rFonts w:ascii="Times New Roman" w:eastAsia="Aptos" w:hAnsi="Times New Roman" w:cs="Times New Roman"/>
+          <w:sz w:val="26"/>
+          <w:szCs w:val="26"/>
+        </w:rPr>
+      </w:pPr>
+      <w:r>
+        <w:rPr>
+          <w:rFonts w:ascii="Times New Roman" w:eastAsia="Aptos" w:hAnsi="Times New Roman" w:cs="Times New Roman"/>
+          <w:sz w:val="26"/>
+          <w:szCs w:val="26"/>
+        </w:rPr>
+        <w:lastRenderedPageBreak/>
+        <w:t>4.5. Выходные дни предоставляются согласно графику сменности.</w:t>
+      </w:r>
+    </w:p>
+    <w:p>
+      <w:pPr>
+        <w:spacing w:after="0"/>
+        <w:jc w:val="both"/>
+        <w:rPr>
+          <w:rFonts w:ascii="Times New Roman" w:eastAsia="Aptos" w:hAnsi="Times New Roman" w:cs="Times New Roman"/>
+          <w:sz w:val="26"/>
+          <w:szCs w:val="26"/>
+        </w:rPr>
+      </w:pPr>
+      <w:r>
+        <w:rPr>
+          <w:rFonts w:ascii="Times New Roman" w:eastAsia="Aptos" w:hAnsi="Times New Roman" w:cs="Times New Roman"/>
+          <w:sz w:val="26"/>
+          <w:szCs w:val="26"/>
+        </w:rPr>
+        <w:t>4.6. Работнику предоставляется трудовой отпуск продолжительностью 24 календарных дня.</w:t>
+      </w:r>
+    </w:p>
+    <w:p>
+      <w:pPr>
+        <w:jc w:val="both"/>
+        <w:rPr>
+          <w:rFonts w:ascii="Times New Roman" w:eastAsia="Aptos" w:hAnsi="Times New Roman" w:cs="Times New Roman"/>
+          <w:sz w:val="26"/>
+          <w:szCs w:val="26"/>
+        </w:rPr>
+      </w:pPr>
+      <w:r>
+        <w:rPr>
+          <w:rFonts w:ascii="Times New Roman" w:eastAsia="Aptos" w:hAnsi="Times New Roman" w:cs="Times New Roman"/>
+          <w:sz w:val="26"/>
+          <w:szCs w:val="26"/>
+        </w:rPr>
+        <w:t>5. ОПЛАТА ТРУДА</w:t>
+      </w:r>
+    </w:p>
+    <w:p>
+      <w:pPr>
+        <w:spacing w:after="0"/>
+        <w:jc w:val="both"/>
+        <w:rPr>
+          <w:rFonts w:ascii="Times New Roman" w:eastAsia="Aptos" w:hAnsi="Times New Roman" w:cs="Times New Roman"/>
+          <w:sz w:val="26"/>
+          <w:szCs w:val="26"/>
+        </w:rPr>
+      </w:pPr>
+      <w:r>
+        <w:rPr>
+          <w:rFonts w:ascii="Times New Roman" w:eastAsia="Aptos" w:hAnsi="Times New Roman" w:cs="Times New Roman"/>
+          <w:sz w:val="26"/>
+          <w:szCs w:val="26"/>
+        </w:rPr>
+        <w:t>5.1. На день подписания настоящего договора Работнику устанавливается тарифный оклад в размере {{</w:t>
+      </w:r>
+      <w:proofErr w:type="spellStart"/>
+      <w:r>
+        <w:rPr>
+          <w:rFonts w:ascii="Times New Roman" w:eastAsia="Aptos" w:hAnsi="Times New Roman" w:cs="Times New Roman"/>
+          <w:sz w:val="26"/>
+          <w:szCs w:val="26"/>
+        </w:rPr>
+        <w:t>oklad</w:t>
+      </w:r>
+      <w:proofErr w:type="spellEnd"/>
+      <w:r>
+        <w:rPr>
+          <w:rFonts w:ascii="Times New Roman" w:eastAsia="Aptos" w:hAnsi="Times New Roman" w:cs="Times New Roman"/>
+          <w:sz w:val="26"/>
+          <w:szCs w:val="26"/>
+        </w:rPr>
+        <w:t>}} белорусских рублей в месяц.</w:t>
+      </w:r>
+    </w:p>
+    <w:p>
+      <w:pPr>
+        <w:spacing w:after="0"/>
+        <w:jc w:val="both"/>
+        <w:rPr>
+          <w:rFonts w:ascii="Times New Roman" w:eastAsia="Aptos" w:hAnsi="Times New Roman" w:cs="Times New Roman"/>
+          <w:sz w:val="26"/>
+          <w:szCs w:val="26"/>
+        </w:rPr>
+      </w:pPr>
+      <w:r>
+        <w:rPr>
+          <w:rFonts w:ascii="Times New Roman" w:eastAsia="Aptos" w:hAnsi="Times New Roman" w:cs="Times New Roman"/>
+          <w:sz w:val="26"/>
+          <w:szCs w:val="26"/>
+        </w:rPr>
+        <w:t>5.2. Изменение размера и условий оплаты труда, установленных настоящим трудовым договором, производится по соглашению Сторон путем заключения письменного дополнительного соглашения, либо в порядке существенных изменений условий труда по инициативе Нанимателя в соответствии со статьей 32 Трудового кодекса Республики Беларусь.</w:t>
+      </w:r>
+    </w:p>
+    <w:p>
+      <w:pPr>
+        <w:spacing w:after="0"/>
+        <w:jc w:val="both"/>
+        <w:rPr>
+          <w:rFonts w:ascii="Times New Roman" w:eastAsia="Aptos" w:hAnsi="Times New Roman" w:cs="Times New Roman"/>
+          <w:sz w:val="26"/>
+          <w:szCs w:val="26"/>
+        </w:rPr>
+      </w:pPr>
+      <w:r>
+        <w:rPr>
+          <w:rFonts w:ascii="Times New Roman" w:eastAsia="Aptos" w:hAnsi="Times New Roman" w:cs="Times New Roman"/>
+          <w:sz w:val="26"/>
+          <w:szCs w:val="26"/>
+        </w:rPr>
+        <w:t>5.3. Премирование и выплата надбавок производятся в соответствии с Положением об оплате труда и премировании, действующим у Нанимателя.</w:t>
+      </w:r>
+    </w:p>
+    <w:p>
+      <w:pPr>
+        <w:spacing w:after="0"/>
+        <w:jc w:val="both"/>
+        <w:rPr>
+          <w:rFonts w:ascii="Times New Roman" w:eastAsia="Aptos" w:hAnsi="Times New Roman" w:cs="Times New Roman"/>
+          <w:sz w:val="26"/>
+          <w:szCs w:val="26"/>
+        </w:rPr>
+      </w:pPr>
+      <w:r>
+        <w:rPr>
+          <w:rFonts w:ascii="Times New Roman" w:eastAsia="Aptos" w:hAnsi="Times New Roman" w:cs="Times New Roman"/>
+          <w:sz w:val="26"/>
+          <w:szCs w:val="26"/>
+        </w:rPr>
+        <w:t>5.4. Заработная плата выплачивается регулярно два раза в месяц путем перечисления денежных средств на текущий (расчетный) банковский счет Работника в следующие сроки:</w:t>
+      </w:r>
+    </w:p>
+    <w:p>
+      <w:pPr>
+        <w:spacing w:after="0"/>
+        <w:jc w:val="both"/>
+        <w:rPr>
+          <w:rFonts w:ascii="Times New Roman" w:eastAsia="Aptos" w:hAnsi="Times New Roman" w:cs="Times New Roman"/>
+          <w:sz w:val="26"/>
+          <w:szCs w:val="26"/>
+        </w:rPr>
+      </w:pPr>
+      <w:r>
+        <w:rPr>
+          <w:rFonts w:ascii="Times New Roman" w:eastAsia="Aptos" w:hAnsi="Times New Roman" w:cs="Times New Roman"/>
+          <w:sz w:val="26"/>
+          <w:szCs w:val="26"/>
+        </w:rPr>
+        <w:t>- 30-го числа текущего месяца — первая часть заработной платы;</w:t>
+      </w:r>
+    </w:p>
+    <w:p>
+      <w:pPr>
+        <w:spacing w:after="0"/>
+        <w:jc w:val="both"/>
+        <w:rPr>
+          <w:rFonts w:ascii="Times New Roman" w:eastAsia="Aptos" w:hAnsi="Times New Roman" w:cs="Times New Roman"/>
+          <w:sz w:val="26"/>
+          <w:szCs w:val="26"/>
+        </w:rPr>
+      </w:pPr>
+      <w:r>
+        <w:rPr>
+          <w:rFonts w:ascii="Times New Roman" w:eastAsia="Aptos" w:hAnsi="Times New Roman" w:cs="Times New Roman"/>
+          <w:sz w:val="26"/>
+          <w:szCs w:val="26"/>
+        </w:rPr>
+        <w:t>- 15-го числа месяца, следующего за расчетным, — вторая часть заработной платы.</w:t>
+      </w:r>
+    </w:p>
+    <w:p>
+      <w:pPr>
+        <w:jc w:val="both"/>
+        <w:rPr>
+          <w:rFonts w:ascii="Times New Roman" w:eastAsia="Aptos" w:hAnsi="Times New Roman" w:cs="Times New Roman"/>
+          <w:sz w:val="26"/>
+          <w:szCs w:val="26"/>
+        </w:rPr>
+      </w:pPr>
+      <w:r>
+        <w:rPr>
+          <w:rFonts w:ascii="Times New Roman" w:eastAsia="Aptos" w:hAnsi="Times New Roman" w:cs="Times New Roman"/>
+          <w:sz w:val="26"/>
+          <w:szCs w:val="26"/>
+        </w:rPr>
+        <w:t>6. ПРОЖИВАНИЕ И МЕДИЦИНСКОЕ ОБСЛУЖИВАНИЕ</w:t>
+      </w:r>
+    </w:p>
+    <w:p>
+      <w:pPr>
+        <w:spacing w:after="0"/>
+        <w:jc w:val="both"/>
+        <w:rPr>
+          <w:rFonts w:ascii="Times New Roman" w:eastAsia="Aptos" w:hAnsi="Times New Roman" w:cs="Times New Roman"/>
+          <w:sz w:val="26"/>
+          <w:szCs w:val="26"/>
+        </w:rPr>
+      </w:pPr>
+      <w:r>
+        <w:rPr>
+          <w:rFonts w:ascii="Times New Roman" w:eastAsia="Aptos" w:hAnsi="Times New Roman" w:cs="Times New Roman"/>
+          <w:sz w:val="26"/>
+          <w:szCs w:val="26"/>
+        </w:rPr>
+        <w:t>6.1. Обеспечение жилым помещением на период действия настоящего трудового договора осуществляется Работником самостоятельно за счет собственных средств. Наниматель обязуется оказать Работнику необходимое организационное содействие в подборе жилого помещения для проживания и оформлении регистрации в соответствии с законодательством Республики Беларусь.</w:t>
+      </w:r>
+    </w:p>
+    <w:p>
+      <w:pPr>
+        <w:spacing w:after="0"/>
+        <w:jc w:val="both"/>
+        <w:rPr>
+          <w:rFonts w:ascii="Times New Roman" w:eastAsia="Aptos" w:hAnsi="Times New Roman" w:cs="Times New Roman"/>
+          <w:sz w:val="26"/>
+          <w:szCs w:val="26"/>
+        </w:rPr>
+      </w:pPr>
+      <w:r>
+        <w:rPr>
+          <w:rFonts w:ascii="Times New Roman" w:eastAsia="Aptos" w:hAnsi="Times New Roman" w:cs="Times New Roman"/>
+          <w:sz w:val="26"/>
+          <w:szCs w:val="26"/>
+        </w:rPr>
+        <w:t>6.2. Медицинское обслуживание осуществляется за счет собственных средств Работника. Наниматель может оказать Работнику материальную помощь на лечение.</w:t>
+      </w:r>
+    </w:p>
+    <w:p>
+      <w:pPr>
+        <w:jc w:val="both"/>
+        <w:rPr>
+          <w:rFonts w:ascii="Times New Roman" w:eastAsia="Aptos" w:hAnsi="Times New Roman" w:cs="Times New Roman"/>
+          <w:sz w:val="26"/>
+          <w:szCs w:val="26"/>
+        </w:rPr>
+      </w:pPr>
+      <w:r>
+        <w:rPr>
+          <w:rFonts w:ascii="Times New Roman" w:eastAsia="Aptos" w:hAnsi="Times New Roman" w:cs="Times New Roman"/>
+          <w:sz w:val="26"/>
+          <w:szCs w:val="26"/>
+        </w:rPr>
+        <w:t>7. ОТВЕТСТВЕННОСТЬ СТОРОН</w:t>
+      </w:r>
+    </w:p>
+    <w:p>
+      <w:pPr>
+        <w:jc w:val="both"/>
+        <w:rPr>
+          <w:rFonts w:ascii="Times New Roman" w:eastAsia="Aptos" w:hAnsi="Times New Roman" w:cs="Times New Roman"/>
+          <w:sz w:val="26"/>
+          <w:szCs w:val="26"/>
+        </w:rPr>
+      </w:pPr>
+      <w:r>
+        <w:rPr>
+          <w:rFonts w:ascii="Times New Roman" w:eastAsia="Aptos" w:hAnsi="Times New Roman" w:cs="Times New Roman"/>
+          <w:sz w:val="26"/>
+          <w:szCs w:val="26"/>
+        </w:rPr>
+        <w:t>7.1. За неисполнение или ненадлежащее исполнение своих обязанностей Стороны несут дисциплинарную, материальную и иную ответственность в соответствии с Трудовым кодексом Республики Беларусь.</w:t>
       </w:r>
     </w:p>
     <w:p>
@@ -709,7 +1342,7 @@
           <w:sz w:val="26"/>
           <w:szCs w:val="26"/>
         </w:rPr>
-        <w:t>obyazannosti</w:t>
+        <w:t>blok_mat_otvetstvennost</w:t>
       </w:r>
       <w:proofErr w:type="spellEnd"/>
       <w:r>
@@ -736,197 +1369,43 @@
           <w:sz w:val="26"/>
           <w:szCs w:val="26"/>
         </w:rPr>
-        <w:t>2.3. Подчиняться Правилам внутреннего трудового распорядка Нанимателя.</w:t>
-      </w:r>
-    </w:p>
-    <w:p>
-      <w:pPr>
-        <w:jc w:val="both"/>
-        <w:rPr>
-          <w:rFonts w:ascii="Times New Roman" w:eastAsia="Aptos" w:hAnsi="Times New Roman" w:cs="Times New Roman"/>
-          <w:sz w:val="26"/>
-          <w:szCs w:val="26"/>
-        </w:rPr>
-      </w:pPr>
-      <w:r>
-        <w:rPr>
-          <w:rFonts w:ascii="Times New Roman" w:eastAsia="Aptos" w:hAnsi="Times New Roman" w:cs="Times New Roman"/>
-          <w:sz w:val="26"/>
-          <w:szCs w:val="26"/>
-        </w:rPr>
-        <w:t>2.4. Соблюдать требования по охране труда, технике безопасности и пожарной безопасности.</w:t>
-      </w:r>
-    </w:p>
-    <w:p>
-      <w:pPr>
-        <w:jc w:val="both"/>
-        <w:rPr>
-          <w:rFonts w:ascii="Times New Roman" w:eastAsia="Aptos" w:hAnsi="Times New Roman" w:cs="Times New Roman"/>
-          <w:sz w:val="26"/>
-          <w:szCs w:val="26"/>
-        </w:rPr>
-      </w:pPr>
-      <w:r>
-        <w:rPr>
-          <w:rFonts w:ascii="Times New Roman" w:eastAsia="Aptos" w:hAnsi="Times New Roman" w:cs="Times New Roman"/>
-          <w:sz w:val="26"/>
-          <w:szCs w:val="26"/>
-        </w:rPr>
-        <w:t>2.5. Бережно относиться к имуществу Нанимателя, принимать меры к предотвращению ущерба.</w:t>
-      </w:r>
-    </w:p>
-    <w:p>
-      <w:pPr>
-        <w:jc w:val="both"/>
-        <w:rPr>
-          <w:rFonts w:ascii="Times New Roman" w:eastAsia="Aptos" w:hAnsi="Times New Roman" w:cs="Times New Roman"/>
-          <w:sz w:val="26"/>
-          <w:szCs w:val="26"/>
-        </w:rPr>
-      </w:pPr>
-      <w:r>
-        <w:rPr>
-          <w:rFonts w:ascii="Times New Roman" w:eastAsia="Aptos" w:hAnsi="Times New Roman" w:cs="Times New Roman"/>
-          <w:sz w:val="26"/>
-          <w:szCs w:val="26"/>
-        </w:rPr>
-        <w:t>2.6. Хранить коммерческую тайну Нанимателя.</w:t>
-      </w:r>
-    </w:p>
-    <w:p>
-      <w:pPr>
-        <w:jc w:val="both"/>
-        <w:rPr>
-          <w:rFonts w:ascii="Times New Roman" w:eastAsia="Aptos" w:hAnsi="Times New Roman" w:cs="Times New Roman"/>
-          <w:sz w:val="26"/>
-          <w:szCs w:val="26"/>
-        </w:rPr>
-      </w:pPr>
-      <w:r>
-        <w:rPr>
-          <w:rFonts w:ascii="Times New Roman" w:eastAsia="Aptos" w:hAnsi="Times New Roman" w:cs="Times New Roman"/>
-          <w:sz w:val="26"/>
-          <w:szCs w:val="26"/>
-        </w:rPr>
-        <w:t>2.7. В случае прекращения (расторжения) настоящего договора по инициативе Работника, по соглашению сторон, а также по иным основаниям, не связанным с виной Нанимателя, Работник обязан покинуть территорию Республики Беларусь за счет собственных средств, если иных законных оснований для пребывания не имеется.</w:t>
-      </w:r>
-    </w:p>
-    <w:p>
-      <w:pPr>
-        <w:jc w:val="both"/>
-        <w:rPr>
-          <w:rFonts w:ascii="Times New Roman" w:eastAsia="Aptos" w:hAnsi="Times New Roman" w:cs="Times New Roman"/>
-          <w:sz w:val="26"/>
-          <w:szCs w:val="26"/>
-        </w:rPr>
-      </w:pPr>
-      <w:r>
-        <w:rPr>
-          <w:rFonts w:ascii="Times New Roman" w:eastAsia="Aptos" w:hAnsi="Times New Roman" w:cs="Times New Roman"/>
-          <w:sz w:val="26"/>
-          <w:szCs w:val="26"/>
-        </w:rPr>
-        <w:t>2.8. Незамедлительно сообщать Нанимателю об изменении паспортных данных, адреса проживания, срока временного пребывания.</w:t>
-      </w:r>
-    </w:p>
-    <w:p>
-      <w:pPr>
-        <w:jc w:val="both"/>
-        <w:rPr>
-          <w:rFonts w:ascii="Times New Roman" w:eastAsia="Aptos" w:hAnsi="Times New Roman" w:cs="Times New Roman"/>
-          <w:sz w:val="26"/>
-          <w:szCs w:val="26"/>
-        </w:rPr>
-      </w:pPr>
-    </w:p>
-    <w:p>
-      <w:pPr>
-        <w:jc w:val="both"/>
-        <w:rPr>
-          <w:rFonts w:ascii="Times New Roman" w:eastAsia="Aptos" w:hAnsi="Times New Roman" w:cs="Times New Roman"/>
-          <w:sz w:val="26"/>
-          <w:szCs w:val="26"/>
-        </w:rPr>
-      </w:pPr>
-      <w:r>
-        <w:rPr>
-          <w:rFonts w:ascii="Times New Roman" w:eastAsia="Aptos" w:hAnsi="Times New Roman" w:cs="Times New Roman"/>
-          <w:sz w:val="26"/>
-          <w:szCs w:val="26"/>
-        </w:rPr>
-        <w:t>3. ОБЯЗАННОСТИ НАНИМАТЕЛЯ</w:t>
-      </w:r>
-    </w:p>
-    <w:p>
-      <w:pPr>
-        <w:jc w:val="both"/>
-        <w:rPr>
-          <w:rFonts w:ascii="Times New Roman" w:eastAsia="Aptos" w:hAnsi="Times New Roman" w:cs="Times New Roman"/>
-          <w:sz w:val="26"/>
-          <w:szCs w:val="26"/>
-        </w:rPr>
-      </w:pPr>
-      <w:r>
-        <w:rPr>
-          <w:rFonts w:ascii="Times New Roman" w:eastAsia="Aptos" w:hAnsi="Times New Roman" w:cs="Times New Roman"/>
-          <w:sz w:val="26"/>
-          <w:szCs w:val="26"/>
-        </w:rPr>
-        <w:t>3.1. Организовать труд Работника, обеспечить безопасные условия труда, соответствующие требованиям законодательства.</w:t>
-      </w:r>
-    </w:p>
-    <w:p>
-      <w:pPr>
-        <w:jc w:val="both"/>
-        <w:rPr>
-          <w:rFonts w:ascii="Times New Roman" w:eastAsia="Aptos" w:hAnsi="Times New Roman" w:cs="Times New Roman"/>
-          <w:sz w:val="26"/>
-          <w:szCs w:val="26"/>
-        </w:rPr>
-      </w:pPr>
-      <w:r>
-        <w:rPr>
-          <w:rFonts w:ascii="Times New Roman" w:eastAsia="Aptos" w:hAnsi="Times New Roman" w:cs="Times New Roman"/>
-          <w:sz w:val="26"/>
-          <w:szCs w:val="26"/>
-        </w:rPr>
-        <w:t>3.2. Своевременно выплачивать Работнику заработную плату в размерах и сроки, установленные настоящим договором.</w:t>
-      </w:r>
-    </w:p>
-    <w:p>
-      <w:pPr>
-        <w:jc w:val="both"/>
-        <w:rPr>
-          <w:rFonts w:ascii="Times New Roman" w:eastAsia="Aptos" w:hAnsi="Times New Roman" w:cs="Times New Roman"/>
-          <w:sz w:val="26"/>
-          <w:szCs w:val="26"/>
-        </w:rPr>
-      </w:pPr>
-      <w:r>
-        <w:rPr>
-          <w:rFonts w:ascii="Times New Roman" w:eastAsia="Aptos" w:hAnsi="Times New Roman" w:cs="Times New Roman"/>
-          <w:sz w:val="26"/>
-          <w:szCs w:val="26"/>
-        </w:rPr>
-        <w:t>3.3. Уведомить подразделение по гражданству и миграции по месту своего нахождения о заключении (прекращении) настоящего трудового договора в течение трех рабочих дней со дня его заключения (прекращения).</w:t>
-      </w:r>
-    </w:p>
-    <w:p>
-      <w:pPr>
-        <w:jc w:val="both"/>
-        <w:rPr>
-          <w:rFonts w:ascii="Times New Roman" w:eastAsia="Aptos" w:hAnsi="Times New Roman" w:cs="Times New Roman"/>
-          <w:sz w:val="26"/>
-          <w:szCs w:val="26"/>
-        </w:rPr>
-      </w:pPr>
-      <w:r>
-        <w:rPr>
-          <w:rFonts w:ascii="Times New Roman" w:eastAsia="Aptos" w:hAnsi="Times New Roman" w:cs="Times New Roman"/>
-          <w:sz w:val="26"/>
-          <w:szCs w:val="26"/>
-        </w:rPr>
-        <w:t xml:space="preserve">3.4. Обеспечить за счет собственных средств выезд Работника из Республики Беларусь в случаях, предусмотренных ст. 32 Закона Республики Беларусь «О внешней трудовой миграции» (при досрочном расторжении договора в связи с нарушением Нанимателем законодательства, ликвидацией организации, </w:t>
+        <w:t>8. РАЗРЕШЕНИЕ СПОРОВ</w:t>
+      </w:r>
+    </w:p>
+    <w:p>
+      <w:pPr>
+        <w:jc w:val="both"/>
+        <w:rPr>
+          <w:rFonts w:ascii="Times New Roman" w:eastAsia="Aptos" w:hAnsi="Times New Roman" w:cs="Times New Roman"/>
+          <w:sz w:val="26"/>
+          <w:szCs w:val="26"/>
+        </w:rPr>
+      </w:pPr>
+      <w:r>
+        <w:rPr>
+          <w:rFonts w:ascii="Times New Roman" w:eastAsia="Aptos" w:hAnsi="Times New Roman" w:cs="Times New Roman"/>
+          <w:sz w:val="26"/>
+          <w:szCs w:val="26"/>
+        </w:rPr>
+        <w:t xml:space="preserve">8.1. Все споры и разногласия, возникающие между Сторонами, разрешаются путем переговоров. При </w:t>
+      </w:r>
+      <w:proofErr w:type="spellStart"/>
+      <w:r>
+        <w:rPr>
+          <w:rFonts w:ascii="Times New Roman" w:eastAsia="Aptos" w:hAnsi="Times New Roman" w:cs="Times New Roman"/>
+          <w:sz w:val="26"/>
+          <w:szCs w:val="26"/>
+        </w:rPr>
+        <w:t>недостижении</w:t>
+      </w:r>
+      <w:proofErr w:type="spellEnd"/>
+      <w:r>
+        <w:rPr>
+          <w:rFonts w:ascii="Times New Roman" w:eastAsia="Aptos" w:hAnsi="Times New Roman" w:cs="Times New Roman"/>
+          <w:sz w:val="26"/>
+          <w:szCs w:val="26"/>
+        </w:rPr>
+        <w:t xml:space="preserve"> согласия спор передается на </w:t>
       </w:r>
       <w:r>
         <w:rPr>
@@ -935,573 +1414,8 @@
           <w:szCs w:val="26"/>
         </w:rPr>
         <w:lastRenderedPageBreak/>
-        <w:t>сокращением штата, аннулированием разрешительных документов по вине Нанимателя).</w:t>
-      </w:r>
-    </w:p>
-    <w:p>
-      <w:pPr>
-        <w:jc w:val="both"/>
-        <w:rPr>
-          <w:rFonts w:ascii="Times New Roman" w:eastAsia="Aptos" w:hAnsi="Times New Roman" w:cs="Times New Roman"/>
-          <w:sz w:val="26"/>
-          <w:szCs w:val="26"/>
-        </w:rPr>
-      </w:pPr>
-    </w:p>
-    <w:p>
-      <w:pPr>
-        <w:jc w:val="both"/>
-        <w:rPr>
-          <w:rFonts w:ascii="Times New Roman" w:eastAsia="Aptos" w:hAnsi="Times New Roman" w:cs="Times New Roman"/>
-          <w:sz w:val="26"/>
-          <w:szCs w:val="26"/>
-        </w:rPr>
-      </w:pPr>
-      <w:r>
-        <w:rPr>
-          <w:rFonts w:ascii="Times New Roman" w:eastAsia="Aptos" w:hAnsi="Times New Roman" w:cs="Times New Roman"/>
-          <w:sz w:val="26"/>
-          <w:szCs w:val="26"/>
-        </w:rPr>
-        <w:t>4. РЕЖИМ РАБОЧЕГО ВРЕМЕНИ И ВРЕМЕНИ ОТДЫХА</w:t>
-      </w:r>
-    </w:p>
-    <w:p>
-      <w:pPr>
-        <w:jc w:val="both"/>
-        <w:rPr>
-          <w:rFonts w:ascii="Times New Roman" w:eastAsia="Aptos" w:hAnsi="Times New Roman" w:cs="Times New Roman"/>
-          <w:sz w:val="26"/>
-          <w:szCs w:val="26"/>
-        </w:rPr>
-      </w:pPr>
-      <w:r>
-        <w:rPr>
-          <w:rFonts w:ascii="Times New Roman" w:eastAsia="Aptos" w:hAnsi="Times New Roman" w:cs="Times New Roman"/>
-          <w:sz w:val="26"/>
-          <w:szCs w:val="26"/>
-        </w:rPr>
-        <w:t>4.1. Работнику устанавливается {{</w:t>
-      </w:r>
-      <w:proofErr w:type="spellStart"/>
-      <w:r>
-        <w:rPr>
-          <w:rFonts w:ascii="Times New Roman" w:eastAsia="Aptos" w:hAnsi="Times New Roman" w:cs="Times New Roman"/>
-          <w:sz w:val="26"/>
-          <w:szCs w:val="26"/>
-        </w:rPr>
-        <w:t>stavka</w:t>
-      </w:r>
-      <w:proofErr w:type="spellEnd"/>
-      <w:r>
-        <w:rPr>
-          <w:rFonts w:ascii="Times New Roman" w:eastAsia="Aptos" w:hAnsi="Times New Roman" w:cs="Times New Roman"/>
-          <w:sz w:val="26"/>
-          <w:szCs w:val="26"/>
-        </w:rPr>
-        <w:t>}} ставки рабочего времени.</w:t>
-      </w:r>
-    </w:p>
-    <w:p>
-      <w:pPr>
-        <w:jc w:val="both"/>
-        <w:rPr>
-          <w:rFonts w:ascii="Times New Roman" w:eastAsia="Aptos" w:hAnsi="Times New Roman" w:cs="Times New Roman"/>
-          <w:sz w:val="26"/>
-          <w:szCs w:val="26"/>
-        </w:rPr>
-      </w:pPr>
-      <w:r>
-        <w:rPr>
-          <w:rFonts w:ascii="Times New Roman" w:eastAsia="Aptos" w:hAnsi="Times New Roman" w:cs="Times New Roman"/>
-          <w:sz w:val="26"/>
-          <w:szCs w:val="26"/>
-        </w:rPr>
-        <w:t>4.2. Суммированный учет рабочего времени с учетным периодом — один квартал. Норма рабочего времени за учетный период определяется пропорционально установленной ставке.</w:t>
-      </w:r>
-    </w:p>
-    <w:p>
-      <w:pPr>
-        <w:jc w:val="both"/>
-        <w:rPr>
-          <w:rFonts w:ascii="Times New Roman" w:eastAsia="Aptos" w:hAnsi="Times New Roman" w:cs="Times New Roman"/>
-          <w:sz w:val="26"/>
-          <w:szCs w:val="26"/>
-        </w:rPr>
-      </w:pPr>
-      <w:r>
-        <w:rPr>
-          <w:rFonts w:ascii="Times New Roman" w:eastAsia="Aptos" w:hAnsi="Times New Roman" w:cs="Times New Roman"/>
-          <w:sz w:val="26"/>
-          <w:szCs w:val="26"/>
-        </w:rPr>
-        <w:t>4.3. Работа осуществляется по графику сменности, утверждаемому Нанимателем. Время присутствия на работе: с 10:00 до 22:00. Продолжительность рабочего времени в смену — 11 часов (12 часов присутствия минус 60 минут перерывов).</w:t>
-      </w:r>
-    </w:p>
-    <w:p>
-      <w:pPr>
-        <w:jc w:val="both"/>
-        <w:rPr>
-          <w:rFonts w:ascii="Times New Roman" w:eastAsia="Aptos" w:hAnsi="Times New Roman" w:cs="Times New Roman"/>
-          <w:sz w:val="26"/>
-          <w:szCs w:val="26"/>
-        </w:rPr>
-      </w:pPr>
-      <w:r>
-        <w:rPr>
-          <w:rFonts w:ascii="Times New Roman" w:eastAsia="Aptos" w:hAnsi="Times New Roman" w:cs="Times New Roman"/>
-          <w:sz w:val="26"/>
-          <w:szCs w:val="26"/>
-        </w:rPr>
-        <w:t>4.4. По соглашению сторон в течение смены Работнику предоставляются перерывы для отдыха и питания: 3 перерыва по 20 минут каждый (суммарно 60 минут). Перерывы не включаются в рабочее время и не оплачиваются.</w:t>
-      </w:r>
-    </w:p>
-    <w:p>
-      <w:pPr>
-        <w:jc w:val="both"/>
-        <w:rPr>
-          <w:rFonts w:ascii="Times New Roman" w:eastAsia="Aptos" w:hAnsi="Times New Roman" w:cs="Times New Roman"/>
-          <w:sz w:val="26"/>
-          <w:szCs w:val="26"/>
-        </w:rPr>
-      </w:pPr>
-      <w:r>
-        <w:rPr>
-          <w:rFonts w:ascii="Times New Roman" w:eastAsia="Aptos" w:hAnsi="Times New Roman" w:cs="Times New Roman"/>
-          <w:sz w:val="26"/>
-          <w:szCs w:val="26"/>
-        </w:rPr>
-        <w:t>4.5. Выходные дни предоставляются согласно графику сменности.</w:t>
-      </w:r>
-    </w:p>
-    <w:p>
-      <w:pPr>
-        <w:jc w:val="both"/>
-        <w:rPr>
-          <w:rFonts w:ascii="Times New Roman" w:eastAsia="Aptos" w:hAnsi="Times New Roman" w:cs="Times New Roman"/>
-          <w:sz w:val="26"/>
-          <w:szCs w:val="26"/>
-        </w:rPr>
-      </w:pPr>
-      <w:r>
-        <w:rPr>
-          <w:rFonts w:ascii="Times New Roman" w:eastAsia="Aptos" w:hAnsi="Times New Roman" w:cs="Times New Roman"/>
-          <w:sz w:val="26"/>
-          <w:szCs w:val="26"/>
-        </w:rPr>
-        <w:t xml:space="preserve">4.6. Работнику предоставляется трудовой отпуск продолжительностью 24 </w:t>
-      </w:r>
-      <w:proofErr w:type="gramStart"/>
-      <w:r>
-        <w:rPr>
-          <w:rFonts w:ascii="Times New Roman" w:eastAsia="Aptos" w:hAnsi="Times New Roman" w:cs="Times New Roman"/>
-          <w:sz w:val="26"/>
-          <w:szCs w:val="26"/>
-        </w:rPr>
-        <w:t>календарных</w:t>
-      </w:r>
-      <w:proofErr w:type="gramEnd"/>
-      <w:r>
-        <w:rPr>
-          <w:rFonts w:ascii="Times New Roman" w:eastAsia="Aptos" w:hAnsi="Times New Roman" w:cs="Times New Roman"/>
-          <w:sz w:val="26"/>
-          <w:szCs w:val="26"/>
-        </w:rPr>
-        <w:t xml:space="preserve"> дня.</w:t>
-      </w:r>
-    </w:p>
-    <w:p>
-      <w:pPr>
-        <w:jc w:val="both"/>
-        <w:rPr>
-          <w:rFonts w:ascii="Times New Roman" w:eastAsia="Aptos" w:hAnsi="Times New Roman" w:cs="Times New Roman"/>
-          <w:sz w:val="26"/>
-          <w:szCs w:val="26"/>
-        </w:rPr>
-      </w:pPr>
-    </w:p>
-    <w:p>
-      <w:pPr>
-        <w:jc w:val="both"/>
-        <w:rPr>
-          <w:rFonts w:ascii="Times New Roman" w:eastAsia="Aptos" w:hAnsi="Times New Roman" w:cs="Times New Roman"/>
-          <w:sz w:val="26"/>
-          <w:szCs w:val="26"/>
-        </w:rPr>
-      </w:pPr>
-      <w:r>
-        <w:rPr>
-          <w:rFonts w:ascii="Times New Roman" w:eastAsia="Aptos" w:hAnsi="Times New Roman" w:cs="Times New Roman"/>
-          <w:sz w:val="26"/>
-          <w:szCs w:val="26"/>
-        </w:rPr>
-        <w:t>5. ОПЛАТА ТРУДА</w:t>
-      </w:r>
-    </w:p>
-    <w:p>
-      <w:pPr>
-        <w:jc w:val="both"/>
-        <w:rPr>
-          <w:rFonts w:ascii="Times New Roman" w:eastAsia="Aptos" w:hAnsi="Times New Roman" w:cs="Times New Roman"/>
-          <w:sz w:val="26"/>
-          <w:szCs w:val="26"/>
-        </w:rPr>
-      </w:pPr>
-      <w:r>
-        <w:rPr>
-          <w:rFonts w:ascii="Times New Roman" w:eastAsia="Aptos" w:hAnsi="Times New Roman" w:cs="Times New Roman"/>
-          <w:sz w:val="26"/>
-          <w:szCs w:val="26"/>
-        </w:rPr>
-        <w:t>5.1. На день подписания настоящего договора Работнику устанавливается тарифный оклад в размере {{</w:t>
-      </w:r>
-      <w:proofErr w:type="spellStart"/>
-      <w:r>
-        <w:rPr>
-          <w:rFonts w:ascii="Times New Roman" w:eastAsia="Aptos" w:hAnsi="Times New Roman" w:cs="Times New Roman"/>
-          <w:sz w:val="26"/>
-          <w:szCs w:val="26"/>
-        </w:rPr>
-        <w:t>oklad</w:t>
-      </w:r>
-      <w:proofErr w:type="spellEnd"/>
-      <w:r>
-        <w:rPr>
-          <w:rFonts w:ascii="Times New Roman" w:eastAsia="Aptos" w:hAnsi="Times New Roman" w:cs="Times New Roman"/>
-          <w:sz w:val="26"/>
-          <w:szCs w:val="26"/>
-        </w:rPr>
-        <w:t>}} белорусских рублей в месяц.</w:t>
-      </w:r>
-    </w:p>
-    <w:p>
-      <w:pPr>
-        <w:jc w:val="both"/>
-        <w:rPr>
-          <w:rFonts w:ascii="Times New Roman" w:eastAsia="Aptos" w:hAnsi="Times New Roman" w:cs="Times New Roman"/>
-          <w:sz w:val="26"/>
-          <w:szCs w:val="26"/>
-        </w:rPr>
-      </w:pPr>
-      <w:r>
-        <w:rPr>
-          <w:rFonts w:ascii="Times New Roman" w:eastAsia="Aptos" w:hAnsi="Times New Roman" w:cs="Times New Roman"/>
-          <w:sz w:val="26"/>
-          <w:szCs w:val="26"/>
-        </w:rPr>
-        <w:t>5.2. Изменение размера и условий оплаты труда, установленных настоящим трудовым договором, производится по соглашению Сторон путем заключения письменного дополнительного соглашения, либо в порядке существенных изменений условий труда по инициативе Нанимателя в соответствии со статьей 32 Трудового кодекса Республики Беларусь.</w:t>
-      </w:r>
-    </w:p>
-    <w:p>
-      <w:pPr>
-        <w:jc w:val="both"/>
-        <w:rPr>
-          <w:rFonts w:ascii="Times New Roman" w:eastAsia="Aptos" w:hAnsi="Times New Roman" w:cs="Times New Roman"/>
-          <w:sz w:val="26"/>
-          <w:szCs w:val="26"/>
-        </w:rPr>
-      </w:pPr>
-      <w:r>
-        <w:rPr>
-          <w:rFonts w:ascii="Times New Roman" w:eastAsia="Aptos" w:hAnsi="Times New Roman" w:cs="Times New Roman"/>
-          <w:sz w:val="26"/>
-          <w:szCs w:val="26"/>
-        </w:rPr>
-        <w:t>5.3. Премирование и выплата надбавок производятся в соответствии с Положением об оплате труда и премировании, действующим у Нанимателя.</w:t>
-      </w:r>
-    </w:p>
-    <w:p>
-      <w:pPr>
-        <w:jc w:val="both"/>
-        <w:rPr>
-          <w:rFonts w:ascii="Times New Roman" w:eastAsia="Aptos" w:hAnsi="Times New Roman" w:cs="Times New Roman"/>
-          <w:sz w:val="26"/>
-          <w:szCs w:val="26"/>
-        </w:rPr>
-      </w:pPr>
-      <w:r>
-        <w:rPr>
-          <w:rFonts w:ascii="Times New Roman" w:eastAsia="Aptos" w:hAnsi="Times New Roman" w:cs="Times New Roman"/>
-          <w:sz w:val="26"/>
-          <w:szCs w:val="26"/>
-        </w:rPr>
-        <w:t>5.4. Заработная плата выплачивается регулярно два раза в месяц путем перечисления денежных средств на текущий (расчетный) банковский счет Работника в следующие сроки:</w:t>
-      </w:r>
-    </w:p>
-    <w:p>
-      <w:pPr>
-        <w:jc w:val="both"/>
-        <w:rPr>
-          <w:rFonts w:ascii="Times New Roman" w:eastAsia="Aptos" w:hAnsi="Times New Roman" w:cs="Times New Roman"/>
-          <w:sz w:val="26"/>
-          <w:szCs w:val="26"/>
-        </w:rPr>
-      </w:pPr>
-      <w:r>
-        <w:rPr>
-          <w:rFonts w:ascii="Times New Roman" w:eastAsia="Aptos" w:hAnsi="Times New Roman" w:cs="Times New Roman"/>
-          <w:sz w:val="26"/>
-          <w:szCs w:val="26"/>
-        </w:rPr>
-        <w:t>- 30-го числа текущего месяца — первая часть заработной платы;</w:t>
-      </w:r>
-    </w:p>
-    <w:p>
-      <w:pPr>
-        <w:jc w:val="both"/>
-        <w:rPr>
-          <w:rFonts w:ascii="Times New Roman" w:eastAsia="Aptos" w:hAnsi="Times New Roman" w:cs="Times New Roman"/>
-          <w:sz w:val="26"/>
-          <w:szCs w:val="26"/>
-        </w:rPr>
-      </w:pPr>
-      <w:r>
-        <w:rPr>
-          <w:rFonts w:ascii="Times New Roman" w:eastAsia="Aptos" w:hAnsi="Times New Roman" w:cs="Times New Roman"/>
-          <w:sz w:val="26"/>
-          <w:szCs w:val="26"/>
-        </w:rPr>
-        <w:lastRenderedPageBreak/>
-        <w:t xml:space="preserve">- 15-го числа месяца, следующего за </w:t>
-      </w:r>
-      <w:proofErr w:type="gramStart"/>
-      <w:r>
-        <w:rPr>
-          <w:rFonts w:ascii="Times New Roman" w:eastAsia="Aptos" w:hAnsi="Times New Roman" w:cs="Times New Roman"/>
-          <w:sz w:val="26"/>
-          <w:szCs w:val="26"/>
-        </w:rPr>
-        <w:t>расчетным</w:t>
-      </w:r>
-      <w:proofErr w:type="gramEnd"/>
-      <w:r>
-        <w:rPr>
-          <w:rFonts w:ascii="Times New Roman" w:eastAsia="Aptos" w:hAnsi="Times New Roman" w:cs="Times New Roman"/>
-          <w:sz w:val="26"/>
-          <w:szCs w:val="26"/>
-        </w:rPr>
-        <w:t>, — вторая часть заработной платы.</w:t>
-      </w:r>
-    </w:p>
-    <w:p>
-      <w:pPr>
-        <w:jc w:val="both"/>
-        <w:rPr>
-          <w:rFonts w:ascii="Times New Roman" w:eastAsia="Aptos" w:hAnsi="Times New Roman" w:cs="Times New Roman"/>
-          <w:sz w:val="26"/>
-          <w:szCs w:val="26"/>
-        </w:rPr>
-      </w:pPr>
-    </w:p>
-    <w:p>
-      <w:pPr>
-        <w:jc w:val="both"/>
-        <w:rPr>
-          <w:rFonts w:ascii="Times New Roman" w:eastAsia="Aptos" w:hAnsi="Times New Roman" w:cs="Times New Roman"/>
-          <w:sz w:val="26"/>
-          <w:szCs w:val="26"/>
-        </w:rPr>
-      </w:pPr>
-      <w:r>
-        <w:rPr>
-          <w:rFonts w:ascii="Times New Roman" w:eastAsia="Aptos" w:hAnsi="Times New Roman" w:cs="Times New Roman"/>
-          <w:sz w:val="26"/>
-          <w:szCs w:val="26"/>
-        </w:rPr>
-        <w:t>6. ПРОЖИВАНИЕ И МЕДИЦИНСКОЕ ОБСЛУЖИВАНИЕ</w:t>
-      </w:r>
-    </w:p>
-    <w:p>
-      <w:pPr>
-        <w:jc w:val="both"/>
-        <w:rPr>
-          <w:rFonts w:ascii="Times New Roman" w:eastAsia="Aptos" w:hAnsi="Times New Roman" w:cs="Times New Roman"/>
-          <w:sz w:val="26"/>
-          <w:szCs w:val="26"/>
-        </w:rPr>
-      </w:pPr>
-      <w:r>
-        <w:rPr>
-          <w:rFonts w:ascii="Times New Roman" w:eastAsia="Aptos" w:hAnsi="Times New Roman" w:cs="Times New Roman"/>
-          <w:sz w:val="26"/>
-          <w:szCs w:val="26"/>
-        </w:rPr>
-        <w:t>6.1. Обеспечение жилым помещением на период действия настоящего трудового договора осуществляется Работником самостоятельно за счет собственных средств. Наниматель обязуется оказать Работнику необходимое организационное содействие в подборе жилого помещения для проживания и оформлении регистрации в соответствии с законодательством Республики Беларусь.</w:t>
-      </w:r>
-    </w:p>
-    <w:p>
-      <w:pPr>
-        <w:jc w:val="both"/>
-        <w:rPr>
-          <w:rFonts w:ascii="Times New Roman" w:eastAsia="Aptos" w:hAnsi="Times New Roman" w:cs="Times New Roman"/>
-          <w:sz w:val="26"/>
-          <w:szCs w:val="26"/>
-        </w:rPr>
-      </w:pPr>
-      <w:r>
-        <w:rPr>
-          <w:rFonts w:ascii="Times New Roman" w:eastAsia="Aptos" w:hAnsi="Times New Roman" w:cs="Times New Roman"/>
-          <w:sz w:val="26"/>
-          <w:szCs w:val="26"/>
-        </w:rPr>
-        <w:t>6.2. Медицинское обслуживание осуществляется за счет собственных средств Работника. Наниматель может оказать Работнику материальную помощь на лечение.</w:t>
-      </w:r>
-    </w:p>
-    <w:p>
-      <w:pPr>
-        <w:jc w:val="both"/>
-        <w:rPr>
-          <w:rFonts w:ascii="Times New Roman" w:eastAsia="Aptos" w:hAnsi="Times New Roman" w:cs="Times New Roman"/>
-          <w:sz w:val="26"/>
-          <w:szCs w:val="26"/>
-        </w:rPr>
-      </w:pPr>
-    </w:p>
-    <w:p>
-      <w:pPr>
-        <w:jc w:val="both"/>
-        <w:rPr>
-          <w:rFonts w:ascii="Times New Roman" w:eastAsia="Aptos" w:hAnsi="Times New Roman" w:cs="Times New Roman"/>
-          <w:sz w:val="26"/>
-          <w:szCs w:val="26"/>
-        </w:rPr>
-      </w:pPr>
-      <w:r>
-        <w:rPr>
-          <w:rFonts w:ascii="Times New Roman" w:eastAsia="Aptos" w:hAnsi="Times New Roman" w:cs="Times New Roman"/>
-          <w:sz w:val="26"/>
-          <w:szCs w:val="26"/>
-        </w:rPr>
-        <w:t>7. ОТВЕТСТВЕННОСТЬ СТОРОН</w:t>
-      </w:r>
-    </w:p>
-    <w:p>
-      <w:pPr>
-        <w:jc w:val="both"/>
-        <w:rPr>
-          <w:rFonts w:ascii="Times New Roman" w:eastAsia="Aptos" w:hAnsi="Times New Roman" w:cs="Times New Roman"/>
-          <w:sz w:val="26"/>
-          <w:szCs w:val="26"/>
-        </w:rPr>
-      </w:pPr>
-      <w:r>
-        <w:rPr>
-          <w:rFonts w:ascii="Times New Roman" w:eastAsia="Aptos" w:hAnsi="Times New Roman" w:cs="Times New Roman"/>
-          <w:sz w:val="26"/>
-          <w:szCs w:val="26"/>
-        </w:rPr>
-        <w:t>7.1. За неисполнение или ненадлежащее исполнение своих обязанностей Стороны несут дисциплинарную, материальную и иную ответственность в соответствии с Трудовым кодексом Республики Беларусь.</w:t>
-      </w:r>
-    </w:p>
-    <w:p>
-      <w:pPr>
-        <w:jc w:val="both"/>
-        <w:rPr>
-          <w:rFonts w:ascii="Times New Roman" w:eastAsia="Aptos" w:hAnsi="Times New Roman" w:cs="Times New Roman"/>
-          <w:sz w:val="26"/>
-          <w:szCs w:val="26"/>
-        </w:rPr>
-      </w:pPr>
-      <w:r>
-        <w:rPr>
-          <w:rFonts w:ascii="Times New Roman" w:eastAsia="Aptos" w:hAnsi="Times New Roman" w:cs="Times New Roman"/>
-          <w:sz w:val="26"/>
-          <w:szCs w:val="26"/>
-        </w:rPr>
-        <w:t>{{</w:t>
-      </w:r>
-      <w:proofErr w:type="spellStart"/>
-      <w:r>
-        <w:rPr>
-          <w:rFonts w:ascii="Times New Roman" w:eastAsia="Aptos" w:hAnsi="Times New Roman" w:cs="Times New Roman"/>
-          <w:sz w:val="26"/>
-          <w:szCs w:val="26"/>
-        </w:rPr>
-        <w:t>blok_mat_otvetstvennost</w:t>
-      </w:r>
-      <w:proofErr w:type="spellEnd"/>
-      <w:r>
-        <w:rPr>
-          <w:rFonts w:ascii="Times New Roman" w:eastAsia="Aptos" w:hAnsi="Times New Roman" w:cs="Times New Roman"/>
-          <w:sz w:val="26"/>
-          <w:szCs w:val="26"/>
-        </w:rPr>
-        <w:t>}}</w:t>
-      </w:r>
-    </w:p>
-    <w:p>
-      <w:pPr>
-        <w:jc w:val="both"/>
-        <w:rPr>
-          <w:rFonts w:ascii="Times New Roman" w:eastAsia="Aptos" w:hAnsi="Times New Roman" w:cs="Times New Roman"/>
-          <w:sz w:val="26"/>
-          <w:szCs w:val="26"/>
-        </w:rPr>
-      </w:pPr>
-    </w:p>
-    <w:p>
-      <w:pPr>
-        <w:jc w:val="both"/>
-        <w:rPr>
-          <w:rFonts w:ascii="Times New Roman" w:eastAsia="Aptos" w:hAnsi="Times New Roman" w:cs="Times New Roman"/>
-          <w:sz w:val="26"/>
-          <w:szCs w:val="26"/>
-        </w:rPr>
-      </w:pPr>
-      <w:r>
-        <w:rPr>
-          <w:rFonts w:ascii="Times New Roman" w:eastAsia="Aptos" w:hAnsi="Times New Roman" w:cs="Times New Roman"/>
-          <w:sz w:val="26"/>
-          <w:szCs w:val="26"/>
-        </w:rPr>
-        <w:t>8. РАЗРЕШЕНИЕ СПОРОВ</w:t>
-      </w:r>
-    </w:p>
-    <w:p>
-      <w:pPr>
-        <w:jc w:val="both"/>
-        <w:rPr>
-          <w:rFonts w:ascii="Times New Roman" w:eastAsia="Aptos" w:hAnsi="Times New Roman" w:cs="Times New Roman"/>
-          <w:sz w:val="26"/>
-          <w:szCs w:val="26"/>
-        </w:rPr>
-      </w:pPr>
-      <w:r>
-        <w:rPr>
-          <w:rFonts w:ascii="Times New Roman" w:eastAsia="Aptos" w:hAnsi="Times New Roman" w:cs="Times New Roman"/>
-          <w:sz w:val="26"/>
-          <w:szCs w:val="26"/>
-        </w:rPr>
-        <w:t xml:space="preserve">8.1. Все споры и разногласия, возникающие между Сторонами, разрешаются путем переговоров. При </w:t>
-      </w:r>
-      <w:proofErr w:type="spellStart"/>
-      <w:r>
-        <w:rPr>
-          <w:rFonts w:ascii="Times New Roman" w:eastAsia="Aptos" w:hAnsi="Times New Roman" w:cs="Times New Roman"/>
-          <w:sz w:val="26"/>
-          <w:szCs w:val="26"/>
-        </w:rPr>
-        <w:t>недостижении</w:t>
-      </w:r>
-      <w:proofErr w:type="spellEnd"/>
-      <w:r>
-        <w:rPr>
-          <w:rFonts w:ascii="Times New Roman" w:eastAsia="Aptos" w:hAnsi="Times New Roman" w:cs="Times New Roman"/>
-          <w:sz w:val="26"/>
-          <w:szCs w:val="26"/>
-        </w:rPr>
-        <w:t xml:space="preserve"> согласия спор передается на рассмотрение суда в порядке, установленном законодательством Республики Беларусь.</w:t>
-      </w:r>
-    </w:p>
-    <w:p>
-      <w:pPr>
-        <w:jc w:val="both"/>
-        <w:rPr>
-          <w:rFonts w:ascii="Times New Roman" w:eastAsia="Aptos" w:hAnsi="Times New Roman" w:cs="Times New Roman"/>
-          <w:sz w:val="26"/>
-          <w:szCs w:val="26"/>
-        </w:rPr>
-      </w:pPr>
+        <w:t>рассмотрение суда в порядке, установленном законодательством Республики Беларусь.</w:t>
+      </w:r>
     </w:p>
     <w:p>
       <w:pPr>
@@ -1523,6 +1437,7 @@
     </w:p>
     <w:p>
       <w:pPr>
+        <w:spacing w:after="0"/>
         <w:jc w:val="both"/>
         <w:rPr>
           <w:rFonts w:ascii="Times New Roman" w:eastAsia="Aptos" w:hAnsi="Times New Roman" w:cs="Times New Roman"/>
@@ -1541,6 +1456,7 @@
     </w:p>
     <w:p>
       <w:pPr>
+        <w:spacing w:after="0"/>
         <w:jc w:val="both"/>
         <w:rPr>
           <w:rFonts w:ascii="Times New Roman" w:eastAsia="Aptos" w:hAnsi="Times New Roman" w:cs="Times New Roman"/>
@@ -1556,16 +1472,6 @@
         </w:rPr>
         <w:t>9.2. Вопросы, не урегулированные настоящим договором, регулируются Трудовым кодексом Республики Беларусь и иными актами законодательства.</w:t>
       </w:r>
-    </w:p>
-    <w:p>
-      <w:pPr>
-        <w:jc w:val="both"/>
-        <w:rPr>
-          <w:rFonts w:ascii="Times New Roman" w:eastAsia="Aptos" w:hAnsi="Times New Roman" w:cs="Times New Roman"/>
-          <w:sz w:val="26"/>
-          <w:szCs w:val="26"/>
-        </w:rPr>
-      </w:pPr>
     </w:p>
     <w:tbl>
       <w:tblPr>
@@ -1957,23 +1863,31 @@
                 <w:szCs w:val="26"/>
               </w:rPr>
             </w:pPr>
-            <w:proofErr w:type="gramStart"/>
             <w:r>
               <w:rPr>
                 <w:rFonts w:ascii="Times New Roman" w:hAnsi="Times New Roman" w:cs="Times New Roman"/>
                 <w:sz w:val="26"/>
                 <w:szCs w:val="26"/>
               </w:rPr>
-              <w:t>Советская</w:t>
+              <w:t xml:space="preserve">Советская, д. 4, ком. </w:t>
             </w:r>
-            <w:proofErr w:type="gramEnd"/>
             <w:r>
               <w:rPr>
                 <w:rFonts w:ascii="Times New Roman" w:hAnsi="Times New Roman" w:cs="Times New Roman"/>
                 <w:sz w:val="26"/>
                 <w:szCs w:val="26"/>
               </w:rPr>
-              <w:t xml:space="preserve">, д. 4, ком. 24   </w:t>
+              <w:t>63</w:t>
+            </w:r>
+            <w:bookmarkStart w:id="0" w:name="_GoBack"/>
+            <w:bookmarkEnd w:id="0"/>
+            <w:r>
+              <w:rPr>
+                <w:rFonts w:ascii="Times New Roman" w:hAnsi="Times New Roman" w:cs="Times New Roman"/>
+                <w:sz w:val="26"/>
+                <w:szCs w:val="26"/>
+              </w:rPr>
+              <w:t xml:space="preserve">   </w:t>
             </w:r>
           </w:p>
         </w:tc>
@@ -2293,7 +2207,26 @@
           <w:rFonts w:ascii="Times New Roman" w:hAnsi="Times New Roman" w:cs="Times New Roman"/>
           <w:sz w:val="26"/>
           <w:szCs w:val="26"/>
-          <w:lang w:val="en-US"/>
+        </w:rPr>
+      </w:pPr>
+    </w:p>
+    <w:p>
+      <w:pPr>
+        <w:jc w:val="both"/>
+        <w:rPr>
+          <w:rFonts w:ascii="Times New Roman" w:hAnsi="Times New Roman" w:cs="Times New Roman"/>
+          <w:sz w:val="26"/>
+          <w:szCs w:val="26"/>
+        </w:rPr>
+      </w:pPr>
+    </w:p>
+    <w:p>
+      <w:pPr>
+        <w:jc w:val="both"/>
+        <w:rPr>
+          <w:rFonts w:ascii="Times New Roman" w:hAnsi="Times New Roman" w:cs="Times New Roman"/>
+          <w:sz w:val="26"/>
+          <w:szCs w:val="26"/>
         </w:rPr>
       </w:pPr>
     </w:p>
